--- a/08-传感器电路/09-距离与位置传感器电路/激光测距电路/激光测距电路.docx
+++ b/08-传感器电路/09-距离与位置传感器电路/激光测距电路/激光测距电路.docx
@@ -2306,6 +2306,20 @@
     </w:p>
     <w:bookmarkEnd w:id="26"/>
     <w:bookmarkEnd w:id="27"/>
+    <w:p>
+      <w:pPr>
+        <w:spacing w:before="360"/>
+        <w:jc w:val="center"/>
+      </w:pPr>
+      <w:r>
+        <w:rPr>
+          <w:rFonts w:ascii="Times New Roman" w:hAnsi="Times New Roman"/>
+          <w:color w:val="555555"/>
+          <w:sz w:val="21"/>
+        </w:rPr>
+        <w:t>材料收集者：杜文杰</w:t>
+      </w:r>
+    </w:p>
     <w:sectPr>
       <w:headerReference r:id="rId9" w:type="default"/>
       <w:footerReference r:id="rId10" w:type="default"/>

--- a/08-传感器电路/09-距离与位置传感器电路/激光测距电路/激光测距电路.docx
+++ b/08-传感器电路/09-距离与位置传感器电路/激光测距电路/激光测距电路.docx
@@ -1,6 +1,6 @@
 
 <file path=word/document.xml><?xml version="1.0" encoding="utf-8"?>
-<w:document xmlns:w="http://schemas.openxmlformats.org/wordprocessingml/2006/main" xmlns:m="http://schemas.openxmlformats.org/officeDocument/2006/math" xmlns:r="http://schemas.openxmlformats.org/officeDocument/2006/relationships" xmlns:o="urn:schemas-microsoft-com:office:office" xmlns:v="urn:schemas-microsoft-com:vml" xmlns:w10="urn:schemas-microsoft-com:office:word" xmlns:a="http://schemas.openxmlformats.org/drawingml/2006/main" xmlns:pic="http://schemas.openxmlformats.org/drawingml/2006/picture" xmlns:wp="http://schemas.openxmlformats.org/drawingml/2006/wordprocessingDrawing">
+<w:document xmlns:m="http://schemas.openxmlformats.org/officeDocument/2006/math" xmlns:r="http://schemas.openxmlformats.org/officeDocument/2006/relationships" xmlns:w="http://schemas.openxmlformats.org/wordprocessingml/2006/main" xmlns:o="urn:schemas-microsoft-com:office:office" xmlns:v="urn:schemas-microsoft-com:vml" xmlns:w10="urn:schemas-microsoft-com:office:word" xmlns:a="http://schemas.openxmlformats.org/drawingml/2006/main" xmlns:pic="http://schemas.openxmlformats.org/drawingml/2006/picture" xmlns:wp="http://schemas.openxmlformats.org/drawingml/2006/wordprocessingDrawing">
   <w:body>
     <w:bookmarkStart w:id="27" w:name="激光测距电路"/>
     <w:p>
@@ -9,7 +9,7 @@
       </w:pPr>
       <w:r>
         <w:rPr>
-          <w:rFonts w:hint="eastAsia"/>
+          <w:rFonts w:hint="eastAsia" w:eastAsia="黑体"/>
         </w:rPr>
         <w:t xml:space="preserve">激光测距电路</w:t>
       </w:r>
@@ -21,7 +21,7 @@
       </w:pPr>
       <w:r>
         <w:rPr>
-          <w:rFonts w:hint="eastAsia"/>
+          <w:rFonts w:hint="eastAsia" w:eastAsia="黑体"/>
         </w:rPr>
         <w:t xml:space="preserve">拓扑描述</w:t>
       </w:r>
@@ -32,13 +32,13 @@
       </w:pPr>
       <w:r>
         <w:rPr>
-          <w:rFonts w:hint="eastAsia"/>
+          <w:rFonts w:hint="eastAsia" w:eastAsia="黑体"/>
         </w:rPr>
         <w:t xml:space="preserve">元件组成与节点定义：由</w:t>
       </w:r>
       <w:r>
         <w:rPr>
-          <w:rFonts w:hint="eastAsia"/>
+          <w:rFonts w:hint="eastAsia" w:eastAsia="黑体"/>
           <w:b/>
           <w:bCs/>
         </w:rPr>
@@ -46,6 +46,7 @@
       </w:r>
       <w:r>
         <w:rPr>
+          <w:rFonts w:eastAsia="黑体"/>
           <w:b/>
           <w:bCs/>
         </w:rPr>
@@ -53,40 +54,49 @@
       </w:r>
       <w:r>
         <w:rPr>
-          <w:rFonts w:hint="eastAsia"/>
+          <w:rFonts w:hint="eastAsia" w:eastAsia="黑体"/>
           <w:b/>
           <w:bCs/>
         </w:rPr>
         <w:t xml:space="preserve">LD（D1）</w:t>
       </w:r>
       <w:r>
+        <w:rPr>
+          <w:rFonts w:eastAsia="黑体"/>
+        </w:rPr>
         <w:t xml:space="preserve">、</w:t>
       </w:r>
       <w:r>
         <w:rPr>
-          <w:rFonts w:hint="eastAsia"/>
+          <w:rFonts w:hint="eastAsia" w:eastAsia="黑体"/>
           <w:b/>
           <w:bCs/>
         </w:rPr>
         <w:t xml:space="preserve">发射驱动电路（驱动管与限流/储能元件）</w:t>
       </w:r>
       <w:r>
+        <w:rPr>
+          <w:rFonts w:eastAsia="黑体"/>
+        </w:rPr>
         <w:t xml:space="preserve">、</w:t>
       </w:r>
       <w:r>
         <w:rPr>
-          <w:rFonts w:hint="eastAsia"/>
+          <w:rFonts w:hint="eastAsia" w:eastAsia="黑体"/>
           <w:b/>
           <w:bCs/>
         </w:rPr>
         <w:t xml:space="preserve">发射/接收光学系统</w:t>
       </w:r>
       <w:r>
+        <w:rPr>
+          <w:rFonts w:eastAsia="黑体"/>
+        </w:rPr>
         <w:t xml:space="preserve">、</w:t>
       </w:r>
       <w:r>
         <w:rPr>
-          <w:rFonts w:hint="eastAsia"/>
+          <w:rFonts w:hint="eastAsia" w:eastAsia="黑体"/>
           <w:b/>
           <w:bCs/>
         </w:rPr>
@@ -94,6 +104,7 @@
       </w:r>
       <w:r>
         <w:rPr>
+          <w:rFonts w:eastAsia="黑体"/>
           <w:b/>
           <w:bCs/>
         </w:rPr>
@@ -101,7 +112,7 @@
       </w:r>
       <w:r>
         <w:rPr>
-          <w:rFonts w:hint="eastAsia"/>
+          <w:rFonts w:hint="eastAsia" w:eastAsia="黑体"/>
           <w:b/>
           <w:bCs/>
         </w:rPr>
@@ -109,6 +120,7 @@
       </w:r>
       <w:r>
         <w:rPr>
+          <w:rFonts w:eastAsia="黑体"/>
           <w:b/>
           <w:bCs/>
         </w:rPr>
@@ -116,38 +128,47 @@
       </w:r>
       <w:r>
         <w:rPr>
-          <w:rFonts w:hint="eastAsia"/>
+          <w:rFonts w:hint="eastAsia" w:eastAsia="黑体"/>
           <w:b/>
           <w:bCs/>
         </w:rPr>
         <w:t xml:space="preserve">PD（D2）</w:t>
       </w:r>
       <w:r>
+        <w:rPr>
+          <w:rFonts w:eastAsia="黑体"/>
+        </w:rPr>
         <w:t xml:space="preserve">、</w:t>
       </w:r>
       <w:r>
         <w:rPr>
-          <w:rFonts w:hint="eastAsia"/>
+          <w:rFonts w:hint="eastAsia" w:eastAsia="黑体"/>
           <w:b/>
           <w:bCs/>
         </w:rPr>
         <w:t xml:space="preserve">高精度时间数字转换器（TDC）或相位解调电路</w:t>
       </w:r>
       <w:r>
+        <w:rPr>
+          <w:rFonts w:eastAsia="黑体"/>
+        </w:rPr>
         <w:t xml:space="preserve"> </w:t>
       </w:r>
       <w:r>
         <w:rPr>
-          <w:rFonts w:hint="eastAsia"/>
+          <w:rFonts w:hint="eastAsia" w:eastAsia="黑体"/>
         </w:rPr>
         <w:t xml:space="preserve">与</w:t>
       </w:r>
       <w:r>
+        <w:rPr>
+          <w:rFonts w:eastAsia="黑体"/>
+        </w:rPr>
         <w:t xml:space="preserve"> </w:t>
       </w:r>
       <w:r>
         <w:rPr>
-          <w:rFonts w:hint="eastAsia"/>
+          <w:rFonts w:hint="eastAsia" w:eastAsia="黑体"/>
           <w:b/>
           <w:bCs/>
         </w:rPr>
@@ -155,32 +176,39 @@
       </w:r>
       <w:r>
         <w:rPr>
+          <w:rFonts w:eastAsia="黑体"/>
           <w:b/>
           <w:bCs/>
         </w:rPr>
         <w:t xml:space="preserve"> MCU</w:t>
       </w:r>
       <w:r>
+        <w:rPr>
+          <w:rFonts w:eastAsia="黑体"/>
+        </w:rPr>
         <w:t xml:space="preserve"> </w:t>
       </w:r>
       <w:r>
         <w:rPr>
-          <w:rFonts w:hint="eastAsia"/>
+          <w:rFonts w:hint="eastAsia" w:eastAsia="黑体"/>
         </w:rPr>
         <w:t xml:space="preserve">组成。电路共有</w:t>
       </w:r>
       <w:r>
+        <w:rPr>
+          <w:rFonts w:eastAsia="黑体"/>
+        </w:rPr>
         <w:t xml:space="preserve"> 6 </w:t>
       </w:r>
       <w:r>
         <w:rPr>
-          <w:rFonts w:hint="eastAsia"/>
+          <w:rFonts w:hint="eastAsia" w:eastAsia="黑体"/>
         </w:rPr>
         <w:t xml:space="preserve">个关键节点：</w:t>
       </w:r>
       <w:r>
         <w:rPr>
-          <w:rFonts w:hint="eastAsia"/>
+          <w:rFonts w:hint="eastAsia" w:eastAsia="黑体"/>
           <w:b/>
           <w:bCs/>
         </w:rPr>
@@ -188,6 +216,7 @@
       </w:r>
       <w:r>
         <w:rPr>
+          <w:rFonts w:eastAsia="黑体"/>
           <w:b/>
           <w:bCs/>
         </w:rPr>
@@ -195,7 +224,7 @@
       </w:r>
       <w:r>
         <w:rPr>
-          <w:rFonts w:hint="eastAsia"/>
+          <w:rFonts w:hint="eastAsia" w:eastAsia="黑体"/>
           <w:b/>
           <w:bCs/>
         </w:rPr>
@@ -203,22 +232,25 @@
       </w:r>
       <w:r>
         <w:rPr>
-          <w:rFonts w:hint="eastAsia"/>
+          <w:rFonts w:hint="eastAsia" w:eastAsia="黑体"/>
         </w:rPr>
         <w:t xml:space="preserve">（LD</w:t>
       </w:r>
       <w:r>
+        <w:rPr>
+          <w:rFonts w:eastAsia="黑体"/>
+        </w:rPr>
         <w:t xml:space="preserve"> </w:t>
       </w:r>
       <w:r>
         <w:rPr>
-          <w:rFonts w:hint="eastAsia"/>
+          <w:rFonts w:hint="eastAsia" w:eastAsia="黑体"/>
         </w:rPr>
         <w:t xml:space="preserve">一端与驱动管输出相连）；</w:t>
       </w:r>
       <w:r>
         <w:rPr>
-          <w:rFonts w:hint="eastAsia"/>
+          <w:rFonts w:hint="eastAsia" w:eastAsia="黑体"/>
           <w:b/>
           <w:bCs/>
         </w:rPr>
@@ -226,6 +258,7 @@
       </w:r>
       <w:r>
         <w:rPr>
+          <w:rFonts w:eastAsia="黑体"/>
           <w:b/>
           <w:bCs/>
         </w:rPr>
@@ -233,7 +266,7 @@
       </w:r>
       <w:r>
         <w:rPr>
-          <w:rFonts w:hint="eastAsia"/>
+          <w:rFonts w:hint="eastAsia" w:eastAsia="黑体"/>
           <w:b/>
           <w:bCs/>
         </w:rPr>
@@ -241,22 +274,25 @@
       </w:r>
       <w:r>
         <w:rPr>
-          <w:rFonts w:hint="eastAsia"/>
+          <w:rFonts w:hint="eastAsia" w:eastAsia="黑体"/>
         </w:rPr>
         <w:t xml:space="preserve">（LD</w:t>
       </w:r>
       <w:r>
+        <w:rPr>
+          <w:rFonts w:eastAsia="黑体"/>
+        </w:rPr>
         <w:t xml:space="preserve"> </w:t>
       </w:r>
       <w:r>
         <w:rPr>
-          <w:rFonts w:hint="eastAsia"/>
+          <w:rFonts w:hint="eastAsia" w:eastAsia="黑体"/>
         </w:rPr>
         <w:t xml:space="preserve">另一端经限流电阻/储能电容接地或接电源）；</w:t>
       </w:r>
       <w:r>
         <w:rPr>
-          <w:rFonts w:hint="eastAsia"/>
+          <w:rFonts w:hint="eastAsia" w:eastAsia="黑体"/>
           <w:b/>
           <w:bCs/>
         </w:rPr>
@@ -264,6 +300,7 @@
       </w:r>
       <w:r>
         <w:rPr>
+          <w:rFonts w:eastAsia="黑体"/>
           <w:b/>
           <w:bCs/>
         </w:rPr>
@@ -271,7 +308,7 @@
       </w:r>
       <w:r>
         <w:rPr>
-          <w:rFonts w:hint="eastAsia"/>
+          <w:rFonts w:hint="eastAsia" w:eastAsia="黑体"/>
           <w:b/>
           <w:bCs/>
         </w:rPr>
@@ -279,20 +316,26 @@
       </w:r>
       <w:r>
         <w:rPr>
-          <w:rFonts w:hint="eastAsia"/>
+          <w:rFonts w:hint="eastAsia" w:eastAsia="黑体"/>
         </w:rPr>
         <w:t xml:space="preserve">（APD</w:t>
       </w:r>
       <w:r>
+        <w:rPr>
+          <w:rFonts w:eastAsia="黑体"/>
+        </w:rPr>
         <w:t xml:space="preserve"> </w:t>
       </w:r>
       <w:r>
         <w:rPr>
-          <w:rFonts w:hint="eastAsia"/>
+          <w:rFonts w:hint="eastAsia" w:eastAsia="黑体"/>
         </w:rPr>
         <w:t xml:space="preserve">反向高压偏置</w:t>
       </w:r>
       <w:r>
+        <w:rPr>
+          <w:rFonts w:eastAsia="黑体"/>
+        </w:rPr>
         <w:t xml:space="preserve"> </w:t>
       </w:r>
       <m:oMath>
@@ -311,13 +354,13 @@
       </m:oMath>
       <w:r>
         <w:rPr>
-          <w:rFonts w:hint="eastAsia"/>
+          <w:rFonts w:hint="eastAsia" w:eastAsia="黑体"/>
         </w:rPr>
         <w:t xml:space="preserve">）；</w:t>
       </w:r>
       <w:r>
         <w:rPr>
-          <w:rFonts w:hint="eastAsia"/>
+          <w:rFonts w:hint="eastAsia" w:eastAsia="黑体"/>
           <w:b/>
           <w:bCs/>
         </w:rPr>
@@ -325,6 +368,7 @@
       </w:r>
       <w:r>
         <w:rPr>
+          <w:rFonts w:eastAsia="黑体"/>
           <w:b/>
           <w:bCs/>
         </w:rPr>
@@ -332,7 +376,7 @@
       </w:r>
       <w:r>
         <w:rPr>
-          <w:rFonts w:hint="eastAsia"/>
+          <w:rFonts w:hint="eastAsia" w:eastAsia="黑体"/>
           <w:b/>
           <w:bCs/>
         </w:rPr>
@@ -340,22 +384,25 @@
       </w:r>
       <w:r>
         <w:rPr>
-          <w:rFonts w:hint="eastAsia"/>
+          <w:rFonts w:hint="eastAsia" w:eastAsia="黑体"/>
         </w:rPr>
         <w:t xml:space="preserve">（APD/PD</w:t>
       </w:r>
       <w:r>
+        <w:rPr>
+          <w:rFonts w:eastAsia="黑体"/>
+        </w:rPr>
         <w:t xml:space="preserve"> </w:t>
       </w:r>
       <w:r>
         <w:rPr>
-          <w:rFonts w:hint="eastAsia"/>
+          <w:rFonts w:hint="eastAsia" w:eastAsia="黑体"/>
         </w:rPr>
         <w:t xml:space="preserve">阴极输出光电流，经负载/跨阻电阻）；</w:t>
       </w:r>
       <w:r>
         <w:rPr>
-          <w:rFonts w:hint="eastAsia"/>
+          <w:rFonts w:hint="eastAsia" w:eastAsia="黑体"/>
           <w:b/>
           <w:bCs/>
         </w:rPr>
@@ -363,6 +410,7 @@
       </w:r>
       <w:r>
         <w:rPr>
+          <w:rFonts w:eastAsia="黑体"/>
           <w:b/>
           <w:bCs/>
         </w:rPr>
@@ -370,7 +418,7 @@
       </w:r>
       <w:r>
         <w:rPr>
-          <w:rFonts w:hint="eastAsia"/>
+          <w:rFonts w:hint="eastAsia" w:eastAsia="黑体"/>
           <w:b/>
           <w:bCs/>
         </w:rPr>
@@ -378,22 +426,25 @@
       </w:r>
       <w:r>
         <w:rPr>
-          <w:rFonts w:hint="eastAsia"/>
+          <w:rFonts w:hint="eastAsia" w:eastAsia="黑体"/>
         </w:rPr>
         <w:t xml:space="preserve">（START/STOP</w:t>
       </w:r>
       <w:r>
+        <w:rPr>
+          <w:rFonts w:eastAsia="黑体"/>
+        </w:rPr>
         <w:t xml:space="preserve"> </w:t>
       </w:r>
       <w:r>
         <w:rPr>
-          <w:rFonts w:hint="eastAsia"/>
+          <w:rFonts w:hint="eastAsia" w:eastAsia="黑体"/>
         </w:rPr>
         <w:t xml:space="preserve">或相位比较输入）；</w:t>
       </w:r>
       <w:r>
         <w:rPr>
-          <w:rFonts w:hint="eastAsia"/>
+          <w:rFonts w:hint="eastAsia" w:eastAsia="黑体"/>
           <w:b/>
           <w:bCs/>
         </w:rPr>
@@ -401,6 +452,7 @@
       </w:r>
       <w:r>
         <w:rPr>
+          <w:rFonts w:eastAsia="黑体"/>
           <w:b/>
           <w:bCs/>
         </w:rPr>
@@ -408,13 +460,16 @@
       </w:r>
       <w:r>
         <w:rPr>
-          <w:rFonts w:hint="eastAsia"/>
+          <w:rFonts w:hint="eastAsia" w:eastAsia="黑体"/>
           <w:b/>
           <w:bCs/>
         </w:rPr>
         <w:t xml:space="preserve">接口节点</w:t>
       </w:r>
       <w:r>
+        <w:rPr>
+          <w:rFonts w:eastAsia="黑体"/>
+        </w:rPr>
         <w:t xml:space="preserve">。</w:t>
       </w:r>
     </w:p>
@@ -422,71 +477,86 @@
       <w:pPr/>
       <w:r>
         <w:rPr>
-          <w:rFonts w:hint="eastAsia"/>
+          <w:rFonts w:hint="eastAsia" w:eastAsia="黑体"/>
         </w:rPr>
         <w:t xml:space="preserve">各元件管脚连接：</w:t>
       </w:r>
       <w:r>
         <w:rPr>
-          <w:rFonts w:hint="eastAsia"/>
+          <w:rFonts w:hint="eastAsia" w:eastAsia="黑体"/>
           <w:b/>
           <w:bCs/>
         </w:rPr>
         <w:t xml:space="preserve">LD（D1）</w:t>
       </w:r>
       <w:r>
+        <w:rPr>
+          <w:rFonts w:eastAsia="黑体"/>
+        </w:rPr>
         <w:t xml:space="preserve"> </w:t>
       </w:r>
       <w:r>
         <w:rPr>
-          <w:rFonts w:hint="eastAsia"/>
+          <w:rFonts w:hint="eastAsia" w:eastAsia="黑体"/>
         </w:rPr>
         <w:t xml:space="preserve">一端接发射驱动节点①、另一端经限流电阻接电源；</w:t>
       </w:r>
       <w:r>
         <w:rPr>
-          <w:rFonts w:hint="eastAsia"/>
+          <w:rFonts w:hint="eastAsia" w:eastAsia="黑体"/>
           <w:b/>
           <w:bCs/>
         </w:rPr>
         <w:t xml:space="preserve">发射驱动管</w:t>
       </w:r>
       <w:r>
+        <w:rPr>
+          <w:rFonts w:eastAsia="黑体"/>
+        </w:rPr>
         <w:t xml:space="preserve"> </w:t>
       </w:r>
       <w:r>
         <w:rPr>
-          <w:rFonts w:hint="eastAsia"/>
+          <w:rFonts w:hint="eastAsia" w:eastAsia="黑体"/>
         </w:rPr>
         <w:t xml:space="preserve">集电极接发射驱动节点①、发射极接地、基极（或栅极）接</w:t>
       </w:r>
       <w:r>
+        <w:rPr>
+          <w:rFonts w:eastAsia="黑体"/>
+        </w:rPr>
         <w:t xml:space="preserve"> MCU </w:t>
       </w:r>
       <w:r>
         <w:rPr>
-          <w:rFonts w:hint="eastAsia"/>
+          <w:rFonts w:hint="eastAsia" w:eastAsia="黑体"/>
         </w:rPr>
         <w:t xml:space="preserve">的发射触发脚；</w:t>
       </w:r>
       <w:r>
         <w:rPr>
-          <w:rFonts w:hint="eastAsia"/>
+          <w:rFonts w:hint="eastAsia" w:eastAsia="黑体"/>
           <w:b/>
           <w:bCs/>
         </w:rPr>
         <w:t xml:space="preserve">APD/PD（D2）</w:t>
       </w:r>
       <w:r>
+        <w:rPr>
+          <w:rFonts w:eastAsia="黑体"/>
+        </w:rPr>
         <w:t xml:space="preserve"> </w:t>
       </w:r>
       <w:r>
         <w:rPr>
-          <w:rFonts w:hint="eastAsia"/>
+          <w:rFonts w:hint="eastAsia" w:eastAsia="黑体"/>
         </w:rPr>
         <w:t xml:space="preserve">一端接探测器偏置节点③</w:t>
       </w:r>
       <w:r>
+        <w:rPr>
+          <w:rFonts w:eastAsia="黑体"/>
+        </w:rPr>
         <w:t xml:space="preserve"> </w:t>
       </w:r>
       <m:oMath>
@@ -505,96 +575,122 @@
       </m:oMath>
       <w:r>
         <w:rPr>
-          <w:rFonts w:hint="eastAsia"/>
+          <w:rFonts w:hint="eastAsia" w:eastAsia="黑体"/>
         </w:rPr>
         <w:t xml:space="preserve">、另一端接信号输出节点④，并经负载电阻（或跨阻放大器）把光电流转成电压；</w:t>
       </w:r>
       <w:r>
         <w:rPr>
-          <w:rFonts w:hint="eastAsia"/>
+          <w:rFonts w:hint="eastAsia" w:eastAsia="黑体"/>
           <w:b/>
           <w:bCs/>
         </w:rPr>
         <w:t xml:space="preserve">跨阻/放大</w:t>
       </w:r>
       <w:r>
+        <w:rPr>
+          <w:rFonts w:eastAsia="黑体"/>
+        </w:rPr>
         <w:t xml:space="preserve"> </w:t>
       </w:r>
       <w:r>
         <w:rPr>
-          <w:rFonts w:hint="eastAsia"/>
+          <w:rFonts w:hint="eastAsia" w:eastAsia="黑体"/>
         </w:rPr>
         <w:t xml:space="preserve">输入接信号输出节点④、输出接</w:t>
       </w:r>
       <w:r>
+        <w:rPr>
+          <w:rFonts w:eastAsia="黑体"/>
+        </w:rPr>
         <w:t xml:space="preserve"> </w:t>
       </w:r>
       <w:r>
         <w:rPr>
-          <w:rFonts w:hint="eastAsia"/>
+          <w:rFonts w:hint="eastAsia" w:eastAsia="黑体"/>
         </w:rPr>
         <w:t xml:space="preserve">TDC/解调输入节点⑤；</w:t>
       </w:r>
       <w:r>
         <w:rPr>
+          <w:rFonts w:eastAsia="黑体"/>
           <w:b/>
           <w:bCs/>
         </w:rPr>
         <w:t xml:space="preserve">TDC</w:t>
       </w:r>
       <w:r>
+        <w:rPr>
+          <w:rFonts w:eastAsia="黑体"/>
+        </w:rPr>
         <w:t xml:space="preserve"> </w:t>
       </w:r>
       <w:r>
         <w:rPr>
-          <w:rFonts w:hint="eastAsia"/>
+          <w:rFonts w:hint="eastAsia" w:eastAsia="黑体"/>
         </w:rPr>
         <w:t xml:space="preserve">的</w:t>
       </w:r>
       <w:r>
+        <w:rPr>
+          <w:rFonts w:eastAsia="黑体"/>
+        </w:rPr>
         <w:t xml:space="preserve"> START </w:t>
       </w:r>
       <w:r>
         <w:rPr>
-          <w:rFonts w:hint="eastAsia"/>
+          <w:rFonts w:hint="eastAsia" w:eastAsia="黑体"/>
         </w:rPr>
         <w:t xml:space="preserve">接发射触发沿、STOP</w:t>
       </w:r>
       <w:r>
+        <w:rPr>
+          <w:rFonts w:eastAsia="黑体"/>
+        </w:rPr>
         <w:t xml:space="preserve"> </w:t>
       </w:r>
       <w:r>
         <w:rPr>
-          <w:rFonts w:hint="eastAsia"/>
+          <w:rFonts w:hint="eastAsia" w:eastAsia="黑体"/>
         </w:rPr>
         <w:t xml:space="preserve">接回波沿、数据脚接</w:t>
       </w:r>
       <w:r>
+        <w:rPr>
+          <w:rFonts w:eastAsia="黑体"/>
+        </w:rPr>
         <w:t xml:space="preserve"> MCU </w:t>
       </w:r>
       <w:r>
         <w:rPr>
-          <w:rFonts w:hint="eastAsia"/>
+          <w:rFonts w:hint="eastAsia" w:eastAsia="黑体"/>
         </w:rPr>
         <w:t xml:space="preserve">接口节点⑥；</w:t>
       </w:r>
       <w:r>
         <w:rPr>
+          <w:rFonts w:eastAsia="黑体"/>
           <w:b/>
           <w:bCs/>
         </w:rPr>
         <w:t xml:space="preserve">MCU</w:t>
       </w:r>
       <w:r>
+        <w:rPr>
+          <w:rFonts w:eastAsia="黑体"/>
+        </w:rPr>
         <w:t xml:space="preserve"> </w:t>
       </w:r>
       <w:r>
         <w:rPr>
-          <w:rFonts w:hint="eastAsia"/>
+          <w:rFonts w:hint="eastAsia" w:eastAsia="黑体"/>
         </w:rPr>
         <w:t xml:space="preserve">发射触发脚、数据/控制脚接相应节点，供电与地接</w:t>
       </w:r>
       <w:r>
+        <w:rPr>
+          <w:rFonts w:eastAsia="黑体"/>
+        </w:rPr>
         <w:t xml:space="preserve"> ±VCC/GND。</w:t>
       </w:r>
     </w:p>
@@ -602,47 +698,62 @@
       <w:pPr/>
       <w:r>
         <w:rPr>
-          <w:rFonts w:hint="eastAsia"/>
+          <w:rFonts w:hint="eastAsia" w:eastAsia="黑体"/>
         </w:rPr>
         <w:t xml:space="preserve">由此构成”LD</w:t>
       </w:r>
       <w:r>
+        <w:rPr>
+          <w:rFonts w:eastAsia="黑体"/>
+        </w:rPr>
         <w:t xml:space="preserve"> </w:t>
       </w:r>
       <w:r>
         <w:rPr>
-          <w:rFonts w:hint="eastAsia"/>
+          <w:rFonts w:hint="eastAsia" w:eastAsia="黑体"/>
         </w:rPr>
         <w:t xml:space="preserve">脉冲或调制发射、APD/PD</w:t>
       </w:r>
       <w:r>
+        <w:rPr>
+          <w:rFonts w:eastAsia="黑体"/>
+        </w:rPr>
         <w:t xml:space="preserve"> </w:t>
       </w:r>
       <w:r>
         <w:rPr>
-          <w:rFonts w:hint="eastAsia"/>
+          <w:rFonts w:hint="eastAsia" w:eastAsia="黑体"/>
         </w:rPr>
         <w:t xml:space="preserve">接收并放大、TDC</w:t>
       </w:r>
       <w:r>
+        <w:rPr>
+          <w:rFonts w:eastAsia="黑体"/>
+        </w:rPr>
         <w:t xml:space="preserve"> </w:t>
       </w:r>
       <w:r>
         <w:rPr>
-          <w:rFonts w:hint="eastAsia"/>
+          <w:rFonts w:hint="eastAsia" w:eastAsia="黑体"/>
         </w:rPr>
         <w:t xml:space="preserve">测时（或相位解调）后由</w:t>
       </w:r>
       <w:r>
+        <w:rPr>
+          <w:rFonts w:eastAsia="黑体"/>
+        </w:rPr>
         <w:t xml:space="preserve"> MCU </w:t>
       </w:r>
       <w:r>
         <w:rPr>
-          <w:rFonts w:hint="eastAsia"/>
+          <w:rFonts w:hint="eastAsia" w:eastAsia="黑体"/>
         </w:rPr>
         <w:t xml:space="preserve">解算距离”的激光测距组态，直接法按</w:t>
       </w:r>
       <w:r>
+        <w:rPr>
+          <w:rFonts w:eastAsia="黑体"/>
+        </w:rPr>
         <w:t xml:space="preserve"> </w:t>
       </w:r>
       <m:oMath>
@@ -688,11 +799,14 @@
       </m:oMath>
       <w:r>
         <w:rPr>
-          <w:rFonts w:hint="eastAsia"/>
+          <w:rFonts w:hint="eastAsia" w:eastAsia="黑体"/>
         </w:rPr>
         <w:t xml:space="preserve">、相位法按</w:t>
       </w:r>
       <w:r>
+        <w:rPr>
+          <w:rFonts w:eastAsia="黑体"/>
+        </w:rPr>
         <w:t xml:space="preserve"> </w:t>
       </w:r>
       <m:oMath>
@@ -762,11 +876,14 @@
         </m:r>
       </m:oMath>
       <w:r>
+        <w:rPr>
+          <w:rFonts w:eastAsia="黑体"/>
+        </w:rPr>
         <w:t xml:space="preserve"> </w:t>
       </w:r>
       <w:r>
         <w:rPr>
-          <w:rFonts w:hint="eastAsia"/>
+          <w:rFonts w:hint="eastAsia" w:eastAsia="黑体"/>
         </w:rPr>
         <w:t xml:space="preserve">计算。</w:t>
       </w:r>
@@ -779,7 +896,7 @@
       </w:pPr>
       <w:r>
         <w:rPr>
-          <w:rFonts w:hint="eastAsia"/>
+          <w:rFonts w:hint="eastAsia" w:eastAsia="黑体"/>
         </w:rPr>
         <w:t xml:space="preserve">工作原理</w:t>
       </w:r>
@@ -790,11 +907,14 @@
       </w:pPr>
       <w:r>
         <w:rPr>
-          <w:rFonts w:hint="eastAsia"/>
+          <w:rFonts w:hint="eastAsia" w:eastAsia="黑体"/>
         </w:rPr>
         <w:t xml:space="preserve">直接法测量激光脉冲往返时间</w:t>
       </w:r>
       <w:r>
+        <w:rPr>
+          <w:rFonts w:eastAsia="黑体"/>
+        </w:rPr>
         <w:t xml:space="preserve"> </w:t>
       </w:r>
       <m:oMath>
@@ -816,11 +936,14 @@
       </m:oMath>
       <w:r>
         <w:rPr>
-          <w:rFonts w:hint="eastAsia"/>
+          <w:rFonts w:hint="eastAsia" w:eastAsia="黑体"/>
         </w:rPr>
         <w:t xml:space="preserve">，按</w:t>
       </w:r>
       <w:r>
+        <w:rPr>
+          <w:rFonts w:eastAsia="黑体"/>
+        </w:rPr>
         <w:t xml:space="preserve"> </w:t>
       </w:r>
       <m:oMath>
@@ -862,15 +985,21 @@
         </m:r>
       </m:oMath>
       <w:r>
+        <w:rPr>
+          <w:rFonts w:eastAsia="黑体"/>
+        </w:rPr>
         <w:t xml:space="preserve"> </w:t>
       </w:r>
       <w:r>
         <w:rPr>
-          <w:rFonts w:hint="eastAsia"/>
+          <w:rFonts w:hint="eastAsia" w:eastAsia="黑体"/>
         </w:rPr>
         <w:t xml:space="preserve">求距离；相位法发射调制光、测量发射与接收信号相位差</w:t>
       </w:r>
       <w:r>
+        <w:rPr>
+          <w:rFonts w:eastAsia="黑体"/>
+        </w:rPr>
         <w:t xml:space="preserve"> </w:t>
       </w:r>
       <m:oMath>
@@ -885,11 +1014,14 @@
         </m:r>
       </m:oMath>
       <w:r>
+        <w:rPr>
+          <w:rFonts w:eastAsia="黑体"/>
+        </w:rPr>
         <w:t xml:space="preserve"> </w:t>
       </w:r>
       <w:r>
         <w:rPr>
-          <w:rFonts w:hint="eastAsia"/>
+          <w:rFonts w:hint="eastAsia" w:eastAsia="黑体"/>
         </w:rPr>
         <w:t xml:space="preserve">推算距离。探测器多采用雪崩光电二极管（APD）以提高灵敏度。</w:t>
       </w:r>
@@ -902,7 +1034,7 @@
       </w:pPr>
       <w:r>
         <w:rPr>
-          <w:rFonts w:hint="eastAsia"/>
+          <w:rFonts w:hint="eastAsia" w:eastAsia="黑体"/>
         </w:rPr>
         <w:t xml:space="preserve">关键计算公式</w:t>
       </w:r>
@@ -916,7 +1048,7 @@
       </w:pPr>
       <w:r>
         <w:rPr>
-          <w:rFonts w:hint="eastAsia"/>
+          <w:rFonts w:hint="eastAsia" w:eastAsia="黑体"/>
         </w:rPr>
         <w:t xml:space="preserve">距离与往返时间：</w:t>
       </w:r>
@@ -988,7 +1120,7 @@
       </w:pPr>
       <w:r>
         <w:rPr>
-          <w:rFonts w:hint="eastAsia"/>
+          <w:rFonts w:hint="eastAsia" w:eastAsia="黑体"/>
         </w:rPr>
         <w:t xml:space="preserve">距离分辨率（直接法）：</w:t>
       </w:r>
@@ -1060,7 +1192,7 @@
       </w:pPr>
       <w:r>
         <w:rPr>
-          <w:rFonts w:hint="eastAsia"/>
+          <w:rFonts w:hint="eastAsia" w:eastAsia="黑体"/>
         </w:rPr>
         <w:t xml:space="preserve">相位法测距：</w:t>
       </w:r>
@@ -1145,7 +1277,7 @@
       </w:pPr>
       <w:r>
         <w:rPr>
-          <w:rFonts w:hint="eastAsia"/>
+          <w:rFonts w:hint="eastAsia" w:eastAsia="黑体"/>
         </w:rPr>
         <w:t xml:space="preserve">最大无模糊距离（相位法）：</w:t>
       </w:r>
@@ -1247,7 +1379,7 @@
             </w:pPr>
             <w:r>
               <w:rPr>
-                <w:rFonts w:hint="eastAsia"/>
+                <w:rFonts w:hint="eastAsia" w:eastAsia="黑体"/>
               </w:rPr>
               <w:t xml:space="preserve">符号</w:t>
             </w:r>
@@ -1261,7 +1393,7 @@
             </w:pPr>
             <w:r>
               <w:rPr>
-                <w:rFonts w:hint="eastAsia"/>
+                <w:rFonts w:hint="eastAsia" w:eastAsia="黑体"/>
               </w:rPr>
               <w:t xml:space="preserve">含义</w:t>
             </w:r>
@@ -1275,7 +1407,7 @@
             </w:pPr>
             <w:r>
               <w:rPr>
-                <w:rFonts w:hint="eastAsia"/>
+                <w:rFonts w:hint="eastAsia" w:eastAsia="黑体"/>
               </w:rPr>
               <w:t xml:space="preserve">单位</w:t>
             </w:r>
@@ -1295,6 +1427,9 @@
               </m:r>
             </m:oMath>
             <w:r>
+              <w:rPr>
+                <w:rFonts w:eastAsia="黑体"/>
+              </w:rPr>
               <w:t xml:space="preserve">​</w:t>
             </w:r>
           </w:p>
@@ -1307,7 +1442,7 @@
             </w:pPr>
             <w:r>
               <w:rPr>
-                <w:rFonts w:hint="eastAsia"/>
+                <w:rFonts w:hint="eastAsia" w:eastAsia="黑体"/>
               </w:rPr>
               <w:t xml:space="preserve">被测距离</w:t>
             </w:r>
@@ -1320,6 +1455,9 @@
               <w:pStyle w:val="Compact"/>
             </w:pPr>
             <w:r>
+              <w:rPr>
+                <w:rFonts w:eastAsia="黑体"/>
+              </w:rPr>
               <w:t xml:space="preserve">m</w:t>
             </w:r>
           </w:p>
@@ -1338,6 +1476,9 @@
               </m:r>
             </m:oMath>
             <w:r>
+              <w:rPr>
+                <w:rFonts w:eastAsia="黑体"/>
+              </w:rPr>
               <w:t xml:space="preserve">​</w:t>
             </w:r>
           </w:p>
@@ -1350,7 +1491,7 @@
             </w:pPr>
             <w:r>
               <w:rPr>
-                <w:rFonts w:hint="eastAsia"/>
+                <w:rFonts w:hint="eastAsia" w:eastAsia="黑体"/>
               </w:rPr>
               <w:t xml:space="preserve">光速</w:t>
             </w:r>
@@ -1363,6 +1504,9 @@
               <w:pStyle w:val="Compact"/>
             </w:pPr>
             <w:r>
+              <w:rPr>
+                <w:rFonts w:eastAsia="黑体"/>
+              </w:rPr>
               <w:t xml:space="preserve">m/s</w:t>
             </w:r>
           </w:p>
@@ -1393,6 +1537,9 @@
               </m:sSub>
             </m:oMath>
             <w:r>
+              <w:rPr>
+                <w:rFonts w:eastAsia="黑体"/>
+              </w:rPr>
               <w:t xml:space="preserve">​</w:t>
             </w:r>
           </w:p>
@@ -1405,7 +1552,7 @@
             </w:pPr>
             <w:r>
               <w:rPr>
-                <w:rFonts w:hint="eastAsia"/>
+                <w:rFonts w:hint="eastAsia" w:eastAsia="黑体"/>
               </w:rPr>
               <w:t xml:space="preserve">往返时间</w:t>
             </w:r>
@@ -1418,6 +1565,9 @@
               <w:pStyle w:val="Compact"/>
             </w:pPr>
             <w:r>
+              <w:rPr>
+                <w:rFonts w:eastAsia="黑体"/>
+              </w:rPr>
               <w:t xml:space="preserve">s</w:t>
             </w:r>
           </w:p>
@@ -1442,6 +1592,9 @@
               </m:r>
             </m:oMath>
             <w:r>
+              <w:rPr>
+                <w:rFonts w:eastAsia="黑体"/>
+              </w:rPr>
               <w:t xml:space="preserve">​</w:t>
             </w:r>
           </w:p>
@@ -1454,7 +1607,7 @@
             </w:pPr>
             <w:r>
               <w:rPr>
-                <w:rFonts w:hint="eastAsia"/>
+                <w:rFonts w:hint="eastAsia" w:eastAsia="黑体"/>
               </w:rPr>
               <w:t xml:space="preserve">时间分辨率</w:t>
             </w:r>
@@ -1467,6 +1620,9 @@
               <w:pStyle w:val="Compact"/>
             </w:pPr>
             <w:r>
+              <w:rPr>
+                <w:rFonts w:eastAsia="黑体"/>
+              </w:rPr>
               <w:t xml:space="preserve">s</w:t>
             </w:r>
           </w:p>
@@ -1491,6 +1647,9 @@
               </m:r>
             </m:oMath>
             <w:r>
+              <w:rPr>
+                <w:rFonts w:eastAsia="黑体"/>
+              </w:rPr>
               <w:t xml:space="preserve">​</w:t>
             </w:r>
           </w:p>
@@ -1503,7 +1662,7 @@
             </w:pPr>
             <w:r>
               <w:rPr>
-                <w:rFonts w:hint="eastAsia"/>
+                <w:rFonts w:hint="eastAsia" w:eastAsia="黑体"/>
               </w:rPr>
               <w:t xml:space="preserve">相位差</w:t>
             </w:r>
@@ -1516,6 +1675,9 @@
               <w:pStyle w:val="Compact"/>
             </w:pPr>
             <w:r>
+              <w:rPr>
+                <w:rFonts w:eastAsia="黑体"/>
+              </w:rPr>
               <w:t xml:space="preserve">rad</w:t>
             </w:r>
           </w:p>
@@ -1547,6 +1709,9 @@
               </m:sSub>
             </m:oMath>
             <w:r>
+              <w:rPr>
+                <w:rFonts w:eastAsia="黑体"/>
+              </w:rPr>
               <w:t xml:space="preserve">​</w:t>
             </w:r>
           </w:p>
@@ -1559,7 +1724,7 @@
             </w:pPr>
             <w:r>
               <w:rPr>
-                <w:rFonts w:hint="eastAsia"/>
+                <w:rFonts w:hint="eastAsia" w:eastAsia="黑体"/>
               </w:rPr>
               <w:t xml:space="preserve">调制频率</w:t>
             </w:r>
@@ -1572,6 +1737,9 @@
               <w:pStyle w:val="Compact"/>
             </w:pPr>
             <w:r>
+              <w:rPr>
+                <w:rFonts w:eastAsia="黑体"/>
+              </w:rPr>
               <w:t xml:space="preserve">Hz</w:t>
             </w:r>
           </w:p>
@@ -1586,7 +1754,7 @@
       </w:pPr>
       <w:r>
         <w:rPr>
-          <w:rFonts w:hint="eastAsia"/>
+          <w:rFonts w:hint="eastAsia" w:eastAsia="黑体"/>
         </w:rPr>
         <w:t xml:space="preserve">元件调整影响</w:t>
       </w:r>
@@ -1601,6 +1769,7 @@
       </w:pPr>
       <w:r>
         <w:rPr>
+          <w:rFonts w:eastAsia="黑体"/>
           <w:b/>
           <w:bCs/>
         </w:rPr>
@@ -1608,25 +1777,34 @@
       </w:r>
       <w:r>
         <w:rPr>
-          <w:rFonts w:hint="eastAsia"/>
+          <w:rFonts w:hint="eastAsia" w:eastAsia="黑体"/>
           <w:b/>
           <w:bCs/>
         </w:rPr>
         <w:t xml:space="preserve">分辨率提高</w:t>
       </w:r>
       <w:r>
+        <w:rPr>
+          <w:rFonts w:eastAsia="黑体"/>
+        </w:rPr>
         <w:t xml:space="preserve"> </w:t>
       </w:r>
       <w:r>
+        <w:rPr>
+          <w:rFonts w:eastAsia="黑体"/>
+        </w:rPr>
         <w:t xml:space="preserve">→ </w:t>
       </w:r>
       <w:r>
         <w:rPr>
-          <w:rFonts w:hint="eastAsia"/>
+          <w:rFonts w:hint="eastAsia" w:eastAsia="黑体"/>
         </w:rPr>
         <w:t xml:space="preserve">距离分辨率</w:t>
       </w:r>
       <w:r>
+        <w:rPr>
+          <w:rFonts w:eastAsia="黑体"/>
+        </w:rPr>
         <w:t xml:space="preserve"> </w:t>
       </w:r>
       <m:oMath>
@@ -1641,11 +1819,14 @@
         </m:r>
       </m:oMath>
       <w:r>
+        <w:rPr>
+          <w:rFonts w:eastAsia="黑体"/>
+        </w:rPr>
         <w:t xml:space="preserve"> </w:t>
       </w:r>
       <w:r>
         <w:rPr>
-          <w:rFonts w:hint="eastAsia"/>
+          <w:rFonts w:hint="eastAsia" w:eastAsia="黑体"/>
         </w:rPr>
         <w:t xml:space="preserve">提高。</w:t>
       </w:r>
@@ -1660,25 +1841,34 @@
       </w:pPr>
       <w:r>
         <w:rPr>
-          <w:rFonts w:hint="eastAsia"/>
+          <w:rFonts w:hint="eastAsia" w:eastAsia="黑体"/>
           <w:b/>
           <w:bCs/>
         </w:rPr>
         <w:t xml:space="preserve">调制频率升高</w:t>
       </w:r>
       <w:r>
+        <w:rPr>
+          <w:rFonts w:eastAsia="黑体"/>
+        </w:rPr>
         <w:t xml:space="preserve"> </w:t>
       </w:r>
       <w:r>
+        <w:rPr>
+          <w:rFonts w:eastAsia="黑体"/>
+        </w:rPr>
         <w:t xml:space="preserve">→ </w:t>
       </w:r>
       <w:r>
         <w:rPr>
-          <w:rFonts w:hint="eastAsia"/>
+          <w:rFonts w:hint="eastAsia" w:eastAsia="黑体"/>
         </w:rPr>
         <w:t xml:space="preserve">相位法分辨率提高，但</w:t>
       </w:r>
       <w:r>
+        <w:rPr>
+          <w:rFonts w:eastAsia="黑体"/>
+        </w:rPr>
         <w:t xml:space="preserve"> </w:t>
       </w:r>
       <m:oMath>
@@ -1700,11 +1890,14 @@
         </m:sSub>
       </m:oMath>
       <w:r>
+        <w:rPr>
+          <w:rFonts w:eastAsia="黑体"/>
+        </w:rPr>
         <w:t xml:space="preserve"> </w:t>
       </w:r>
       <w:r>
         <w:rPr>
-          <w:rFonts w:hint="eastAsia"/>
+          <w:rFonts w:hint="eastAsia" w:eastAsia="黑体"/>
         </w:rPr>
         <w:t xml:space="preserve">减小。</w:t>
       </w:r>
@@ -1719,21 +1912,27 @@
       </w:pPr>
       <w:r>
         <w:rPr>
-          <w:rFonts w:hint="eastAsia"/>
+          <w:rFonts w:hint="eastAsia" w:eastAsia="黑体"/>
           <w:b/>
           <w:bCs/>
         </w:rPr>
         <w:t xml:space="preserve">激光峰值功率增大</w:t>
       </w:r>
       <w:r>
+        <w:rPr>
+          <w:rFonts w:eastAsia="黑体"/>
+        </w:rPr>
         <w:t xml:space="preserve"> </w:t>
       </w:r>
       <w:r>
+        <w:rPr>
+          <w:rFonts w:eastAsia="黑体"/>
+        </w:rPr>
         <w:t xml:space="preserve">→ </w:t>
       </w:r>
       <w:r>
         <w:rPr>
-          <w:rFonts w:hint="eastAsia"/>
+          <w:rFonts w:hint="eastAsia" w:eastAsia="黑体"/>
         </w:rPr>
         <w:t xml:space="preserve">量程增大、信噪比提高，但需注意激光安全。</w:t>
       </w:r>
@@ -1748,7 +1947,7 @@
       </w:pPr>
       <w:r>
         <w:rPr>
-          <w:rFonts w:hint="eastAsia"/>
+          <w:rFonts w:hint="eastAsia" w:eastAsia="黑体"/>
           <w:b/>
           <w:bCs/>
         </w:rPr>
@@ -1756,6 +1955,7 @@
       </w:r>
       <w:r>
         <w:rPr>
+          <w:rFonts w:eastAsia="黑体"/>
           <w:b/>
           <w:bCs/>
         </w:rPr>
@@ -1763,21 +1963,27 @@
       </w:r>
       <w:r>
         <w:rPr>
-          <w:rFonts w:hint="eastAsia"/>
+          <w:rFonts w:hint="eastAsia" w:eastAsia="黑体"/>
           <w:b/>
           <w:bCs/>
         </w:rPr>
         <w:t xml:space="preserve">增益）提高</w:t>
       </w:r>
       <w:r>
+        <w:rPr>
+          <w:rFonts w:eastAsia="黑体"/>
+        </w:rPr>
         <w:t xml:space="preserve"> </w:t>
       </w:r>
       <w:r>
+        <w:rPr>
+          <w:rFonts w:eastAsia="黑体"/>
+        </w:rPr>
         <w:t xml:space="preserve">→ </w:t>
       </w:r>
       <w:r>
         <w:rPr>
-          <w:rFonts w:hint="eastAsia"/>
+          <w:rFonts w:hint="eastAsia" w:eastAsia="黑体"/>
         </w:rPr>
         <w:t xml:space="preserve">远距弱信号检测能力增强，但噪声也放大。</w:t>
       </w:r>
@@ -1790,7 +1996,7 @@
       </w:pPr>
       <w:r>
         <w:rPr>
-          <w:rFonts w:hint="eastAsia"/>
+          <w:rFonts w:hint="eastAsia" w:eastAsia="黑体"/>
         </w:rPr>
         <w:t xml:space="preserve">典型参数示例</w:t>
       </w:r>
@@ -1805,11 +2011,14 @@
       </w:pPr>
       <w:r>
         <w:rPr>
-          <w:rFonts w:hint="eastAsia"/>
+          <w:rFonts w:hint="eastAsia" w:eastAsia="黑体"/>
         </w:rPr>
         <w:t xml:space="preserve">直接法时间分辨率</w:t>
       </w:r>
       <w:r>
+        <w:rPr>
+          <w:rFonts w:eastAsia="黑体"/>
+        </w:rPr>
         <w:t xml:space="preserve"> </w:t>
       </w:r>
       <m:oMath>
@@ -1844,7 +2053,7 @@
       </m:oMath>
       <w:r>
         <w:rPr>
-          <w:rFonts w:hint="eastAsia"/>
+          <w:rFonts w:hint="eastAsia" w:eastAsia="黑体"/>
         </w:rPr>
         <w:t xml:space="preserve">：</w:t>
       </w:r>
@@ -1951,6 +2160,9 @@
         </m:r>
       </m:oMath>
       <w:r>
+        <w:rPr>
+          <w:rFonts w:eastAsia="黑体"/>
+        </w:rPr>
         <w:t xml:space="preserve">。</w:t>
       </w:r>
     </w:p>
@@ -1964,11 +2176,14 @@
       </w:pPr>
       <w:r>
         <w:rPr>
-          <w:rFonts w:hint="eastAsia"/>
+          <w:rFonts w:hint="eastAsia" w:eastAsia="黑体"/>
         </w:rPr>
         <w:t xml:space="preserve">相位法取</w:t>
       </w:r>
       <w:r>
+        <w:rPr>
+          <w:rFonts w:eastAsia="黑体"/>
+        </w:rPr>
         <w:t xml:space="preserve"> </w:t>
       </w:r>
       <m:oMath>
@@ -2010,11 +2225,14 @@
       </m:oMath>
       <w:r>
         <w:rPr>
-          <w:rFonts w:hint="eastAsia"/>
+          <w:rFonts w:hint="eastAsia" w:eastAsia="黑体"/>
         </w:rPr>
         <w:t xml:space="preserve">：最大无模糊距离</w:t>
       </w:r>
       <w:r>
+        <w:rPr>
+          <w:rFonts w:eastAsia="黑体"/>
+        </w:rPr>
         <w:t xml:space="preserve"> </w:t>
       </w:r>
       <m:oMath>
@@ -2112,6 +2330,9 @@
         </m:r>
       </m:oMath>
       <w:r>
+        <w:rPr>
+          <w:rFonts w:eastAsia="黑体"/>
+        </w:rPr>
         <w:t xml:space="preserve">。</w:t>
       </w:r>
     </w:p>
@@ -2123,7 +2344,7 @@
       </w:pPr>
       <w:r>
         <w:rPr>
-          <w:rFonts w:hint="eastAsia"/>
+          <w:rFonts w:hint="eastAsia" w:eastAsia="黑体"/>
         </w:rPr>
         <w:t xml:space="preserve">常见器件型号</w:t>
       </w:r>
@@ -2138,25 +2359,31 @@
       </w:pPr>
       <w:r>
         <w:rPr>
-          <w:rFonts w:hint="eastAsia"/>
+          <w:rFonts w:hint="eastAsia" w:eastAsia="黑体"/>
         </w:rPr>
         <w:t xml:space="preserve">集成测距方案：VL53L1X（ST）、LiDAR</w:t>
       </w:r>
       <w:r>
+        <w:rPr>
+          <w:rFonts w:eastAsia="黑体"/>
+        </w:rPr>
         <w:t xml:space="preserve"> </w:t>
       </w:r>
       <w:r>
         <w:rPr>
-          <w:rFonts w:hint="eastAsia"/>
+          <w:rFonts w:hint="eastAsia" w:eastAsia="黑体"/>
         </w:rPr>
         <w:t xml:space="preserve">前端芯片（如</w:t>
       </w:r>
       <w:r>
+        <w:rPr>
+          <w:rFonts w:eastAsia="黑体"/>
+        </w:rPr>
         <w:t xml:space="preserve"> TDC7200 </w:t>
       </w:r>
       <w:r>
         <w:rPr>
-          <w:rFonts w:hint="eastAsia"/>
+          <w:rFonts w:hint="eastAsia" w:eastAsia="黑体"/>
         </w:rPr>
         <w:t xml:space="preserve">配合）。</w:t>
       </w:r>
@@ -2171,7 +2398,7 @@
       </w:pPr>
       <w:r>
         <w:rPr>
-          <w:rFonts w:hint="eastAsia"/>
+          <w:rFonts w:hint="eastAsia" w:eastAsia="黑体"/>
         </w:rPr>
         <w:t xml:space="preserve">激光二极管驱动：常用：按需选型。</w:t>
       </w:r>
@@ -2184,7 +2411,7 @@
       </w:pPr>
       <w:r>
         <w:rPr>
-          <w:rFonts w:hint="eastAsia"/>
+          <w:rFonts w:hint="eastAsia" w:eastAsia="黑体"/>
         </w:rPr>
         <w:t xml:space="preserve">注意事项</w:t>
       </w:r>
@@ -2199,16 +2426,19 @@
       </w:pPr>
       <w:r>
         <w:rPr>
-          <w:rFonts w:hint="eastAsia"/>
+          <w:rFonts w:hint="eastAsia" w:eastAsia="黑体"/>
         </w:rPr>
         <w:t xml:space="preserve">激光安全等级必须达标（Class</w:t>
       </w:r>
       <w:r>
+        <w:rPr>
+          <w:rFonts w:eastAsia="黑体"/>
+        </w:rPr>
         <w:t xml:space="preserve"> </w:t>
       </w:r>
       <w:r>
         <w:rPr>
-          <w:rFonts w:hint="eastAsia"/>
+          <w:rFonts w:hint="eastAsia" w:eastAsia="黑体"/>
         </w:rPr>
         <w:t xml:space="preserve">1/1M），控制峰值功率与发射角。</w:t>
       </w:r>
@@ -2223,7 +2453,7 @@
       </w:pPr>
       <w:r>
         <w:rPr>
-          <w:rFonts w:hint="eastAsia"/>
+          <w:rFonts w:hint="eastAsia" w:eastAsia="黑体"/>
         </w:rPr>
         <w:t xml:space="preserve">远距测量受大气衰减、目标反射率影响较大。</w:t>
       </w:r>
@@ -2237,11 +2467,14 @@
         </w:numPr>
       </w:pPr>
       <w:r>
+        <w:rPr>
+          <w:rFonts w:eastAsia="黑体"/>
+        </w:rPr>
         <w:t xml:space="preserve">APD </w:t>
       </w:r>
       <w:r>
         <w:rPr>
-          <w:rFonts w:hint="eastAsia"/>
+          <w:rFonts w:hint="eastAsia" w:eastAsia="黑体"/>
         </w:rPr>
         <w:t xml:space="preserve">需高压偏置（数十至数百伏），需配套升压并注意温度补偿。</w:t>
       </w:r>
@@ -2254,7 +2487,7 @@
       </w:pPr>
       <w:r>
         <w:rPr>
-          <w:rFonts w:hint="eastAsia"/>
+          <w:rFonts w:hint="eastAsia" w:eastAsia="黑体"/>
         </w:rPr>
         <w:t xml:space="preserve">参考资料</w:t>
       </w:r>
@@ -2268,6 +2501,9 @@
         </w:numPr>
       </w:pPr>
       <w:r>
+        <w:rPr>
+          <w:rFonts w:eastAsia="黑体"/>
+        </w:rPr>
         <w:t xml:space="preserve">Wikipedia: Laser rangefinder / Lidar。</w:t>
       </w:r>
     </w:p>
@@ -2280,11 +2516,14 @@
         </w:numPr>
       </w:pPr>
       <w:r>
+        <w:rPr>
+          <w:rFonts w:eastAsia="黑体"/>
+        </w:rPr>
         <w:t xml:space="preserve">TI TDC7200 </w:t>
       </w:r>
       <w:r>
         <w:rPr>
-          <w:rFonts w:hint="eastAsia"/>
+          <w:rFonts w:hint="eastAsia" w:eastAsia="黑体"/>
         </w:rPr>
         <w:t xml:space="preserve">产品页（时间数字转换应用）。</w:t>
       </w:r>
@@ -2299,7 +2538,7 @@
       </w:pPr>
       <w:r>
         <w:rPr>
-          <w:rFonts w:hint="eastAsia"/>
+          <w:rFonts w:hint="eastAsia" w:eastAsia="黑体"/>
         </w:rPr>
         <w:t xml:space="preserve">《激光测距》相关教材。</w:t>
       </w:r>
@@ -2313,11 +2552,11 @@
       </w:pPr>
       <w:r>
         <w:rPr>
-          <w:rFonts w:ascii="Times New Roman" w:hAnsi="Times New Roman"/>
+          <w:rFonts w:ascii="Times New Roman" w:hAnsi="Times New Roman" w:eastAsia="黑体"/>
           <w:color w:val="555555"/>
           <w:sz w:val="21"/>
         </w:rPr>
-        <w:t>材料收集者：杜文杰</w:t>
+        <w:t>材料收集者：杜文杰，WX手机：19519196569，QQ:3478827729</w:t>
       </w:r>
     </w:p>
     <w:sectPr>
@@ -2337,7 +2576,7 @@
 </file>
 
 <file path=word/footer1.xml><?xml version="1.0" encoding="utf-8"?>
-<w:ftr xmlns:m="http://schemas.openxmlformats.org/officeDocument/2006/math" xmlns:mc="http://schemas.openxmlformats.org/markup-compatibility/2006" xmlns:mo="http://schemas.microsoft.com/office/mac/office/2008/main" xmlns:mv="urn:schemas-microsoft-com:mac:vml" xmlns:o="urn:schemas-microsoft-com:office:office" xmlns:r="http://schemas.openxmlformats.org/officeDocument/2006/relationships" xmlns:v="urn:schemas-microsoft-com:vml" xmlns:w10="urn:schemas-microsoft-com:office:word" xmlns:w14="http://schemas.microsoft.com/office/word/2010/wordml" xmlns:w="http://schemas.openxmlformats.org/wordprocessingml/2006/main" xmlns:wne="http://schemas.microsoft.com/office/word/2006/wordml" xmlns:wp14="http://schemas.microsoft.com/office/word/2010/wordprocessingDrawing" xmlns:wp="http://schemas.openxmlformats.org/drawingml/2006/wordprocessingDrawing" xmlns:wpc="http://schemas.microsoft.com/office/word/2010/wordprocessingCanvas" xmlns:wpg="http://schemas.microsoft.com/office/word/2010/wordprocessingGroup" xmlns:wpi="http://schemas.microsoft.com/office/word/2010/wordprocessingInk" xmlns:wps="http://schemas.microsoft.com/office/word/2010/wordprocessingShape" mc:Ignorable="w14 wp14">
+<w:ftr xmlns:mc="http://schemas.openxmlformats.org/markup-compatibility/2006" xmlns:w="http://schemas.openxmlformats.org/wordprocessingml/2006/main" xmlns:m="http://schemas.openxmlformats.org/officeDocument/2006/math" xmlns:mo="http://schemas.microsoft.com/office/mac/office/2008/main" xmlns:mv="urn:schemas-microsoft-com:mac:vml" xmlns:o="urn:schemas-microsoft-com:office:office" xmlns:r="http://schemas.openxmlformats.org/officeDocument/2006/relationships" xmlns:v="urn:schemas-microsoft-com:vml" xmlns:w10="urn:schemas-microsoft-com:office:word" xmlns:w14="http://schemas.microsoft.com/office/word/2010/wordml" xmlns:wne="http://schemas.microsoft.com/office/word/2006/wordml" xmlns:wp14="http://schemas.microsoft.com/office/word/2010/wordprocessingDrawing" xmlns:wp="http://schemas.openxmlformats.org/drawingml/2006/wordprocessingDrawing" xmlns:wpc="http://schemas.microsoft.com/office/word/2010/wordprocessingCanvas" xmlns:wpg="http://schemas.microsoft.com/office/word/2010/wordprocessingGroup" xmlns:wpi="http://schemas.microsoft.com/office/word/2010/wordprocessingInk" xmlns:wps="http://schemas.microsoft.com/office/word/2010/wordprocessingShape" mc:Ignorable="w14 wp14">
   <w:p>
     <w:pPr>
       <w:pStyle w:val="Footer"/>
@@ -2345,12 +2584,14 @@
     </w:pPr>
     <w:r>
       <w:rPr>
+        <w:rFonts w:eastAsia="黑体"/>
         <w:sz w:val="18"/>
       </w:rPr>
       <w:t xml:space="preserve">第 </w:t>
     </w:r>
     <w:r>
       <w:rPr>
+        <w:rFonts w:eastAsia="黑体"/>
         <w:sz w:val="18"/>
       </w:rPr>
       <w:fldChar w:fldCharType="begin"/>
@@ -2359,6 +2600,7 @@
     </w:r>
     <w:r>
       <w:rPr>
+        <w:rFonts w:eastAsia="黑体"/>
         <w:sz w:val="18"/>
       </w:rPr>
       <w:t xml:space="preserve"> 页</w:t>
@@ -2372,6 +2614,9 @@
   <w:footnote w:type="continuationSeparator" w:id="0">
     <w:p>
       <w:r>
+        <w:rPr>
+          <w:rFonts w:eastAsia="黑体"/>
+        </w:rPr>
         <w:continuationSeparator/>
       </w:r>
     </w:p>
@@ -2379,6 +2624,9 @@
   <w:footnote w:type="separator" w:id="-1">
     <w:p>
       <w:r>
+        <w:rPr>
+          <w:rFonts w:eastAsia="黑体"/>
+        </w:rPr>
         <w:separator/>
       </w:r>
     </w:p>
@@ -2387,7 +2635,7 @@
 </file>
 
 <file path=word/header1.xml><?xml version="1.0" encoding="utf-8"?>
-<w:hdr xmlns:m="http://schemas.openxmlformats.org/officeDocument/2006/math" xmlns:mc="http://schemas.openxmlformats.org/markup-compatibility/2006" xmlns:mo="http://schemas.microsoft.com/office/mac/office/2008/main" xmlns:mv="urn:schemas-microsoft-com:mac:vml" xmlns:o="urn:schemas-microsoft-com:office:office" xmlns:r="http://schemas.openxmlformats.org/officeDocument/2006/relationships" xmlns:v="urn:schemas-microsoft-com:vml" xmlns:w10="urn:schemas-microsoft-com:office:word" xmlns:w14="http://schemas.microsoft.com/office/word/2010/wordml" xmlns:w="http://schemas.openxmlformats.org/wordprocessingml/2006/main" xmlns:wne="http://schemas.microsoft.com/office/word/2006/wordml" xmlns:wp14="http://schemas.microsoft.com/office/word/2010/wordprocessingDrawing" xmlns:wp="http://schemas.openxmlformats.org/drawingml/2006/wordprocessingDrawing" xmlns:wpc="http://schemas.microsoft.com/office/word/2010/wordprocessingCanvas" xmlns:wpg="http://schemas.microsoft.com/office/word/2010/wordprocessingGroup" xmlns:wpi="http://schemas.microsoft.com/office/word/2010/wordprocessingInk" xmlns:wps="http://schemas.microsoft.com/office/word/2010/wordprocessingShape" mc:Ignorable="w14 wp14">
+<w:hdr xmlns:mc="http://schemas.openxmlformats.org/markup-compatibility/2006" xmlns:w="http://schemas.openxmlformats.org/wordprocessingml/2006/main" xmlns:m="http://schemas.openxmlformats.org/officeDocument/2006/math" xmlns:mo="http://schemas.microsoft.com/office/mac/office/2008/main" xmlns:mv="urn:schemas-microsoft-com:mac:vml" xmlns:o="urn:schemas-microsoft-com:office:office" xmlns:r="http://schemas.openxmlformats.org/officeDocument/2006/relationships" xmlns:v="urn:schemas-microsoft-com:vml" xmlns:w10="urn:schemas-microsoft-com:office:word" xmlns:w14="http://schemas.microsoft.com/office/word/2010/wordml" xmlns:wne="http://schemas.microsoft.com/office/word/2006/wordml" xmlns:wp14="http://schemas.microsoft.com/office/word/2010/wordprocessingDrawing" xmlns:wp="http://schemas.openxmlformats.org/drawingml/2006/wordprocessingDrawing" xmlns:wpc="http://schemas.microsoft.com/office/word/2010/wordprocessingCanvas" xmlns:wpg="http://schemas.microsoft.com/office/word/2010/wordprocessingGroup" xmlns:wpi="http://schemas.microsoft.com/office/word/2010/wordprocessingInk" xmlns:wps="http://schemas.microsoft.com/office/word/2010/wordprocessingShape" mc:Ignorable="w14 wp14">
   <w:p>
     <w:pPr>
       <w:pStyle w:val="Header"/>
@@ -2395,7 +2643,7 @@
     </w:pPr>
     <w:r>
       <w:rPr>
-        <w:rFonts w:ascii="Times New Roman" w:hAnsi="Times New Roman"/>
+        <w:rFonts w:ascii="Times New Roman" w:hAnsi="Times New Roman" w:eastAsia="黑体"/>
         <w:sz w:val="18"/>
         <w:rFonts w:eastAsia="黑体"/>
         <w:rFonts w:eastAsia="黑体"/>
@@ -2407,7 +2655,7 @@
 </file>
 
 <file path=word/numbering.xml><?xml version="1.0" encoding="utf-8"?>
-<w:numbering xmlns:m="http://schemas.openxmlformats.org/officeDocument/2006/math" xmlns:mc="http://schemas.openxmlformats.org/markup-compatibility/2006" xmlns:mo="http://schemas.microsoft.com/office/mac/office/2008/main" xmlns:mv="urn:schemas-microsoft-com:mac:vml" xmlns:o="urn:schemas-microsoft-com:office:office" xmlns:r="http://schemas.openxmlformats.org/officeDocument/2006/relationships" xmlns:v="urn:schemas-microsoft-com:vml" xmlns:w="http://schemas.openxmlformats.org/wordprocessingml/2006/main" xmlns:w10="urn:schemas-microsoft-com:office:word" xmlns:w14="http://schemas.microsoft.com/office/word/2010/wordml" xmlns:wne="http://schemas.microsoft.com/office/word/2006/wordml" xmlns:wp="http://schemas.openxmlformats.org/drawingml/2006/wordprocessingDrawing" xmlns:wp14="http://schemas.microsoft.com/office/word/2010/wordprocessingDrawing" xmlns:wpc="http://schemas.microsoft.com/office/word/2010/wordprocessingCanvas" xmlns:wpg="http://schemas.microsoft.com/office/word/2010/wordprocessingGroup" xmlns:wpi="http://schemas.microsoft.com/office/word/2010/wordprocessingInk" xmlns:wps="http://schemas.microsoft.com/office/word/2010/wordprocessingShape" mc:Ignorable="w14 wp14">
+<w:numbering xmlns:mc="http://schemas.openxmlformats.org/markup-compatibility/2006" xmlns:w="http://schemas.openxmlformats.org/wordprocessingml/2006/main" xmlns:m="http://schemas.openxmlformats.org/officeDocument/2006/math" xmlns:mo="http://schemas.microsoft.com/office/mac/office/2008/main" xmlns:mv="urn:schemas-microsoft-com:mac:vml" xmlns:o="urn:schemas-microsoft-com:office:office" xmlns:r="http://schemas.openxmlformats.org/officeDocument/2006/relationships" xmlns:v="urn:schemas-microsoft-com:vml" xmlns:w10="urn:schemas-microsoft-com:office:word" xmlns:w14="http://schemas.microsoft.com/office/word/2010/wordml" xmlns:wne="http://schemas.microsoft.com/office/word/2006/wordml" xmlns:wp="http://schemas.openxmlformats.org/drawingml/2006/wordprocessingDrawing" xmlns:wp14="http://schemas.microsoft.com/office/word/2010/wordprocessingDrawing" xmlns:wpc="http://schemas.microsoft.com/office/word/2010/wordprocessingCanvas" xmlns:wpg="http://schemas.microsoft.com/office/word/2010/wordprocessingGroup" xmlns:wpi="http://schemas.microsoft.com/office/word/2010/wordprocessingInk" xmlns:wps="http://schemas.microsoft.com/office/word/2010/wordprocessingShape" mc:Ignorable="w14 wp14">
   <w:abstractNum w:abstractNumId="0">
     <w:nsid w:val="FFFFFF7C"/>
     <w:multiLevelType w:val="singleLevel"/>
@@ -2494,7 +2742,7 @@
         <w:ind w:hanging="360" w:left="1440"/>
       </w:pPr>
       <w:rPr>
-        <w:rFonts w:ascii="Symbol" w:hAnsi="Symbol" w:hint="default"/>
+        <w:rFonts w:ascii="Symbol" w:hAnsi="Symbol" w:hint="default" w:eastAsia="黑体"/>
       </w:rPr>
     </w:lvl>
   </w:abstractNum>
@@ -2515,7 +2763,7 @@
         <w:ind w:hanging="360" w:left="1080"/>
       </w:pPr>
       <w:rPr>
-        <w:rFonts w:ascii="Symbol" w:hAnsi="Symbol" w:hint="default"/>
+        <w:rFonts w:ascii="Symbol" w:hAnsi="Symbol" w:hint="default" w:eastAsia="黑体"/>
       </w:rPr>
     </w:lvl>
   </w:abstractNum>
@@ -2536,7 +2784,7 @@
         <w:ind w:hanging="360" w:left="720"/>
       </w:pPr>
       <w:rPr>
-        <w:rFonts w:ascii="Symbol" w:hAnsi="Symbol" w:hint="default"/>
+        <w:rFonts w:ascii="Symbol" w:hAnsi="Symbol" w:hint="default" w:eastAsia="黑体"/>
       </w:rPr>
     </w:lvl>
   </w:abstractNum>
@@ -2575,7 +2823,7 @@
         <w:ind w:hanging="360" w:left="360"/>
       </w:pPr>
       <w:rPr>
-        <w:rFonts w:ascii="Symbol" w:hAnsi="Symbol" w:hint="default"/>
+        <w:rFonts w:ascii="Symbol" w:hAnsi="Symbol" w:hint="default" w:eastAsia="黑体"/>
       </w:rPr>
     </w:lvl>
   </w:abstractNum>
@@ -2666,7 +2914,7 @@
         <w:ind w:left="720" w:hanging="360"/>
       </w:pPr>
       <w:rPr>
-        <w:rFonts w:ascii="Symbol" w:hAnsi="Symbol" w:cs="Symbol" w:hint="default"/>
+        <w:rFonts w:ascii="Symbol" w:hAnsi="Symbol" w:cs="Symbol" w:hint="default" w:eastAsia="黑体"/>
       </w:rPr>
     </w:lvl>
     <w:lvl w:ilvl="1">
@@ -2677,7 +2925,7 @@
         <w:ind w:left="1440" w:hanging="360"/>
       </w:pPr>
       <w:rPr>
-        <w:rFonts w:ascii="Courier New" w:hAnsi="Courier New" w:cs="Courier New" w:hint="default"/>
+        <w:rFonts w:ascii="Courier New" w:hAnsi="Courier New" w:cs="Courier New" w:hint="default" w:eastAsia="黑体"/>
       </w:rPr>
     </w:lvl>
     <w:lvl w:ilvl="2">
@@ -2688,7 +2936,7 @@
         <w:ind w:left="2160" w:hanging="360"/>
       </w:pPr>
       <w:rPr>
-        <w:rFonts w:ascii="Wingdings" w:hAnsi="Wingdings" w:cs="Wingdings" w:hint="default"/>
+        <w:rFonts w:ascii="Wingdings" w:hAnsi="Wingdings" w:cs="Wingdings" w:hint="default" w:eastAsia="黑体"/>
       </w:rPr>
     </w:lvl>
     <w:lvl w:ilvl="3">
@@ -2699,7 +2947,7 @@
         <w:ind w:left="2880" w:hanging="360"/>
       </w:pPr>
       <w:rPr>
-        <w:rFonts w:ascii="Symbol" w:hAnsi="Symbol" w:cs="Symbol" w:hint="default"/>
+        <w:rFonts w:ascii="Symbol" w:hAnsi="Symbol" w:cs="Symbol" w:hint="default" w:eastAsia="黑体"/>
       </w:rPr>
     </w:lvl>
     <w:lvl w:ilvl="4">
@@ -2710,7 +2958,7 @@
         <w:ind w:left="3600" w:hanging="360"/>
       </w:pPr>
       <w:rPr>
-        <w:rFonts w:ascii="Courier New" w:hAnsi="Courier New" w:cs="Courier New" w:hint="default"/>
+        <w:rFonts w:ascii="Courier New" w:hAnsi="Courier New" w:cs="Courier New" w:hint="default" w:eastAsia="黑体"/>
       </w:rPr>
     </w:lvl>
     <w:lvl w:ilvl="5">
@@ -2721,7 +2969,7 @@
         <w:ind w:left="4320" w:hanging="360"/>
       </w:pPr>
       <w:rPr>
-        <w:rFonts w:ascii="Wingdings" w:hAnsi="Wingdings" w:cs="Wingdings" w:hint="default"/>
+        <w:rFonts w:ascii="Wingdings" w:hAnsi="Wingdings" w:cs="Wingdings" w:hint="default" w:eastAsia="黑体"/>
       </w:rPr>
     </w:lvl>
     <w:lvl w:ilvl="6">
@@ -2732,7 +2980,7 @@
         <w:ind w:left="5040" w:hanging="360"/>
       </w:pPr>
       <w:rPr>
-        <w:rFonts w:ascii="Symbol" w:hAnsi="Symbol" w:cs="Symbol" w:hint="default"/>
+        <w:rFonts w:ascii="Symbol" w:hAnsi="Symbol" w:cs="Symbol" w:hint="default" w:eastAsia="黑体"/>
       </w:rPr>
     </w:lvl>
     <w:lvl w:ilvl="7">
@@ -2743,7 +2991,7 @@
         <w:ind w:left="5760" w:hanging="360"/>
       </w:pPr>
       <w:rPr>
-        <w:rFonts w:ascii="Courier New" w:hAnsi="Courier New" w:cs="Courier New" w:hint="default"/>
+        <w:rFonts w:ascii="Courier New" w:hAnsi="Courier New" w:cs="Courier New" w:hint="default" w:eastAsia="黑体"/>
       </w:rPr>
     </w:lvl>
     <w:lvl w:ilvl="8">
@@ -2754,7 +3002,7 @@
         <w:ind w:left="6480" w:hanging="360"/>
       </w:pPr>
       <w:rPr>
-        <w:rFonts w:ascii="Wingdings" w:hAnsi="Wingdings" w:cs="Wingdings" w:hint="default"/>
+        <w:rFonts w:ascii="Wingdings" w:hAnsi="Wingdings" w:cs="Wingdings" w:hint="default" w:eastAsia="黑体"/>
       </w:rPr>
     </w:lvl>
   </w:abstractNum>
@@ -2810,11 +3058,11 @@
 </file>
 
 <file path=word/styles.xml><?xml version="1.0" encoding="utf-8"?>
-<w:styles xmlns:mc="http://schemas.openxmlformats.org/markup-compatibility/2006" xmlns:r="http://schemas.openxmlformats.org/officeDocument/2006/relationships" xmlns:w="http://schemas.openxmlformats.org/wordprocessingml/2006/main" xmlns:w14="http://schemas.microsoft.com/office/word/2010/wordml" mc:Ignorable="w14">
+<w:styles xmlns:mc="http://schemas.openxmlformats.org/markup-compatibility/2006" xmlns:w="http://schemas.openxmlformats.org/wordprocessingml/2006/main" xmlns:r="http://schemas.openxmlformats.org/officeDocument/2006/relationships" xmlns:w14="http://schemas.microsoft.com/office/word/2010/wordml" mc:Ignorable="w14">
   <w:docDefaults>
     <w:rPrDefault>
       <w:rPr>
-        <w:rFonts w:asciiTheme="minorHAnsi" w:cstheme="minorBidi" w:eastAsiaTheme="minorEastAsia" w:hAnsiTheme="minorHAnsi"/>
+        <w:rFonts w:asciiTheme="minorHAnsi" w:cstheme="minorBidi" w:hAnsiTheme="minorHAnsi" w:eastAsia="黑体"/>
         <w:sz w:val="22"/>
         <w:szCs w:val="22"/>
         <w:lang w:bidi="ar-SA" w:eastAsia="en-US" w:val="en-US"/>
@@ -3036,7 +3284,7 @@
       <w:outlineLvl w:val="0"/>
     </w:pPr>
     <w:rPr>
-      <w:rFonts w:ascii="Times New Roman" w:asciiTheme="majorHAnsi" w:cstheme="majorBidi" w:eastAsia="黑体" w:eastAsiaTheme="majorEastAsia" w:hAnsi="Times New Roman" w:hAnsiTheme="majorHAnsi"/>
+      <w:rFonts w:ascii="Times New Roman" w:asciiTheme="majorHAnsi" w:cstheme="majorBidi" w:eastAsia="黑体" w:hAnsi="Times New Roman" w:hAnsiTheme="majorHAnsi"/>
       <w:b/>
       <w:bCs/>
       <w:color w:val="1F3864"/>
@@ -3060,7 +3308,7 @@
       <w:outlineLvl w:val="1"/>
     </w:pPr>
     <w:rPr>
-      <w:rFonts w:ascii="Times New Roman" w:asciiTheme="majorHAnsi" w:cstheme="majorBidi" w:eastAsia="黑体" w:eastAsiaTheme="majorEastAsia" w:hAnsi="Times New Roman" w:hAnsiTheme="majorHAnsi"/>
+      <w:rFonts w:ascii="Times New Roman" w:asciiTheme="majorHAnsi" w:cstheme="majorBidi" w:eastAsia="黑体" w:hAnsi="Times New Roman" w:hAnsiTheme="majorHAnsi"/>
       <w:b/>
       <w:bCs/>
       <w:color w:val="2E4E7E"/>
@@ -3084,7 +3332,7 @@
       <w:outlineLvl w:val="2"/>
     </w:pPr>
     <w:rPr>
-      <w:rFonts w:ascii="Times New Roman" w:asciiTheme="majorHAnsi" w:cstheme="majorBidi" w:eastAsia="黑体" w:eastAsiaTheme="majorEastAsia" w:hAnsi="Times New Roman" w:hAnsiTheme="majorHAnsi"/>
+      <w:rFonts w:ascii="Times New Roman" w:asciiTheme="majorHAnsi" w:cstheme="majorBidi" w:eastAsia="黑体" w:hAnsi="Times New Roman" w:hAnsiTheme="majorHAnsi"/>
       <w:b/>
       <w:bCs/>
       <w:color w:val="2E4E7E"/>
@@ -3108,7 +3356,7 @@
       <w:outlineLvl w:val="3"/>
     </w:pPr>
     <w:rPr>
-      <w:rFonts w:ascii="Times New Roman" w:asciiTheme="majorHAnsi" w:cstheme="majorBidi" w:eastAsia="黑体" w:eastAsiaTheme="majorEastAsia" w:hAnsi="Times New Roman" w:hAnsiTheme="majorHAnsi"/>
+      <w:rFonts w:ascii="Times New Roman" w:asciiTheme="majorHAnsi" w:cstheme="majorBidi" w:eastAsia="黑体" w:hAnsi="Times New Roman" w:hAnsiTheme="majorHAnsi"/>
       <w:b/>
       <w:bCs/>
       <w:i/>
@@ -3134,7 +3382,7 @@
       <w:outlineLvl w:val="4"/>
     </w:pPr>
     <w:rPr>
-      <w:rFonts w:ascii="Times New Roman" w:asciiTheme="majorHAnsi" w:cstheme="majorBidi" w:eastAsia="黑体" w:eastAsiaTheme="majorEastAsia" w:hAnsi="Times New Roman" w:hAnsiTheme="majorHAnsi"/>
+      <w:rFonts w:ascii="Times New Roman" w:asciiTheme="majorHAnsi" w:cstheme="majorBidi" w:eastAsia="黑体" w:hAnsi="Times New Roman" w:hAnsiTheme="majorHAnsi"/>
       <w:b/>
       <w:color w:val="333333"/>
       <w:sz w:val="22"/>
@@ -3157,7 +3405,7 @@
       <w:outlineLvl w:val="5"/>
     </w:pPr>
     <w:rPr>
-      <w:rFonts w:asciiTheme="majorHAnsi" w:cstheme="majorBidi" w:eastAsiaTheme="majorEastAsia" w:hAnsiTheme="majorHAnsi"/>
+      <w:rFonts w:asciiTheme="majorHAnsi" w:cstheme="majorBidi" w:hAnsiTheme="majorHAnsi" w:eastAsia="黑体"/>
       <w:i/>
       <w:iCs/>
       <w:color w:themeColor="accent1" w:themeShade="7F" w:val="243F60"/>
@@ -3180,7 +3428,7 @@
       <w:outlineLvl w:val="6"/>
     </w:pPr>
     <w:rPr>
-      <w:rFonts w:asciiTheme="majorHAnsi" w:cstheme="majorBidi" w:eastAsiaTheme="majorEastAsia" w:hAnsiTheme="majorHAnsi"/>
+      <w:rFonts w:asciiTheme="majorHAnsi" w:cstheme="majorBidi" w:hAnsiTheme="majorHAnsi" w:eastAsia="黑体"/>
       <w:i/>
       <w:iCs/>
       <w:color w:themeColor="text1" w:themeTint="BF" w:val="404040"/>
@@ -3203,7 +3451,7 @@
       <w:outlineLvl w:val="7"/>
     </w:pPr>
     <w:rPr>
-      <w:rFonts w:asciiTheme="majorHAnsi" w:cstheme="majorBidi" w:eastAsiaTheme="majorEastAsia" w:hAnsiTheme="majorHAnsi"/>
+      <w:rFonts w:asciiTheme="majorHAnsi" w:cstheme="majorBidi" w:hAnsiTheme="majorHAnsi" w:eastAsia="黑体"/>
       <w:color w:themeColor="accent1" w:val="4F81BD"/>
       <w:sz w:val="20"/>
       <w:szCs w:val="20"/>
@@ -3226,7 +3474,7 @@
       <w:outlineLvl w:val="8"/>
     </w:pPr>
     <w:rPr>
-      <w:rFonts w:asciiTheme="majorHAnsi" w:cstheme="majorBidi" w:eastAsiaTheme="majorEastAsia" w:hAnsiTheme="majorHAnsi"/>
+      <w:rFonts w:asciiTheme="majorHAnsi" w:cstheme="majorBidi" w:hAnsiTheme="majorHAnsi" w:eastAsia="黑体"/>
       <w:i/>
       <w:iCs/>
       <w:color w:themeColor="text1" w:themeTint="BF" w:val="404040"/>
@@ -3277,7 +3525,7 @@
     <w:uiPriority w:val="9"/>
     <w:rsid w:val="00FC693F"/>
     <w:rPr>
-      <w:rFonts w:asciiTheme="majorHAnsi" w:cstheme="majorBidi" w:eastAsiaTheme="majorEastAsia" w:hAnsiTheme="majorHAnsi"/>
+      <w:rFonts w:asciiTheme="majorHAnsi" w:cstheme="majorBidi" w:hAnsiTheme="majorHAnsi" w:eastAsia="黑体"/>
       <w:b/>
       <w:bCs/>
       <w:color w:themeColor="accent1" w:themeShade="BF" w:val="365F91"/>
@@ -3292,7 +3540,7 @@
     <w:uiPriority w:val="9"/>
     <w:rsid w:val="00FC693F"/>
     <w:rPr>
-      <w:rFonts w:asciiTheme="majorHAnsi" w:cstheme="majorBidi" w:eastAsiaTheme="majorEastAsia" w:hAnsiTheme="majorHAnsi"/>
+      <w:rFonts w:asciiTheme="majorHAnsi" w:cstheme="majorBidi" w:hAnsiTheme="majorHAnsi" w:eastAsia="黑体"/>
       <w:b/>
       <w:bCs/>
       <w:color w:themeColor="accent1" w:val="4F81BD"/>
@@ -3307,7 +3555,7 @@
     <w:uiPriority w:val="9"/>
     <w:rsid w:val="00FC693F"/>
     <w:rPr>
-      <w:rFonts w:asciiTheme="majorHAnsi" w:cstheme="majorBidi" w:eastAsiaTheme="majorEastAsia" w:hAnsiTheme="majorHAnsi"/>
+      <w:rFonts w:asciiTheme="majorHAnsi" w:cstheme="majorBidi" w:hAnsiTheme="majorHAnsi" w:eastAsia="黑体"/>
       <w:b/>
       <w:bCs/>
       <w:color w:themeColor="accent1" w:val="4F81BD"/>
@@ -3330,7 +3578,7 @@
       <w:contextualSpacing/>
     </w:pPr>
     <w:rPr>
-      <w:rFonts w:ascii="Times New Roman" w:asciiTheme="majorHAnsi" w:cstheme="majorBidi" w:eastAsia="黑体" w:eastAsiaTheme="majorEastAsia" w:hAnsi="Times New Roman" w:hAnsiTheme="majorHAnsi"/>
+      <w:rFonts w:ascii="Times New Roman" w:asciiTheme="majorHAnsi" w:cstheme="majorBidi" w:eastAsia="黑体" w:hAnsi="Times New Roman" w:hAnsiTheme="majorHAnsi"/>
       <w:b/>
       <w:color w:val="1F3864"/>
       <w:spacing w:val="5"/>
@@ -3346,7 +3594,7 @@
     <w:uiPriority w:val="10"/>
     <w:rsid w:val="00FC693F"/>
     <w:rPr>
-      <w:rFonts w:asciiTheme="majorHAnsi" w:cstheme="majorBidi" w:eastAsiaTheme="majorEastAsia" w:hAnsiTheme="majorHAnsi"/>
+      <w:rFonts w:asciiTheme="majorHAnsi" w:cstheme="majorBidi" w:hAnsiTheme="majorHAnsi" w:eastAsia="黑体"/>
       <w:color w:themeColor="text2" w:themeShade="BF" w:val="17365D"/>
       <w:spacing w:val="5"/>
       <w:kern w:val="28"/>
@@ -3368,7 +3616,7 @@
       </w:numPr>
     </w:pPr>
     <w:rPr>
-      <w:rFonts w:asciiTheme="majorHAnsi" w:cstheme="majorBidi" w:eastAsiaTheme="majorEastAsia" w:hAnsiTheme="majorHAnsi"/>
+      <w:rFonts w:asciiTheme="majorHAnsi" w:cstheme="majorBidi" w:hAnsiTheme="majorHAnsi" w:eastAsia="黑体"/>
       <w:i/>
       <w:iCs/>
       <w:color w:themeColor="accent1" w:val="4F81BD"/>
@@ -3384,7 +3632,7 @@
     <w:uiPriority w:val="11"/>
     <w:rsid w:val="00FC693F"/>
     <w:rPr>
-      <w:rFonts w:asciiTheme="majorHAnsi" w:cstheme="majorBidi" w:eastAsiaTheme="majorEastAsia" w:hAnsiTheme="majorHAnsi"/>
+      <w:rFonts w:asciiTheme="majorHAnsi" w:cstheme="majorBidi" w:hAnsiTheme="majorHAnsi" w:eastAsia="黑体"/>
       <w:i/>
       <w:iCs/>
       <w:color w:themeColor="accent1" w:val="4F81BD"/>
@@ -3451,6 +3699,7 @@
       <w:spacing w:after="120"/>
     </w:pPr>
     <w:rPr>
+      <w:rFonts w:eastAsia="黑体"/>
       <w:sz w:val="16"/>
       <w:szCs w:val="16"/>
     </w:rPr>
@@ -3462,6 +3711,7 @@
     <w:uiPriority w:val="99"/>
     <w:rsid w:val="00AA1D8D"/>
     <w:rPr>
+      <w:rFonts w:eastAsia="黑体"/>
       <w:sz w:val="16"/>
       <w:szCs w:val="16"/>
     </w:rPr>
@@ -3631,7 +3881,7 @@
       </w:tabs>
     </w:pPr>
     <w:rPr>
-      <w:rFonts w:ascii="Courier" w:hAnsi="Courier"/>
+      <w:rFonts w:ascii="Courier" w:hAnsi="Courier" w:eastAsia="黑体"/>
       <w:sz w:val="20"/>
       <w:szCs w:val="20"/>
     </w:rPr>
@@ -3643,7 +3893,7 @@
     <w:uiPriority w:val="99"/>
     <w:rsid w:val="0029639D"/>
     <w:rPr>
-      <w:rFonts w:ascii="Courier" w:hAnsi="Courier"/>
+      <w:rFonts w:ascii="Courier" w:hAnsi="Courier" w:eastAsia="黑体"/>
       <w:sz w:val="20"/>
       <w:szCs w:val="20"/>
     </w:rPr>
@@ -3679,6 +3929,7 @@
     <w:uiPriority w:val="29"/>
     <w:rsid w:val="00FC693F"/>
     <w:rPr>
+      <w:rFonts w:eastAsia="黑体"/>
       <w:i/>
       <w:iCs/>
       <w:color w:themeColor="text1" w:val="000000"/>
@@ -3692,7 +3943,7 @@
     <w:semiHidden/>
     <w:rsid w:val="00FC693F"/>
     <w:rPr>
-      <w:rFonts w:asciiTheme="majorHAnsi" w:cstheme="majorBidi" w:eastAsiaTheme="majorEastAsia" w:hAnsiTheme="majorHAnsi"/>
+      <w:rFonts w:asciiTheme="majorHAnsi" w:cstheme="majorBidi" w:hAnsiTheme="majorHAnsi" w:eastAsia="黑体"/>
       <w:b/>
       <w:bCs/>
       <w:i/>
@@ -3708,7 +3959,7 @@
     <w:semiHidden/>
     <w:rsid w:val="00FC693F"/>
     <w:rPr>
-      <w:rFonts w:asciiTheme="majorHAnsi" w:cstheme="majorBidi" w:eastAsiaTheme="majorEastAsia" w:hAnsiTheme="majorHAnsi"/>
+      <w:rFonts w:asciiTheme="majorHAnsi" w:cstheme="majorBidi" w:hAnsiTheme="majorHAnsi" w:eastAsia="黑体"/>
       <w:color w:themeColor="accent1" w:themeShade="7F" w:val="243F60"/>
     </w:rPr>
   </w:style>
@@ -3720,7 +3971,7 @@
     <w:semiHidden/>
     <w:rsid w:val="00FC693F"/>
     <w:rPr>
-      <w:rFonts w:asciiTheme="majorHAnsi" w:cstheme="majorBidi" w:eastAsiaTheme="majorEastAsia" w:hAnsiTheme="majorHAnsi"/>
+      <w:rFonts w:asciiTheme="majorHAnsi" w:cstheme="majorBidi" w:hAnsiTheme="majorHAnsi" w:eastAsia="黑体"/>
       <w:i/>
       <w:iCs/>
       <w:color w:themeColor="accent1" w:themeShade="7F" w:val="243F60"/>
@@ -3734,7 +3985,7 @@
     <w:semiHidden/>
     <w:rsid w:val="00FC693F"/>
     <w:rPr>
-      <w:rFonts w:asciiTheme="majorHAnsi" w:cstheme="majorBidi" w:eastAsiaTheme="majorEastAsia" w:hAnsiTheme="majorHAnsi"/>
+      <w:rFonts w:asciiTheme="majorHAnsi" w:cstheme="majorBidi" w:hAnsiTheme="majorHAnsi" w:eastAsia="黑体"/>
       <w:i/>
       <w:iCs/>
       <w:color w:themeColor="text1" w:themeTint="BF" w:val="404040"/>
@@ -3748,7 +3999,7 @@
     <w:semiHidden/>
     <w:rsid w:val="00FC693F"/>
     <w:rPr>
-      <w:rFonts w:asciiTheme="majorHAnsi" w:cstheme="majorBidi" w:eastAsiaTheme="majorEastAsia" w:hAnsiTheme="majorHAnsi"/>
+      <w:rFonts w:asciiTheme="majorHAnsi" w:cstheme="majorBidi" w:hAnsiTheme="majorHAnsi" w:eastAsia="黑体"/>
       <w:color w:themeColor="accent1" w:val="4F81BD"/>
       <w:sz w:val="20"/>
       <w:szCs w:val="20"/>
@@ -3762,7 +4013,7 @@
     <w:semiHidden/>
     <w:rsid w:val="00FC693F"/>
     <w:rPr>
-      <w:rFonts w:asciiTheme="majorHAnsi" w:cstheme="majorBidi" w:eastAsiaTheme="majorEastAsia" w:hAnsiTheme="majorHAnsi"/>
+      <w:rFonts w:asciiTheme="majorHAnsi" w:cstheme="majorBidi" w:hAnsiTheme="majorHAnsi" w:eastAsia="黑体"/>
       <w:i/>
       <w:iCs/>
       <w:color w:themeColor="text1" w:themeTint="BF" w:val="404040"/>
@@ -3783,6 +4034,7 @@
       <w:spacing w:line="240" w:lineRule="auto"/>
     </w:pPr>
     <w:rPr>
+      <w:rFonts w:eastAsia="黑体"/>
       <w:b/>
       <w:bCs/>
       <w:color w:themeColor="accent1" w:val="4F81BD"/>
@@ -3797,6 +4049,7 @@
     <w:qFormat/>
     <w:rsid w:val="00FC693F"/>
     <w:rPr>
+      <w:rFonts w:eastAsia="黑体"/>
       <w:b/>
       <w:bCs/>
     </w:rPr>
@@ -3808,6 +4061,7 @@
     <w:qFormat/>
     <w:rsid w:val="00FC693F"/>
     <w:rPr>
+      <w:rFonts w:eastAsia="黑体"/>
       <w:i/>
       <w:iCs/>
     </w:rPr>
@@ -3828,6 +4082,7 @@
       <w:ind w:left="936" w:right="936"/>
     </w:pPr>
     <w:rPr>
+      <w:rFonts w:eastAsia="黑体"/>
       <w:b/>
       <w:bCs/>
       <w:i/>
@@ -3842,6 +4097,7 @@
     <w:uiPriority w:val="30"/>
     <w:rsid w:val="00FC693F"/>
     <w:rPr>
+      <w:rFonts w:eastAsia="黑体"/>
       <w:b/>
       <w:bCs/>
       <w:i/>
@@ -3856,6 +4112,7 @@
     <w:qFormat/>
     <w:rsid w:val="00FC693F"/>
     <w:rPr>
+      <w:rFonts w:eastAsia="黑体"/>
       <w:i/>
       <w:iCs/>
       <w:color w:themeColor="text1" w:themeTint="7F" w:val="808080"/>
@@ -3868,6 +4125,7 @@
     <w:qFormat/>
     <w:rsid w:val="00FC693F"/>
     <w:rPr>
+      <w:rFonts w:eastAsia="黑体"/>
       <w:b/>
       <w:bCs/>
       <w:i/>
@@ -3882,6 +4140,7 @@
     <w:qFormat/>
     <w:rsid w:val="00FC693F"/>
     <w:rPr>
+      <w:rFonts w:eastAsia="黑体"/>
       <w:smallCaps/>
       <w:color w:themeColor="accent2" w:val="C0504D"/>
       <w:u w:val="single"/>
@@ -3894,6 +4153,7 @@
     <w:qFormat/>
     <w:rsid w:val="00FC693F"/>
     <w:rPr>
+      <w:rFonts w:eastAsia="黑体"/>
       <w:b/>
       <w:bCs/>
       <w:smallCaps/>
@@ -3909,6 +4169,7 @@
     <w:qFormat/>
     <w:rsid w:val="00FC693F"/>
     <w:rPr>
+      <w:rFonts w:eastAsia="黑体"/>
       <w:b/>
       <w:bCs/>
       <w:smallCaps/>
@@ -3963,6 +4224,7 @@
       <w:spacing w:after="0" w:line="240" w:lineRule="auto"/>
     </w:pPr>
     <w:rPr>
+      <w:rFonts w:eastAsia="黑体"/>
       <w:color w:themeColor="text1" w:themeShade="BF" w:val="000000"/>
     </w:rPr>
     <w:tblPr>
@@ -3985,6 +4247,7 @@
         <w:spacing w:after="0" w:before="0" w:line="240" w:lineRule="auto"/>
       </w:pPr>
       <w:rPr>
+        <w:rFonts w:eastAsia="黑体"/>
         <w:b/>
         <w:bCs/>
       </w:rPr>
@@ -4005,6 +4268,7 @@
         <w:spacing w:after="0" w:before="0" w:line="240" w:lineRule="auto"/>
       </w:pPr>
       <w:rPr>
+        <w:rFonts w:eastAsia="黑体"/>
         <w:b/>
         <w:bCs/>
       </w:rPr>
@@ -4022,12 +4286,14 @@
     </w:tblStylePr>
     <w:tblStylePr w:type="firstCol">
       <w:rPr>
+        <w:rFonts w:eastAsia="黑体"/>
         <w:b/>
         <w:bCs/>
       </w:rPr>
     </w:tblStylePr>
     <w:tblStylePr w:type="lastCol">
       <w:rPr>
+        <w:rFonts w:eastAsia="黑体"/>
         <w:b/>
         <w:bCs/>
       </w:rPr>
@@ -4066,6 +4332,7 @@
       <w:spacing w:after="0" w:line="240" w:lineRule="auto"/>
     </w:pPr>
     <w:rPr>
+      <w:rFonts w:eastAsia="黑体"/>
       <w:color w:themeColor="accent1" w:themeShade="BF" w:val="365F91"/>
     </w:rPr>
     <w:tblPr>
@@ -4088,6 +4355,7 @@
         <w:spacing w:after="0" w:before="0" w:line="240" w:lineRule="auto"/>
       </w:pPr>
       <w:rPr>
+        <w:rFonts w:eastAsia="黑体"/>
         <w:b/>
         <w:bCs/>
       </w:rPr>
@@ -4108,6 +4376,7 @@
         <w:spacing w:after="0" w:before="0" w:line="240" w:lineRule="auto"/>
       </w:pPr>
       <w:rPr>
+        <w:rFonts w:eastAsia="黑体"/>
         <w:b/>
         <w:bCs/>
       </w:rPr>
@@ -4125,12 +4394,14 @@
     </w:tblStylePr>
     <w:tblStylePr w:type="firstCol">
       <w:rPr>
+        <w:rFonts w:eastAsia="黑体"/>
         <w:b/>
         <w:bCs/>
       </w:rPr>
     </w:tblStylePr>
     <w:tblStylePr w:type="lastCol">
       <w:rPr>
+        <w:rFonts w:eastAsia="黑体"/>
         <w:b/>
         <w:bCs/>
       </w:rPr>
@@ -4169,6 +4440,7 @@
       <w:spacing w:after="0" w:line="240" w:lineRule="auto"/>
     </w:pPr>
     <w:rPr>
+      <w:rFonts w:eastAsia="黑体"/>
       <w:color w:themeColor="accent2" w:themeShade="BF" w:val="943634"/>
     </w:rPr>
     <w:tblPr>
@@ -4191,6 +4463,7 @@
         <w:spacing w:after="0" w:before="0" w:line="240" w:lineRule="auto"/>
       </w:pPr>
       <w:rPr>
+        <w:rFonts w:eastAsia="黑体"/>
         <w:b/>
         <w:bCs/>
       </w:rPr>
@@ -4211,6 +4484,7 @@
         <w:spacing w:after="0" w:before="0" w:line="240" w:lineRule="auto"/>
       </w:pPr>
       <w:rPr>
+        <w:rFonts w:eastAsia="黑体"/>
         <w:b/>
         <w:bCs/>
       </w:rPr>
@@ -4228,12 +4502,14 @@
     </w:tblStylePr>
     <w:tblStylePr w:type="firstCol">
       <w:rPr>
+        <w:rFonts w:eastAsia="黑体"/>
         <w:b/>
         <w:bCs/>
       </w:rPr>
     </w:tblStylePr>
     <w:tblStylePr w:type="lastCol">
       <w:rPr>
+        <w:rFonts w:eastAsia="黑体"/>
         <w:b/>
         <w:bCs/>
       </w:rPr>
@@ -4272,6 +4548,7 @@
       <w:spacing w:after="0" w:line="240" w:lineRule="auto"/>
     </w:pPr>
     <w:rPr>
+      <w:rFonts w:eastAsia="黑体"/>
       <w:color w:themeColor="accent3" w:themeShade="BF" w:val="76923C"/>
     </w:rPr>
     <w:tblPr>
@@ -4294,6 +4571,7 @@
         <w:spacing w:after="0" w:before="0" w:line="240" w:lineRule="auto"/>
       </w:pPr>
       <w:rPr>
+        <w:rFonts w:eastAsia="黑体"/>
         <w:b/>
         <w:bCs/>
       </w:rPr>
@@ -4314,6 +4592,7 @@
         <w:spacing w:after="0" w:before="0" w:line="240" w:lineRule="auto"/>
       </w:pPr>
       <w:rPr>
+        <w:rFonts w:eastAsia="黑体"/>
         <w:b/>
         <w:bCs/>
       </w:rPr>
@@ -4331,12 +4610,14 @@
     </w:tblStylePr>
     <w:tblStylePr w:type="firstCol">
       <w:rPr>
+        <w:rFonts w:eastAsia="黑体"/>
         <w:b/>
         <w:bCs/>
       </w:rPr>
     </w:tblStylePr>
     <w:tblStylePr w:type="lastCol">
       <w:rPr>
+        <w:rFonts w:eastAsia="黑体"/>
         <w:b/>
         <w:bCs/>
       </w:rPr>
@@ -4375,6 +4656,7 @@
       <w:spacing w:after="0" w:line="240" w:lineRule="auto"/>
     </w:pPr>
     <w:rPr>
+      <w:rFonts w:eastAsia="黑体"/>
       <w:color w:themeColor="accent4" w:themeShade="BF" w:val="5F497A"/>
     </w:rPr>
     <w:tblPr>
@@ -4397,6 +4679,7 @@
         <w:spacing w:after="0" w:before="0" w:line="240" w:lineRule="auto"/>
       </w:pPr>
       <w:rPr>
+        <w:rFonts w:eastAsia="黑体"/>
         <w:b/>
         <w:bCs/>
       </w:rPr>
@@ -4417,6 +4700,7 @@
         <w:spacing w:after="0" w:before="0" w:line="240" w:lineRule="auto"/>
       </w:pPr>
       <w:rPr>
+        <w:rFonts w:eastAsia="黑体"/>
         <w:b/>
         <w:bCs/>
       </w:rPr>
@@ -4434,12 +4718,14 @@
     </w:tblStylePr>
     <w:tblStylePr w:type="firstCol">
       <w:rPr>
+        <w:rFonts w:eastAsia="黑体"/>
         <w:b/>
         <w:bCs/>
       </w:rPr>
     </w:tblStylePr>
     <w:tblStylePr w:type="lastCol">
       <w:rPr>
+        <w:rFonts w:eastAsia="黑体"/>
         <w:b/>
         <w:bCs/>
       </w:rPr>
@@ -4478,6 +4764,7 @@
       <w:spacing w:after="0" w:line="240" w:lineRule="auto"/>
     </w:pPr>
     <w:rPr>
+      <w:rFonts w:eastAsia="黑体"/>
       <w:color w:themeColor="accent5" w:themeShade="BF" w:val="31849B"/>
     </w:rPr>
     <w:tblPr>
@@ -4500,6 +4787,7 @@
         <w:spacing w:after="0" w:before="0" w:line="240" w:lineRule="auto"/>
       </w:pPr>
       <w:rPr>
+        <w:rFonts w:eastAsia="黑体"/>
         <w:b/>
         <w:bCs/>
       </w:rPr>
@@ -4520,6 +4808,7 @@
         <w:spacing w:after="0" w:before="0" w:line="240" w:lineRule="auto"/>
       </w:pPr>
       <w:rPr>
+        <w:rFonts w:eastAsia="黑体"/>
         <w:b/>
         <w:bCs/>
       </w:rPr>
@@ -4537,12 +4826,14 @@
     </w:tblStylePr>
     <w:tblStylePr w:type="firstCol">
       <w:rPr>
+        <w:rFonts w:eastAsia="黑体"/>
         <w:b/>
         <w:bCs/>
       </w:rPr>
     </w:tblStylePr>
     <w:tblStylePr w:type="lastCol">
       <w:rPr>
+        <w:rFonts w:eastAsia="黑体"/>
         <w:b/>
         <w:bCs/>
       </w:rPr>
@@ -4581,6 +4872,7 @@
       <w:spacing w:after="0" w:line="240" w:lineRule="auto"/>
     </w:pPr>
     <w:rPr>
+      <w:rFonts w:eastAsia="黑体"/>
       <w:color w:themeColor="accent6" w:themeShade="BF" w:val="E36C0A"/>
     </w:rPr>
     <w:tblPr>
@@ -4603,6 +4895,7 @@
         <w:spacing w:after="0" w:before="0" w:line="240" w:lineRule="auto"/>
       </w:pPr>
       <w:rPr>
+        <w:rFonts w:eastAsia="黑体"/>
         <w:b/>
         <w:bCs/>
       </w:rPr>
@@ -4623,6 +4916,7 @@
         <w:spacing w:after="0" w:before="0" w:line="240" w:lineRule="auto"/>
       </w:pPr>
       <w:rPr>
+        <w:rFonts w:eastAsia="黑体"/>
         <w:b/>
         <w:bCs/>
       </w:rPr>
@@ -4640,12 +4934,14 @@
     </w:tblStylePr>
     <w:tblStylePr w:type="firstCol">
       <w:rPr>
+        <w:rFonts w:eastAsia="黑体"/>
         <w:b/>
         <w:bCs/>
       </w:rPr>
     </w:tblStylePr>
     <w:tblStylePr w:type="lastCol">
       <w:rPr>
+        <w:rFonts w:eastAsia="黑体"/>
         <w:b/>
         <w:bCs/>
       </w:rPr>
@@ -4705,6 +5001,7 @@
         <w:spacing w:after="0" w:before="0" w:line="240" w:lineRule="auto"/>
       </w:pPr>
       <w:rPr>
+        <w:rFonts w:eastAsia="黑体"/>
         <w:b/>
         <w:bCs/>
         <w:color w:themeColor="background1" w:val="FFFFFF"/>
@@ -4719,6 +5016,7 @@
         <w:spacing w:after="0" w:before="0" w:line="240" w:lineRule="auto"/>
       </w:pPr>
       <w:rPr>
+        <w:rFonts w:eastAsia="黑体"/>
         <w:b/>
         <w:bCs/>
       </w:rPr>
@@ -4734,12 +5032,14 @@
     </w:tblStylePr>
     <w:tblStylePr w:type="firstCol">
       <w:rPr>
+        <w:rFonts w:eastAsia="黑体"/>
         <w:b/>
         <w:bCs/>
       </w:rPr>
     </w:tblStylePr>
     <w:tblStylePr w:type="lastCol">
       <w:rPr>
+        <w:rFonts w:eastAsia="黑体"/>
         <w:b/>
         <w:bCs/>
       </w:rPr>
@@ -4797,6 +5097,7 @@
         <w:spacing w:after="0" w:before="0" w:line="240" w:lineRule="auto"/>
       </w:pPr>
       <w:rPr>
+        <w:rFonts w:eastAsia="黑体"/>
         <w:b/>
         <w:bCs/>
         <w:color w:themeColor="background1" w:val="FFFFFF"/>
@@ -4811,6 +5112,7 @@
         <w:spacing w:after="0" w:before="0" w:line="240" w:lineRule="auto"/>
       </w:pPr>
       <w:rPr>
+        <w:rFonts w:eastAsia="黑体"/>
         <w:b/>
         <w:bCs/>
       </w:rPr>
@@ -4826,12 +5128,14 @@
     </w:tblStylePr>
     <w:tblStylePr w:type="firstCol">
       <w:rPr>
+        <w:rFonts w:eastAsia="黑体"/>
         <w:b/>
         <w:bCs/>
       </w:rPr>
     </w:tblStylePr>
     <w:tblStylePr w:type="lastCol">
       <w:rPr>
+        <w:rFonts w:eastAsia="黑体"/>
         <w:b/>
         <w:bCs/>
       </w:rPr>
@@ -4889,6 +5193,7 @@
         <w:spacing w:after="0" w:before="0" w:line="240" w:lineRule="auto"/>
       </w:pPr>
       <w:rPr>
+        <w:rFonts w:eastAsia="黑体"/>
         <w:b/>
         <w:bCs/>
         <w:color w:themeColor="background1" w:val="FFFFFF"/>
@@ -4903,6 +5208,7 @@
         <w:spacing w:after="0" w:before="0" w:line="240" w:lineRule="auto"/>
       </w:pPr>
       <w:rPr>
+        <w:rFonts w:eastAsia="黑体"/>
         <w:b/>
         <w:bCs/>
       </w:rPr>
@@ -4918,12 +5224,14 @@
     </w:tblStylePr>
     <w:tblStylePr w:type="firstCol">
       <w:rPr>
+        <w:rFonts w:eastAsia="黑体"/>
         <w:b/>
         <w:bCs/>
       </w:rPr>
     </w:tblStylePr>
     <w:tblStylePr w:type="lastCol">
       <w:rPr>
+        <w:rFonts w:eastAsia="黑体"/>
         <w:b/>
         <w:bCs/>
       </w:rPr>
@@ -4981,6 +5289,7 @@
         <w:spacing w:after="0" w:before="0" w:line="240" w:lineRule="auto"/>
       </w:pPr>
       <w:rPr>
+        <w:rFonts w:eastAsia="黑体"/>
         <w:b/>
         <w:bCs/>
         <w:color w:themeColor="background1" w:val="FFFFFF"/>
@@ -4995,6 +5304,7 @@
         <w:spacing w:after="0" w:before="0" w:line="240" w:lineRule="auto"/>
       </w:pPr>
       <w:rPr>
+        <w:rFonts w:eastAsia="黑体"/>
         <w:b/>
         <w:bCs/>
       </w:rPr>
@@ -5010,12 +5320,14 @@
     </w:tblStylePr>
     <w:tblStylePr w:type="firstCol">
       <w:rPr>
+        <w:rFonts w:eastAsia="黑体"/>
         <w:b/>
         <w:bCs/>
       </w:rPr>
     </w:tblStylePr>
     <w:tblStylePr w:type="lastCol">
       <w:rPr>
+        <w:rFonts w:eastAsia="黑体"/>
         <w:b/>
         <w:bCs/>
       </w:rPr>
@@ -5073,6 +5385,7 @@
         <w:spacing w:after="0" w:before="0" w:line="240" w:lineRule="auto"/>
       </w:pPr>
       <w:rPr>
+        <w:rFonts w:eastAsia="黑体"/>
         <w:b/>
         <w:bCs/>
         <w:color w:themeColor="background1" w:val="FFFFFF"/>
@@ -5087,6 +5400,7 @@
         <w:spacing w:after="0" w:before="0" w:line="240" w:lineRule="auto"/>
       </w:pPr>
       <w:rPr>
+        <w:rFonts w:eastAsia="黑体"/>
         <w:b/>
         <w:bCs/>
       </w:rPr>
@@ -5102,12 +5416,14 @@
     </w:tblStylePr>
     <w:tblStylePr w:type="firstCol">
       <w:rPr>
+        <w:rFonts w:eastAsia="黑体"/>
         <w:b/>
         <w:bCs/>
       </w:rPr>
     </w:tblStylePr>
     <w:tblStylePr w:type="lastCol">
       <w:rPr>
+        <w:rFonts w:eastAsia="黑体"/>
         <w:b/>
         <w:bCs/>
       </w:rPr>
@@ -5165,6 +5481,7 @@
         <w:spacing w:after="0" w:before="0" w:line="240" w:lineRule="auto"/>
       </w:pPr>
       <w:rPr>
+        <w:rFonts w:eastAsia="黑体"/>
         <w:b/>
         <w:bCs/>
         <w:color w:themeColor="background1" w:val="FFFFFF"/>
@@ -5179,6 +5496,7 @@
         <w:spacing w:after="0" w:before="0" w:line="240" w:lineRule="auto"/>
       </w:pPr>
       <w:rPr>
+        <w:rFonts w:eastAsia="黑体"/>
         <w:b/>
         <w:bCs/>
       </w:rPr>
@@ -5194,12 +5512,14 @@
     </w:tblStylePr>
     <w:tblStylePr w:type="firstCol">
       <w:rPr>
+        <w:rFonts w:eastAsia="黑体"/>
         <w:b/>
         <w:bCs/>
       </w:rPr>
     </w:tblStylePr>
     <w:tblStylePr w:type="lastCol">
       <w:rPr>
+        <w:rFonts w:eastAsia="黑体"/>
         <w:b/>
         <w:bCs/>
       </w:rPr>
@@ -5257,6 +5577,7 @@
         <w:spacing w:after="0" w:before="0" w:line="240" w:lineRule="auto"/>
       </w:pPr>
       <w:rPr>
+        <w:rFonts w:eastAsia="黑体"/>
         <w:b/>
         <w:bCs/>
         <w:color w:themeColor="background1" w:val="FFFFFF"/>
@@ -5271,6 +5592,7 @@
         <w:spacing w:after="0" w:before="0" w:line="240" w:lineRule="auto"/>
       </w:pPr>
       <w:rPr>
+        <w:rFonts w:eastAsia="黑体"/>
         <w:b/>
         <w:bCs/>
       </w:rPr>
@@ -5286,12 +5608,14 @@
     </w:tblStylePr>
     <w:tblStylePr w:type="firstCol">
       <w:rPr>
+        <w:rFonts w:eastAsia="黑体"/>
         <w:b/>
         <w:bCs/>
       </w:rPr>
     </w:tblStylePr>
     <w:tblStylePr w:type="lastCol">
       <w:rPr>
+        <w:rFonts w:eastAsia="黑体"/>
         <w:b/>
         <w:bCs/>
       </w:rPr>
@@ -5351,7 +5675,7 @@
         <w:spacing w:after="0" w:before="0" w:line="240" w:lineRule="auto"/>
       </w:pPr>
       <w:rPr>
-        <w:rFonts w:asciiTheme="majorHAnsi" w:cstheme="majorBidi" w:eastAsiaTheme="majorEastAsia" w:hAnsiTheme="majorHAnsi"/>
+        <w:rFonts w:asciiTheme="majorHAnsi" w:cstheme="majorBidi" w:hAnsiTheme="majorHAnsi" w:eastAsia="黑体"/>
         <w:b/>
         <w:bCs/>
       </w:rPr>
@@ -5372,7 +5696,7 @@
         <w:spacing w:after="0" w:before="0" w:line="240" w:lineRule="auto"/>
       </w:pPr>
       <w:rPr>
-        <w:rFonts w:asciiTheme="majorHAnsi" w:cstheme="majorBidi" w:eastAsiaTheme="majorEastAsia" w:hAnsiTheme="majorHAnsi"/>
+        <w:rFonts w:asciiTheme="majorHAnsi" w:cstheme="majorBidi" w:hAnsiTheme="majorHAnsi" w:eastAsia="黑体"/>
         <w:b/>
         <w:bCs/>
       </w:rPr>
@@ -5390,14 +5714,14 @@
     </w:tblStylePr>
     <w:tblStylePr w:type="firstCol">
       <w:rPr>
-        <w:rFonts w:asciiTheme="majorHAnsi" w:cstheme="majorBidi" w:eastAsiaTheme="majorEastAsia" w:hAnsiTheme="majorHAnsi"/>
+        <w:rFonts w:asciiTheme="majorHAnsi" w:cstheme="majorBidi" w:hAnsiTheme="majorHAnsi" w:eastAsia="黑体"/>
         <w:b/>
         <w:bCs/>
       </w:rPr>
     </w:tblStylePr>
     <w:tblStylePr w:type="lastCol">
       <w:rPr>
-        <w:rFonts w:asciiTheme="majorHAnsi" w:cstheme="majorBidi" w:eastAsiaTheme="majorEastAsia" w:hAnsiTheme="majorHAnsi"/>
+        <w:rFonts w:asciiTheme="majorHAnsi" w:cstheme="majorBidi" w:hAnsiTheme="majorHAnsi" w:eastAsia="黑体"/>
         <w:b/>
         <w:bCs/>
       </w:rPr>
@@ -5481,7 +5805,7 @@
         <w:spacing w:after="0" w:before="0" w:line="240" w:lineRule="auto"/>
       </w:pPr>
       <w:rPr>
-        <w:rFonts w:asciiTheme="majorHAnsi" w:cstheme="majorBidi" w:eastAsiaTheme="majorEastAsia" w:hAnsiTheme="majorHAnsi"/>
+        <w:rFonts w:asciiTheme="majorHAnsi" w:cstheme="majorBidi" w:hAnsiTheme="majorHAnsi" w:eastAsia="黑体"/>
         <w:b/>
         <w:bCs/>
       </w:rPr>
@@ -5502,7 +5826,7 @@
         <w:spacing w:after="0" w:before="0" w:line="240" w:lineRule="auto"/>
       </w:pPr>
       <w:rPr>
-        <w:rFonts w:asciiTheme="majorHAnsi" w:cstheme="majorBidi" w:eastAsiaTheme="majorEastAsia" w:hAnsiTheme="majorHAnsi"/>
+        <w:rFonts w:asciiTheme="majorHAnsi" w:cstheme="majorBidi" w:hAnsiTheme="majorHAnsi" w:eastAsia="黑体"/>
         <w:b/>
         <w:bCs/>
       </w:rPr>
@@ -5520,14 +5844,14 @@
     </w:tblStylePr>
     <w:tblStylePr w:type="firstCol">
       <w:rPr>
-        <w:rFonts w:asciiTheme="majorHAnsi" w:cstheme="majorBidi" w:eastAsiaTheme="majorEastAsia" w:hAnsiTheme="majorHAnsi"/>
+        <w:rFonts w:asciiTheme="majorHAnsi" w:cstheme="majorBidi" w:hAnsiTheme="majorHAnsi" w:eastAsia="黑体"/>
         <w:b/>
         <w:bCs/>
       </w:rPr>
     </w:tblStylePr>
     <w:tblStylePr w:type="lastCol">
       <w:rPr>
-        <w:rFonts w:asciiTheme="majorHAnsi" w:cstheme="majorBidi" w:eastAsiaTheme="majorEastAsia" w:hAnsiTheme="majorHAnsi"/>
+        <w:rFonts w:asciiTheme="majorHAnsi" w:cstheme="majorBidi" w:hAnsiTheme="majorHAnsi" w:eastAsia="黑体"/>
         <w:b/>
         <w:bCs/>
       </w:rPr>
@@ -5611,7 +5935,7 @@
         <w:spacing w:after="0" w:before="0" w:line="240" w:lineRule="auto"/>
       </w:pPr>
       <w:rPr>
-        <w:rFonts w:asciiTheme="majorHAnsi" w:cstheme="majorBidi" w:eastAsiaTheme="majorEastAsia" w:hAnsiTheme="majorHAnsi"/>
+        <w:rFonts w:asciiTheme="majorHAnsi" w:cstheme="majorBidi" w:hAnsiTheme="majorHAnsi" w:eastAsia="黑体"/>
         <w:b/>
         <w:bCs/>
       </w:rPr>
@@ -5632,7 +5956,7 @@
         <w:spacing w:after="0" w:before="0" w:line="240" w:lineRule="auto"/>
       </w:pPr>
       <w:rPr>
-        <w:rFonts w:asciiTheme="majorHAnsi" w:cstheme="majorBidi" w:eastAsiaTheme="majorEastAsia" w:hAnsiTheme="majorHAnsi"/>
+        <w:rFonts w:asciiTheme="majorHAnsi" w:cstheme="majorBidi" w:hAnsiTheme="majorHAnsi" w:eastAsia="黑体"/>
         <w:b/>
         <w:bCs/>
       </w:rPr>
@@ -5650,14 +5974,14 @@
     </w:tblStylePr>
     <w:tblStylePr w:type="firstCol">
       <w:rPr>
-        <w:rFonts w:asciiTheme="majorHAnsi" w:cstheme="majorBidi" w:eastAsiaTheme="majorEastAsia" w:hAnsiTheme="majorHAnsi"/>
+        <w:rFonts w:asciiTheme="majorHAnsi" w:cstheme="majorBidi" w:hAnsiTheme="majorHAnsi" w:eastAsia="黑体"/>
         <w:b/>
         <w:bCs/>
       </w:rPr>
     </w:tblStylePr>
     <w:tblStylePr w:type="lastCol">
       <w:rPr>
-        <w:rFonts w:asciiTheme="majorHAnsi" w:cstheme="majorBidi" w:eastAsiaTheme="majorEastAsia" w:hAnsiTheme="majorHAnsi"/>
+        <w:rFonts w:asciiTheme="majorHAnsi" w:cstheme="majorBidi" w:hAnsiTheme="majorHAnsi" w:eastAsia="黑体"/>
         <w:b/>
         <w:bCs/>
       </w:rPr>
@@ -5741,7 +6065,7 @@
         <w:spacing w:after="0" w:before="0" w:line="240" w:lineRule="auto"/>
       </w:pPr>
       <w:rPr>
-        <w:rFonts w:asciiTheme="majorHAnsi" w:cstheme="majorBidi" w:eastAsiaTheme="majorEastAsia" w:hAnsiTheme="majorHAnsi"/>
+        <w:rFonts w:asciiTheme="majorHAnsi" w:cstheme="majorBidi" w:hAnsiTheme="majorHAnsi" w:eastAsia="黑体"/>
         <w:b/>
         <w:bCs/>
       </w:rPr>
@@ -5762,7 +6086,7 @@
         <w:spacing w:after="0" w:before="0" w:line="240" w:lineRule="auto"/>
       </w:pPr>
       <w:rPr>
-        <w:rFonts w:asciiTheme="majorHAnsi" w:cstheme="majorBidi" w:eastAsiaTheme="majorEastAsia" w:hAnsiTheme="majorHAnsi"/>
+        <w:rFonts w:asciiTheme="majorHAnsi" w:cstheme="majorBidi" w:hAnsiTheme="majorHAnsi" w:eastAsia="黑体"/>
         <w:b/>
         <w:bCs/>
       </w:rPr>
@@ -5780,14 +6104,14 @@
     </w:tblStylePr>
     <w:tblStylePr w:type="firstCol">
       <w:rPr>
-        <w:rFonts w:asciiTheme="majorHAnsi" w:cstheme="majorBidi" w:eastAsiaTheme="majorEastAsia" w:hAnsiTheme="majorHAnsi"/>
+        <w:rFonts w:asciiTheme="majorHAnsi" w:cstheme="majorBidi" w:hAnsiTheme="majorHAnsi" w:eastAsia="黑体"/>
         <w:b/>
         <w:bCs/>
       </w:rPr>
     </w:tblStylePr>
     <w:tblStylePr w:type="lastCol">
       <w:rPr>
-        <w:rFonts w:asciiTheme="majorHAnsi" w:cstheme="majorBidi" w:eastAsiaTheme="majorEastAsia" w:hAnsiTheme="majorHAnsi"/>
+        <w:rFonts w:asciiTheme="majorHAnsi" w:cstheme="majorBidi" w:hAnsiTheme="majorHAnsi" w:eastAsia="黑体"/>
         <w:b/>
         <w:bCs/>
       </w:rPr>
@@ -5871,7 +6195,7 @@
         <w:spacing w:after="0" w:before="0" w:line="240" w:lineRule="auto"/>
       </w:pPr>
       <w:rPr>
-        <w:rFonts w:asciiTheme="majorHAnsi" w:cstheme="majorBidi" w:eastAsiaTheme="majorEastAsia" w:hAnsiTheme="majorHAnsi"/>
+        <w:rFonts w:asciiTheme="majorHAnsi" w:cstheme="majorBidi" w:hAnsiTheme="majorHAnsi" w:eastAsia="黑体"/>
         <w:b/>
         <w:bCs/>
       </w:rPr>
@@ -5892,7 +6216,7 @@
         <w:spacing w:after="0" w:before="0" w:line="240" w:lineRule="auto"/>
       </w:pPr>
       <w:rPr>
-        <w:rFonts w:asciiTheme="majorHAnsi" w:cstheme="majorBidi" w:eastAsiaTheme="majorEastAsia" w:hAnsiTheme="majorHAnsi"/>
+        <w:rFonts w:asciiTheme="majorHAnsi" w:cstheme="majorBidi" w:hAnsiTheme="majorHAnsi" w:eastAsia="黑体"/>
         <w:b/>
         <w:bCs/>
       </w:rPr>
@@ -5910,14 +6234,14 @@
     </w:tblStylePr>
     <w:tblStylePr w:type="firstCol">
       <w:rPr>
-        <w:rFonts w:asciiTheme="majorHAnsi" w:cstheme="majorBidi" w:eastAsiaTheme="majorEastAsia" w:hAnsiTheme="majorHAnsi"/>
+        <w:rFonts w:asciiTheme="majorHAnsi" w:cstheme="majorBidi" w:hAnsiTheme="majorHAnsi" w:eastAsia="黑体"/>
         <w:b/>
         <w:bCs/>
       </w:rPr>
     </w:tblStylePr>
     <w:tblStylePr w:type="lastCol">
       <w:rPr>
-        <w:rFonts w:asciiTheme="majorHAnsi" w:cstheme="majorBidi" w:eastAsiaTheme="majorEastAsia" w:hAnsiTheme="majorHAnsi"/>
+        <w:rFonts w:asciiTheme="majorHAnsi" w:cstheme="majorBidi" w:hAnsiTheme="majorHAnsi" w:eastAsia="黑体"/>
         <w:b/>
         <w:bCs/>
       </w:rPr>
@@ -6001,7 +6325,7 @@
         <w:spacing w:after="0" w:before="0" w:line="240" w:lineRule="auto"/>
       </w:pPr>
       <w:rPr>
-        <w:rFonts w:asciiTheme="majorHAnsi" w:cstheme="majorBidi" w:eastAsiaTheme="majorEastAsia" w:hAnsiTheme="majorHAnsi"/>
+        <w:rFonts w:asciiTheme="majorHAnsi" w:cstheme="majorBidi" w:hAnsiTheme="majorHAnsi" w:eastAsia="黑体"/>
         <w:b/>
         <w:bCs/>
       </w:rPr>
@@ -6022,7 +6346,7 @@
         <w:spacing w:after="0" w:before="0" w:line="240" w:lineRule="auto"/>
       </w:pPr>
       <w:rPr>
-        <w:rFonts w:asciiTheme="majorHAnsi" w:cstheme="majorBidi" w:eastAsiaTheme="majorEastAsia" w:hAnsiTheme="majorHAnsi"/>
+        <w:rFonts w:asciiTheme="majorHAnsi" w:cstheme="majorBidi" w:hAnsiTheme="majorHAnsi" w:eastAsia="黑体"/>
         <w:b/>
         <w:bCs/>
       </w:rPr>
@@ -6040,14 +6364,14 @@
     </w:tblStylePr>
     <w:tblStylePr w:type="firstCol">
       <w:rPr>
-        <w:rFonts w:asciiTheme="majorHAnsi" w:cstheme="majorBidi" w:eastAsiaTheme="majorEastAsia" w:hAnsiTheme="majorHAnsi"/>
+        <w:rFonts w:asciiTheme="majorHAnsi" w:cstheme="majorBidi" w:hAnsiTheme="majorHAnsi" w:eastAsia="黑体"/>
         <w:b/>
         <w:bCs/>
       </w:rPr>
     </w:tblStylePr>
     <w:tblStylePr w:type="lastCol">
       <w:rPr>
-        <w:rFonts w:asciiTheme="majorHAnsi" w:cstheme="majorBidi" w:eastAsiaTheme="majorEastAsia" w:hAnsiTheme="majorHAnsi"/>
+        <w:rFonts w:asciiTheme="majorHAnsi" w:cstheme="majorBidi" w:hAnsiTheme="majorHAnsi" w:eastAsia="黑体"/>
         <w:b/>
         <w:bCs/>
       </w:rPr>
@@ -6131,7 +6455,7 @@
         <w:spacing w:after="0" w:before="0" w:line="240" w:lineRule="auto"/>
       </w:pPr>
       <w:rPr>
-        <w:rFonts w:asciiTheme="majorHAnsi" w:cstheme="majorBidi" w:eastAsiaTheme="majorEastAsia" w:hAnsiTheme="majorHAnsi"/>
+        <w:rFonts w:asciiTheme="majorHAnsi" w:cstheme="majorBidi" w:hAnsiTheme="majorHAnsi" w:eastAsia="黑体"/>
         <w:b/>
         <w:bCs/>
       </w:rPr>
@@ -6152,7 +6476,7 @@
         <w:spacing w:after="0" w:before="0" w:line="240" w:lineRule="auto"/>
       </w:pPr>
       <w:rPr>
-        <w:rFonts w:asciiTheme="majorHAnsi" w:cstheme="majorBidi" w:eastAsiaTheme="majorEastAsia" w:hAnsiTheme="majorHAnsi"/>
+        <w:rFonts w:asciiTheme="majorHAnsi" w:cstheme="majorBidi" w:hAnsiTheme="majorHAnsi" w:eastAsia="黑体"/>
         <w:b/>
         <w:bCs/>
       </w:rPr>
@@ -6170,14 +6494,14 @@
     </w:tblStylePr>
     <w:tblStylePr w:type="firstCol">
       <w:rPr>
-        <w:rFonts w:asciiTheme="majorHAnsi" w:cstheme="majorBidi" w:eastAsiaTheme="majorEastAsia" w:hAnsiTheme="majorHAnsi"/>
+        <w:rFonts w:asciiTheme="majorHAnsi" w:cstheme="majorBidi" w:hAnsiTheme="majorHAnsi" w:eastAsia="黑体"/>
         <w:b/>
         <w:bCs/>
       </w:rPr>
     </w:tblStylePr>
     <w:tblStylePr w:type="lastCol">
       <w:rPr>
-        <w:rFonts w:asciiTheme="majorHAnsi" w:cstheme="majorBidi" w:eastAsiaTheme="majorEastAsia" w:hAnsiTheme="majorHAnsi"/>
+        <w:rFonts w:asciiTheme="majorHAnsi" w:cstheme="majorBidi" w:hAnsiTheme="majorHAnsi" w:eastAsia="黑体"/>
         <w:b/>
         <w:bCs/>
       </w:rPr>
@@ -6260,6 +6584,7 @@
         <w:spacing w:after="0" w:before="0" w:line="240" w:lineRule="auto"/>
       </w:pPr>
       <w:rPr>
+        <w:rFonts w:eastAsia="黑体"/>
         <w:b/>
         <w:bCs/>
         <w:color w:themeColor="background1" w:val="FFFFFF"/>
@@ -6282,6 +6607,7 @@
         <w:spacing w:after="0" w:before="0" w:line="240" w:lineRule="auto"/>
       </w:pPr>
       <w:rPr>
+        <w:rFonts w:eastAsia="黑体"/>
         <w:b/>
         <w:bCs/>
       </w:rPr>
@@ -6299,12 +6625,14 @@
     </w:tblStylePr>
     <w:tblStylePr w:type="firstCol">
       <w:rPr>
+        <w:rFonts w:eastAsia="黑体"/>
         <w:b/>
         <w:bCs/>
       </w:rPr>
     </w:tblStylePr>
     <w:tblStylePr w:type="lastCol">
       <w:rPr>
+        <w:rFonts w:eastAsia="黑体"/>
         <w:b/>
         <w:bCs/>
       </w:rPr>
@@ -6366,6 +6694,7 @@
         <w:spacing w:after="0" w:before="0" w:line="240" w:lineRule="auto"/>
       </w:pPr>
       <w:rPr>
+        <w:rFonts w:eastAsia="黑体"/>
         <w:b/>
         <w:bCs/>
         <w:color w:themeColor="background1" w:val="FFFFFF"/>
@@ -6388,6 +6717,7 @@
         <w:spacing w:after="0" w:before="0" w:line="240" w:lineRule="auto"/>
       </w:pPr>
       <w:rPr>
+        <w:rFonts w:eastAsia="黑体"/>
         <w:b/>
         <w:bCs/>
       </w:rPr>
@@ -6405,12 +6735,14 @@
     </w:tblStylePr>
     <w:tblStylePr w:type="firstCol">
       <w:rPr>
+        <w:rFonts w:eastAsia="黑体"/>
         <w:b/>
         <w:bCs/>
       </w:rPr>
     </w:tblStylePr>
     <w:tblStylePr w:type="lastCol">
       <w:rPr>
+        <w:rFonts w:eastAsia="黑体"/>
         <w:b/>
         <w:bCs/>
       </w:rPr>
@@ -6472,6 +6804,7 @@
         <w:spacing w:after="0" w:before="0" w:line="240" w:lineRule="auto"/>
       </w:pPr>
       <w:rPr>
+        <w:rFonts w:eastAsia="黑体"/>
         <w:b/>
         <w:bCs/>
         <w:color w:themeColor="background1" w:val="FFFFFF"/>
@@ -6494,6 +6827,7 @@
         <w:spacing w:after="0" w:before="0" w:line="240" w:lineRule="auto"/>
       </w:pPr>
       <w:rPr>
+        <w:rFonts w:eastAsia="黑体"/>
         <w:b/>
         <w:bCs/>
       </w:rPr>
@@ -6511,12 +6845,14 @@
     </w:tblStylePr>
     <w:tblStylePr w:type="firstCol">
       <w:rPr>
+        <w:rFonts w:eastAsia="黑体"/>
         <w:b/>
         <w:bCs/>
       </w:rPr>
     </w:tblStylePr>
     <w:tblStylePr w:type="lastCol">
       <w:rPr>
+        <w:rFonts w:eastAsia="黑体"/>
         <w:b/>
         <w:bCs/>
       </w:rPr>
@@ -6578,6 +6914,7 @@
         <w:spacing w:after="0" w:before="0" w:line="240" w:lineRule="auto"/>
       </w:pPr>
       <w:rPr>
+        <w:rFonts w:eastAsia="黑体"/>
         <w:b/>
         <w:bCs/>
         <w:color w:themeColor="background1" w:val="FFFFFF"/>
@@ -6600,6 +6937,7 @@
         <w:spacing w:after="0" w:before="0" w:line="240" w:lineRule="auto"/>
       </w:pPr>
       <w:rPr>
+        <w:rFonts w:eastAsia="黑体"/>
         <w:b/>
         <w:bCs/>
       </w:rPr>
@@ -6617,12 +6955,14 @@
     </w:tblStylePr>
     <w:tblStylePr w:type="firstCol">
       <w:rPr>
+        <w:rFonts w:eastAsia="黑体"/>
         <w:b/>
         <w:bCs/>
       </w:rPr>
     </w:tblStylePr>
     <w:tblStylePr w:type="lastCol">
       <w:rPr>
+        <w:rFonts w:eastAsia="黑体"/>
         <w:b/>
         <w:bCs/>
       </w:rPr>
@@ -6684,6 +7024,7 @@
         <w:spacing w:after="0" w:before="0" w:line="240" w:lineRule="auto"/>
       </w:pPr>
       <w:rPr>
+        <w:rFonts w:eastAsia="黑体"/>
         <w:b/>
         <w:bCs/>
         <w:color w:themeColor="background1" w:val="FFFFFF"/>
@@ -6706,6 +7047,7 @@
         <w:spacing w:after="0" w:before="0" w:line="240" w:lineRule="auto"/>
       </w:pPr>
       <w:rPr>
+        <w:rFonts w:eastAsia="黑体"/>
         <w:b/>
         <w:bCs/>
       </w:rPr>
@@ -6723,12 +7065,14 @@
     </w:tblStylePr>
     <w:tblStylePr w:type="firstCol">
       <w:rPr>
+        <w:rFonts w:eastAsia="黑体"/>
         <w:b/>
         <w:bCs/>
       </w:rPr>
     </w:tblStylePr>
     <w:tblStylePr w:type="lastCol">
       <w:rPr>
+        <w:rFonts w:eastAsia="黑体"/>
         <w:b/>
         <w:bCs/>
       </w:rPr>
@@ -6790,6 +7134,7 @@
         <w:spacing w:after="0" w:before="0" w:line="240" w:lineRule="auto"/>
       </w:pPr>
       <w:rPr>
+        <w:rFonts w:eastAsia="黑体"/>
         <w:b/>
         <w:bCs/>
         <w:color w:themeColor="background1" w:val="FFFFFF"/>
@@ -6812,6 +7157,7 @@
         <w:spacing w:after="0" w:before="0" w:line="240" w:lineRule="auto"/>
       </w:pPr>
       <w:rPr>
+        <w:rFonts w:eastAsia="黑体"/>
         <w:b/>
         <w:bCs/>
       </w:rPr>
@@ -6829,12 +7175,14 @@
     </w:tblStylePr>
     <w:tblStylePr w:type="firstCol">
       <w:rPr>
+        <w:rFonts w:eastAsia="黑体"/>
         <w:b/>
         <w:bCs/>
       </w:rPr>
     </w:tblStylePr>
     <w:tblStylePr w:type="lastCol">
       <w:rPr>
+        <w:rFonts w:eastAsia="黑体"/>
         <w:b/>
         <w:bCs/>
       </w:rPr>
@@ -6896,6 +7244,7 @@
         <w:spacing w:after="0" w:before="0" w:line="240" w:lineRule="auto"/>
       </w:pPr>
       <w:rPr>
+        <w:rFonts w:eastAsia="黑体"/>
         <w:b/>
         <w:bCs/>
         <w:color w:themeColor="background1" w:val="FFFFFF"/>
@@ -6918,6 +7267,7 @@
         <w:spacing w:after="0" w:before="0" w:line="240" w:lineRule="auto"/>
       </w:pPr>
       <w:rPr>
+        <w:rFonts w:eastAsia="黑体"/>
         <w:b/>
         <w:bCs/>
       </w:rPr>
@@ -6935,12 +7285,14 @@
     </w:tblStylePr>
     <w:tblStylePr w:type="firstCol">
       <w:rPr>
+        <w:rFonts w:eastAsia="黑体"/>
         <w:b/>
         <w:bCs/>
       </w:rPr>
     </w:tblStylePr>
     <w:tblStylePr w:type="lastCol">
       <w:rPr>
+        <w:rFonts w:eastAsia="黑体"/>
         <w:b/>
         <w:bCs/>
       </w:rPr>
@@ -6999,6 +7351,7 @@
         <w:spacing w:after="0" w:before="0" w:line="240" w:lineRule="auto"/>
       </w:pPr>
       <w:rPr>
+        <w:rFonts w:eastAsia="黑体"/>
         <w:b/>
         <w:bCs/>
         <w:color w:themeColor="background1" w:val="FFFFFF"/>
@@ -7021,6 +7374,7 @@
         <w:spacing w:after="0" w:before="0" w:line="240" w:lineRule="auto"/>
       </w:pPr>
       <w:rPr>
+        <w:rFonts w:eastAsia="黑体"/>
         <w:color w:val="auto"/>
       </w:rPr>
       <w:tblPr/>
@@ -7038,6 +7392,7 @@
     </w:tblStylePr>
     <w:tblStylePr w:type="firstCol">
       <w:rPr>
+        <w:rFonts w:eastAsia="黑体"/>
         <w:b/>
         <w:bCs/>
         <w:color w:themeColor="background1" w:val="FFFFFF"/>
@@ -7057,6 +7412,7 @@
     </w:tblStylePr>
     <w:tblStylePr w:type="lastCol">
       <w:rPr>
+        <w:rFonts w:eastAsia="黑体"/>
         <w:b/>
         <w:bCs/>
         <w:color w:themeColor="background1" w:val="FFFFFF"/>
@@ -7105,6 +7461,7 @@
     </w:tblStylePr>
     <w:tblStylePr w:type="nwCell">
       <w:rPr>
+        <w:rFonts w:eastAsia="黑体"/>
         <w:color w:themeColor="background1" w:val="FFFFFF"/>
       </w:rPr>
       <w:tblPr/>
@@ -7148,6 +7505,7 @@
         <w:spacing w:after="0" w:before="0" w:line="240" w:lineRule="auto"/>
       </w:pPr>
       <w:rPr>
+        <w:rFonts w:eastAsia="黑体"/>
         <w:b/>
         <w:bCs/>
         <w:color w:themeColor="background1" w:val="FFFFFF"/>
@@ -7170,6 +7528,7 @@
         <w:spacing w:after="0" w:before="0" w:line="240" w:lineRule="auto"/>
       </w:pPr>
       <w:rPr>
+        <w:rFonts w:eastAsia="黑体"/>
         <w:color w:val="auto"/>
       </w:rPr>
       <w:tblPr/>
@@ -7187,6 +7546,7 @@
     </w:tblStylePr>
     <w:tblStylePr w:type="firstCol">
       <w:rPr>
+        <w:rFonts w:eastAsia="黑体"/>
         <w:b/>
         <w:bCs/>
         <w:color w:themeColor="background1" w:val="FFFFFF"/>
@@ -7206,6 +7566,7 @@
     </w:tblStylePr>
     <w:tblStylePr w:type="lastCol">
       <w:rPr>
+        <w:rFonts w:eastAsia="黑体"/>
         <w:b/>
         <w:bCs/>
         <w:color w:themeColor="background1" w:val="FFFFFF"/>
@@ -7254,6 +7615,7 @@
     </w:tblStylePr>
     <w:tblStylePr w:type="nwCell">
       <w:rPr>
+        <w:rFonts w:eastAsia="黑体"/>
         <w:color w:themeColor="background1" w:val="FFFFFF"/>
       </w:rPr>
       <w:tblPr/>
@@ -7297,6 +7659,7 @@
         <w:spacing w:after="0" w:before="0" w:line="240" w:lineRule="auto"/>
       </w:pPr>
       <w:rPr>
+        <w:rFonts w:eastAsia="黑体"/>
         <w:b/>
         <w:bCs/>
         <w:color w:themeColor="background1" w:val="FFFFFF"/>
@@ -7319,6 +7682,7 @@
         <w:spacing w:after="0" w:before="0" w:line="240" w:lineRule="auto"/>
       </w:pPr>
       <w:rPr>
+        <w:rFonts w:eastAsia="黑体"/>
         <w:color w:val="auto"/>
       </w:rPr>
       <w:tblPr/>
@@ -7336,6 +7700,7 @@
     </w:tblStylePr>
     <w:tblStylePr w:type="firstCol">
       <w:rPr>
+        <w:rFonts w:eastAsia="黑体"/>
         <w:b/>
         <w:bCs/>
         <w:color w:themeColor="background1" w:val="FFFFFF"/>
@@ -7355,6 +7720,7 @@
     </w:tblStylePr>
     <w:tblStylePr w:type="lastCol">
       <w:rPr>
+        <w:rFonts w:eastAsia="黑体"/>
         <w:b/>
         <w:bCs/>
         <w:color w:themeColor="background1" w:val="FFFFFF"/>
@@ -7403,6 +7769,7 @@
     </w:tblStylePr>
     <w:tblStylePr w:type="nwCell">
       <w:rPr>
+        <w:rFonts w:eastAsia="黑体"/>
         <w:color w:themeColor="background1" w:val="FFFFFF"/>
       </w:rPr>
       <w:tblPr/>
@@ -7446,6 +7813,7 @@
         <w:spacing w:after="0" w:before="0" w:line="240" w:lineRule="auto"/>
       </w:pPr>
       <w:rPr>
+        <w:rFonts w:eastAsia="黑体"/>
         <w:b/>
         <w:bCs/>
         <w:color w:themeColor="background1" w:val="FFFFFF"/>
@@ -7468,6 +7836,7 @@
         <w:spacing w:after="0" w:before="0" w:line="240" w:lineRule="auto"/>
       </w:pPr>
       <w:rPr>
+        <w:rFonts w:eastAsia="黑体"/>
         <w:color w:val="auto"/>
       </w:rPr>
       <w:tblPr/>
@@ -7485,6 +7854,7 @@
     </w:tblStylePr>
     <w:tblStylePr w:type="firstCol">
       <w:rPr>
+        <w:rFonts w:eastAsia="黑体"/>
         <w:b/>
         <w:bCs/>
         <w:color w:themeColor="background1" w:val="FFFFFF"/>
@@ -7504,6 +7874,7 @@
     </w:tblStylePr>
     <w:tblStylePr w:type="lastCol">
       <w:rPr>
+        <w:rFonts w:eastAsia="黑体"/>
         <w:b/>
         <w:bCs/>
         <w:color w:themeColor="background1" w:val="FFFFFF"/>
@@ -7552,6 +7923,7 @@
     </w:tblStylePr>
     <w:tblStylePr w:type="nwCell">
       <w:rPr>
+        <w:rFonts w:eastAsia="黑体"/>
         <w:color w:themeColor="background1" w:val="FFFFFF"/>
       </w:rPr>
       <w:tblPr/>
@@ -7595,6 +7967,7 @@
         <w:spacing w:after="0" w:before="0" w:line="240" w:lineRule="auto"/>
       </w:pPr>
       <w:rPr>
+        <w:rFonts w:eastAsia="黑体"/>
         <w:b/>
         <w:bCs/>
         <w:color w:themeColor="background1" w:val="FFFFFF"/>
@@ -7617,6 +7990,7 @@
         <w:spacing w:after="0" w:before="0" w:line="240" w:lineRule="auto"/>
       </w:pPr>
       <w:rPr>
+        <w:rFonts w:eastAsia="黑体"/>
         <w:color w:val="auto"/>
       </w:rPr>
       <w:tblPr/>
@@ -7634,6 +8008,7 @@
     </w:tblStylePr>
     <w:tblStylePr w:type="firstCol">
       <w:rPr>
+        <w:rFonts w:eastAsia="黑体"/>
         <w:b/>
         <w:bCs/>
         <w:color w:themeColor="background1" w:val="FFFFFF"/>
@@ -7653,6 +8028,7 @@
     </w:tblStylePr>
     <w:tblStylePr w:type="lastCol">
       <w:rPr>
+        <w:rFonts w:eastAsia="黑体"/>
         <w:b/>
         <w:bCs/>
         <w:color w:themeColor="background1" w:val="FFFFFF"/>
@@ -7701,6 +8077,7 @@
     </w:tblStylePr>
     <w:tblStylePr w:type="nwCell">
       <w:rPr>
+        <w:rFonts w:eastAsia="黑体"/>
         <w:color w:themeColor="background1" w:val="FFFFFF"/>
       </w:rPr>
       <w:tblPr/>
@@ -7744,6 +8121,7 @@
         <w:spacing w:after="0" w:before="0" w:line="240" w:lineRule="auto"/>
       </w:pPr>
       <w:rPr>
+        <w:rFonts w:eastAsia="黑体"/>
         <w:b/>
         <w:bCs/>
         <w:color w:themeColor="background1" w:val="FFFFFF"/>
@@ -7766,6 +8144,7 @@
         <w:spacing w:after="0" w:before="0" w:line="240" w:lineRule="auto"/>
       </w:pPr>
       <w:rPr>
+        <w:rFonts w:eastAsia="黑体"/>
         <w:color w:val="auto"/>
       </w:rPr>
       <w:tblPr/>
@@ -7783,6 +8162,7 @@
     </w:tblStylePr>
     <w:tblStylePr w:type="firstCol">
       <w:rPr>
+        <w:rFonts w:eastAsia="黑体"/>
         <w:b/>
         <w:bCs/>
         <w:color w:themeColor="background1" w:val="FFFFFF"/>
@@ -7802,6 +8182,7 @@
     </w:tblStylePr>
     <w:tblStylePr w:type="lastCol">
       <w:rPr>
+        <w:rFonts w:eastAsia="黑体"/>
         <w:b/>
         <w:bCs/>
         <w:color w:themeColor="background1" w:val="FFFFFF"/>
@@ -7850,6 +8231,7 @@
     </w:tblStylePr>
     <w:tblStylePr w:type="nwCell">
       <w:rPr>
+        <w:rFonts w:eastAsia="黑体"/>
         <w:color w:themeColor="background1" w:val="FFFFFF"/>
       </w:rPr>
       <w:tblPr/>
@@ -7893,6 +8275,7 @@
         <w:spacing w:after="0" w:before="0" w:line="240" w:lineRule="auto"/>
       </w:pPr>
       <w:rPr>
+        <w:rFonts w:eastAsia="黑体"/>
         <w:b/>
         <w:bCs/>
         <w:color w:themeColor="background1" w:val="FFFFFF"/>
@@ -7915,6 +8298,7 @@
         <w:spacing w:after="0" w:before="0" w:line="240" w:lineRule="auto"/>
       </w:pPr>
       <w:rPr>
+        <w:rFonts w:eastAsia="黑体"/>
         <w:color w:val="auto"/>
       </w:rPr>
       <w:tblPr/>
@@ -7932,6 +8316,7 @@
     </w:tblStylePr>
     <w:tblStylePr w:type="firstCol">
       <w:rPr>
+        <w:rFonts w:eastAsia="黑体"/>
         <w:b/>
         <w:bCs/>
         <w:color w:themeColor="background1" w:val="FFFFFF"/>
@@ -7951,6 +8336,7 @@
     </w:tblStylePr>
     <w:tblStylePr w:type="lastCol">
       <w:rPr>
+        <w:rFonts w:eastAsia="黑体"/>
         <w:b/>
         <w:bCs/>
         <w:color w:themeColor="background1" w:val="FFFFFF"/>
@@ -7999,6 +8385,7 @@
     </w:tblStylePr>
     <w:tblStylePr w:type="nwCell">
       <w:rPr>
+        <w:rFonts w:eastAsia="黑体"/>
         <w:color w:themeColor="background1" w:val="FFFFFF"/>
       </w:rPr>
       <w:tblPr/>
@@ -8023,6 +8410,7 @@
       <w:spacing w:after="0" w:line="240" w:lineRule="auto"/>
     </w:pPr>
     <w:rPr>
+      <w:rFonts w:eastAsia="黑体"/>
       <w:color w:themeColor="text1" w:val="000000"/>
     </w:rPr>
     <w:tblPr>
@@ -8042,7 +8430,7 @@
     </w:tblPr>
     <w:tblStylePr w:type="firstRow">
       <w:rPr>
-        <w:rFonts w:asciiTheme="majorHAnsi" w:cstheme="majorBidi" w:eastAsiaTheme="majorEastAsia" w:hAnsiTheme="majorHAnsi"/>
+        <w:rFonts w:asciiTheme="majorHAnsi" w:cstheme="majorBidi" w:hAnsiTheme="majorHAnsi" w:eastAsia="黑体"/>
       </w:rPr>
       <w:tblPr/>
       <w:tcPr>
@@ -8054,6 +8442,7 @@
     </w:tblStylePr>
     <w:tblStylePr w:type="lastRow">
       <w:rPr>
+        <w:rFonts w:eastAsia="黑体"/>
         <w:b/>
         <w:bCs/>
         <w:color w:themeColor="text2" w:val="1F497D"/>
@@ -8068,12 +8457,14 @@
     </w:tblStylePr>
     <w:tblStylePr w:type="firstCol">
       <w:rPr>
+        <w:rFonts w:eastAsia="黑体"/>
         <w:b/>
         <w:bCs/>
       </w:rPr>
     </w:tblStylePr>
     <w:tblStylePr w:type="lastCol">
       <w:rPr>
+        <w:rFonts w:eastAsia="黑体"/>
         <w:b/>
         <w:bCs/>
       </w:rPr>
@@ -8107,6 +8498,7 @@
       <w:spacing w:after="0" w:line="240" w:lineRule="auto"/>
     </w:pPr>
     <w:rPr>
+      <w:rFonts w:eastAsia="黑体"/>
       <w:color w:themeColor="text1" w:val="000000"/>
     </w:rPr>
     <w:tblPr>
@@ -8126,7 +8518,7 @@
     </w:tblPr>
     <w:tblStylePr w:type="firstRow">
       <w:rPr>
-        <w:rFonts w:asciiTheme="majorHAnsi" w:cstheme="majorBidi" w:eastAsiaTheme="majorEastAsia" w:hAnsiTheme="majorHAnsi"/>
+        <w:rFonts w:asciiTheme="majorHAnsi" w:cstheme="majorBidi" w:hAnsiTheme="majorHAnsi" w:eastAsia="黑体"/>
       </w:rPr>
       <w:tblPr/>
       <w:tcPr>
@@ -8138,6 +8530,7 @@
     </w:tblStylePr>
     <w:tblStylePr w:type="lastRow">
       <w:rPr>
+        <w:rFonts w:eastAsia="黑体"/>
         <w:b/>
         <w:bCs/>
         <w:color w:themeColor="text2" w:val="1F497D"/>
@@ -8152,12 +8545,14 @@
     </w:tblStylePr>
     <w:tblStylePr w:type="firstCol">
       <w:rPr>
+        <w:rFonts w:eastAsia="黑体"/>
         <w:b/>
         <w:bCs/>
       </w:rPr>
     </w:tblStylePr>
     <w:tblStylePr w:type="lastCol">
       <w:rPr>
+        <w:rFonts w:eastAsia="黑体"/>
         <w:b/>
         <w:bCs/>
       </w:rPr>
@@ -8191,6 +8586,7 @@
       <w:spacing w:after="0" w:line="240" w:lineRule="auto"/>
     </w:pPr>
     <w:rPr>
+      <w:rFonts w:eastAsia="黑体"/>
       <w:color w:themeColor="text1" w:val="000000"/>
     </w:rPr>
     <w:tblPr>
@@ -8210,7 +8606,7 @@
     </w:tblPr>
     <w:tblStylePr w:type="firstRow">
       <w:rPr>
-        <w:rFonts w:asciiTheme="majorHAnsi" w:cstheme="majorBidi" w:eastAsiaTheme="majorEastAsia" w:hAnsiTheme="majorHAnsi"/>
+        <w:rFonts w:asciiTheme="majorHAnsi" w:cstheme="majorBidi" w:hAnsiTheme="majorHAnsi" w:eastAsia="黑体"/>
       </w:rPr>
       <w:tblPr/>
       <w:tcPr>
@@ -8222,6 +8618,7 @@
     </w:tblStylePr>
     <w:tblStylePr w:type="lastRow">
       <w:rPr>
+        <w:rFonts w:eastAsia="黑体"/>
         <w:b/>
         <w:bCs/>
         <w:color w:themeColor="text2" w:val="1F497D"/>
@@ -8236,12 +8633,14 @@
     </w:tblStylePr>
     <w:tblStylePr w:type="firstCol">
       <w:rPr>
+        <w:rFonts w:eastAsia="黑体"/>
         <w:b/>
         <w:bCs/>
       </w:rPr>
     </w:tblStylePr>
     <w:tblStylePr w:type="lastCol">
       <w:rPr>
+        <w:rFonts w:eastAsia="黑体"/>
         <w:b/>
         <w:bCs/>
       </w:rPr>
@@ -8275,6 +8674,7 @@
       <w:spacing w:after="0" w:line="240" w:lineRule="auto"/>
     </w:pPr>
     <w:rPr>
+      <w:rFonts w:eastAsia="黑体"/>
       <w:color w:themeColor="text1" w:val="000000"/>
     </w:rPr>
     <w:tblPr>
@@ -8294,7 +8694,7 @@
     </w:tblPr>
     <w:tblStylePr w:type="firstRow">
       <w:rPr>
-        <w:rFonts w:asciiTheme="majorHAnsi" w:cstheme="majorBidi" w:eastAsiaTheme="majorEastAsia" w:hAnsiTheme="majorHAnsi"/>
+        <w:rFonts w:asciiTheme="majorHAnsi" w:cstheme="majorBidi" w:hAnsiTheme="majorHAnsi" w:eastAsia="黑体"/>
       </w:rPr>
       <w:tblPr/>
       <w:tcPr>
@@ -8306,6 +8706,7 @@
     </w:tblStylePr>
     <w:tblStylePr w:type="lastRow">
       <w:rPr>
+        <w:rFonts w:eastAsia="黑体"/>
         <w:b/>
         <w:bCs/>
         <w:color w:themeColor="text2" w:val="1F497D"/>
@@ -8320,12 +8721,14 @@
     </w:tblStylePr>
     <w:tblStylePr w:type="firstCol">
       <w:rPr>
+        <w:rFonts w:eastAsia="黑体"/>
         <w:b/>
         <w:bCs/>
       </w:rPr>
     </w:tblStylePr>
     <w:tblStylePr w:type="lastCol">
       <w:rPr>
+        <w:rFonts w:eastAsia="黑体"/>
         <w:b/>
         <w:bCs/>
       </w:rPr>
@@ -8359,6 +8762,7 @@
       <w:spacing w:after="0" w:line="240" w:lineRule="auto"/>
     </w:pPr>
     <w:rPr>
+      <w:rFonts w:eastAsia="黑体"/>
       <w:color w:themeColor="text1" w:val="000000"/>
     </w:rPr>
     <w:tblPr>
@@ -8378,7 +8782,7 @@
     </w:tblPr>
     <w:tblStylePr w:type="firstRow">
       <w:rPr>
-        <w:rFonts w:asciiTheme="majorHAnsi" w:cstheme="majorBidi" w:eastAsiaTheme="majorEastAsia" w:hAnsiTheme="majorHAnsi"/>
+        <w:rFonts w:asciiTheme="majorHAnsi" w:cstheme="majorBidi" w:hAnsiTheme="majorHAnsi" w:eastAsia="黑体"/>
       </w:rPr>
       <w:tblPr/>
       <w:tcPr>
@@ -8390,6 +8794,7 @@
     </w:tblStylePr>
     <w:tblStylePr w:type="lastRow">
       <w:rPr>
+        <w:rFonts w:eastAsia="黑体"/>
         <w:b/>
         <w:bCs/>
         <w:color w:themeColor="text2" w:val="1F497D"/>
@@ -8404,12 +8809,14 @@
     </w:tblStylePr>
     <w:tblStylePr w:type="firstCol">
       <w:rPr>
+        <w:rFonts w:eastAsia="黑体"/>
         <w:b/>
         <w:bCs/>
       </w:rPr>
     </w:tblStylePr>
     <w:tblStylePr w:type="lastCol">
       <w:rPr>
+        <w:rFonts w:eastAsia="黑体"/>
         <w:b/>
         <w:bCs/>
       </w:rPr>
@@ -8443,6 +8850,7 @@
       <w:spacing w:after="0" w:line="240" w:lineRule="auto"/>
     </w:pPr>
     <w:rPr>
+      <w:rFonts w:eastAsia="黑体"/>
       <w:color w:themeColor="text1" w:val="000000"/>
     </w:rPr>
     <w:tblPr>
@@ -8462,7 +8870,7 @@
     </w:tblPr>
     <w:tblStylePr w:type="firstRow">
       <w:rPr>
-        <w:rFonts w:asciiTheme="majorHAnsi" w:cstheme="majorBidi" w:eastAsiaTheme="majorEastAsia" w:hAnsiTheme="majorHAnsi"/>
+        <w:rFonts w:asciiTheme="majorHAnsi" w:cstheme="majorBidi" w:hAnsiTheme="majorHAnsi" w:eastAsia="黑体"/>
       </w:rPr>
       <w:tblPr/>
       <w:tcPr>
@@ -8474,6 +8882,7 @@
     </w:tblStylePr>
     <w:tblStylePr w:type="lastRow">
       <w:rPr>
+        <w:rFonts w:eastAsia="黑体"/>
         <w:b/>
         <w:bCs/>
         <w:color w:themeColor="text2" w:val="1F497D"/>
@@ -8488,12 +8897,14 @@
     </w:tblStylePr>
     <w:tblStylePr w:type="firstCol">
       <w:rPr>
+        <w:rFonts w:eastAsia="黑体"/>
         <w:b/>
         <w:bCs/>
       </w:rPr>
     </w:tblStylePr>
     <w:tblStylePr w:type="lastCol">
       <w:rPr>
+        <w:rFonts w:eastAsia="黑体"/>
         <w:b/>
         <w:bCs/>
       </w:rPr>
@@ -8527,6 +8938,7 @@
       <w:spacing w:after="0" w:line="240" w:lineRule="auto"/>
     </w:pPr>
     <w:rPr>
+      <w:rFonts w:eastAsia="黑体"/>
       <w:color w:themeColor="text1" w:val="000000"/>
     </w:rPr>
     <w:tblPr>
@@ -8546,7 +8958,7 @@
     </w:tblPr>
     <w:tblStylePr w:type="firstRow">
       <w:rPr>
-        <w:rFonts w:asciiTheme="majorHAnsi" w:cstheme="majorBidi" w:eastAsiaTheme="majorEastAsia" w:hAnsiTheme="majorHAnsi"/>
+        <w:rFonts w:asciiTheme="majorHAnsi" w:cstheme="majorBidi" w:hAnsiTheme="majorHAnsi" w:eastAsia="黑体"/>
       </w:rPr>
       <w:tblPr/>
       <w:tcPr>
@@ -8558,6 +8970,7 @@
     </w:tblStylePr>
     <w:tblStylePr w:type="lastRow">
       <w:rPr>
+        <w:rFonts w:eastAsia="黑体"/>
         <w:b/>
         <w:bCs/>
         <w:color w:themeColor="text2" w:val="1F497D"/>
@@ -8572,12 +8985,14 @@
     </w:tblStylePr>
     <w:tblStylePr w:type="firstCol">
       <w:rPr>
+        <w:rFonts w:eastAsia="黑体"/>
         <w:b/>
         <w:bCs/>
       </w:rPr>
     </w:tblStylePr>
     <w:tblStylePr w:type="lastCol">
       <w:rPr>
+        <w:rFonts w:eastAsia="黑体"/>
         <w:b/>
         <w:bCs/>
       </w:rPr>
@@ -8611,7 +9026,7 @@
       <w:spacing w:after="0" w:line="240" w:lineRule="auto"/>
     </w:pPr>
     <w:rPr>
-      <w:rFonts w:asciiTheme="majorHAnsi" w:cstheme="majorBidi" w:eastAsiaTheme="majorEastAsia" w:hAnsiTheme="majorHAnsi"/>
+      <w:rFonts w:asciiTheme="majorHAnsi" w:cstheme="majorBidi" w:hAnsiTheme="majorHAnsi" w:eastAsia="黑体"/>
       <w:color w:themeColor="text1" w:val="000000"/>
     </w:rPr>
     <w:tblPr>
@@ -8633,6 +9048,7 @@
     </w:tblPr>
     <w:tblStylePr w:type="firstRow">
       <w:rPr>
+        <w:rFonts w:eastAsia="黑体"/>
         <w:sz w:val="24"/>
         <w:szCs w:val="24"/>
       </w:rPr>
@@ -8739,7 +9155,7 @@
       <w:spacing w:after="0" w:line="240" w:lineRule="auto"/>
     </w:pPr>
     <w:rPr>
-      <w:rFonts w:asciiTheme="majorHAnsi" w:cstheme="majorBidi" w:eastAsiaTheme="majorEastAsia" w:hAnsiTheme="majorHAnsi"/>
+      <w:rFonts w:asciiTheme="majorHAnsi" w:cstheme="majorBidi" w:hAnsiTheme="majorHAnsi" w:eastAsia="黑体"/>
       <w:color w:themeColor="text1" w:val="000000"/>
     </w:rPr>
     <w:tblPr>
@@ -8761,6 +9177,7 @@
     </w:tblPr>
     <w:tblStylePr w:type="firstRow">
       <w:rPr>
+        <w:rFonts w:eastAsia="黑体"/>
         <w:sz w:val="24"/>
         <w:szCs w:val="24"/>
       </w:rPr>
@@ -8867,7 +9284,7 @@
       <w:spacing w:after="0" w:line="240" w:lineRule="auto"/>
     </w:pPr>
     <w:rPr>
-      <w:rFonts w:asciiTheme="majorHAnsi" w:cstheme="majorBidi" w:eastAsiaTheme="majorEastAsia" w:hAnsiTheme="majorHAnsi"/>
+      <w:rFonts w:asciiTheme="majorHAnsi" w:cstheme="majorBidi" w:hAnsiTheme="majorHAnsi" w:eastAsia="黑体"/>
       <w:color w:themeColor="text1" w:val="000000"/>
     </w:rPr>
     <w:tblPr>
@@ -8889,6 +9306,7 @@
     </w:tblPr>
     <w:tblStylePr w:type="firstRow">
       <w:rPr>
+        <w:rFonts w:eastAsia="黑体"/>
         <w:sz w:val="24"/>
         <w:szCs w:val="24"/>
       </w:rPr>
@@ -8995,7 +9413,7 @@
       <w:spacing w:after="0" w:line="240" w:lineRule="auto"/>
     </w:pPr>
     <w:rPr>
-      <w:rFonts w:asciiTheme="majorHAnsi" w:cstheme="majorBidi" w:eastAsiaTheme="majorEastAsia" w:hAnsiTheme="majorHAnsi"/>
+      <w:rFonts w:asciiTheme="majorHAnsi" w:cstheme="majorBidi" w:hAnsiTheme="majorHAnsi" w:eastAsia="黑体"/>
       <w:color w:themeColor="text1" w:val="000000"/>
     </w:rPr>
     <w:tblPr>
@@ -9017,6 +9435,7 @@
     </w:tblPr>
     <w:tblStylePr w:type="firstRow">
       <w:rPr>
+        <w:rFonts w:eastAsia="黑体"/>
         <w:sz w:val="24"/>
         <w:szCs w:val="24"/>
       </w:rPr>
@@ -9123,7 +9542,7 @@
       <w:spacing w:after="0" w:line="240" w:lineRule="auto"/>
     </w:pPr>
     <w:rPr>
-      <w:rFonts w:asciiTheme="majorHAnsi" w:cstheme="majorBidi" w:eastAsiaTheme="majorEastAsia" w:hAnsiTheme="majorHAnsi"/>
+      <w:rFonts w:asciiTheme="majorHAnsi" w:cstheme="majorBidi" w:hAnsiTheme="majorHAnsi" w:eastAsia="黑体"/>
       <w:color w:themeColor="text1" w:val="000000"/>
     </w:rPr>
     <w:tblPr>
@@ -9145,6 +9564,7 @@
     </w:tblPr>
     <w:tblStylePr w:type="firstRow">
       <w:rPr>
+        <w:rFonts w:eastAsia="黑体"/>
         <w:sz w:val="24"/>
         <w:szCs w:val="24"/>
       </w:rPr>
@@ -9251,7 +9671,7 @@
       <w:spacing w:after="0" w:line="240" w:lineRule="auto"/>
     </w:pPr>
     <w:rPr>
-      <w:rFonts w:asciiTheme="majorHAnsi" w:cstheme="majorBidi" w:eastAsiaTheme="majorEastAsia" w:hAnsiTheme="majorHAnsi"/>
+      <w:rFonts w:asciiTheme="majorHAnsi" w:cstheme="majorBidi" w:hAnsiTheme="majorHAnsi" w:eastAsia="黑体"/>
       <w:color w:themeColor="text1" w:val="000000"/>
     </w:rPr>
     <w:tblPr>
@@ -9273,6 +9693,7 @@
     </w:tblPr>
     <w:tblStylePr w:type="firstRow">
       <w:rPr>
+        <w:rFonts w:eastAsia="黑体"/>
         <w:sz w:val="24"/>
         <w:szCs w:val="24"/>
       </w:rPr>
@@ -9379,7 +9800,7 @@
       <w:spacing w:after="0" w:line="240" w:lineRule="auto"/>
     </w:pPr>
     <w:rPr>
-      <w:rFonts w:asciiTheme="majorHAnsi" w:cstheme="majorBidi" w:eastAsiaTheme="majorEastAsia" w:hAnsiTheme="majorHAnsi"/>
+      <w:rFonts w:asciiTheme="majorHAnsi" w:cstheme="majorBidi" w:hAnsiTheme="majorHAnsi" w:eastAsia="黑体"/>
       <w:color w:themeColor="text1" w:val="000000"/>
     </w:rPr>
     <w:tblPr>
@@ -9401,6 +9822,7 @@
     </w:tblPr>
     <w:tblStylePr w:type="firstRow">
       <w:rPr>
+        <w:rFonts w:eastAsia="黑体"/>
         <w:sz w:val="24"/>
         <w:szCs w:val="24"/>
       </w:rPr>
@@ -9530,12 +9952,14 @@
     </w:tcPr>
     <w:tblStylePr w:type="firstRow">
       <w:rPr>
+        <w:rFonts w:eastAsia="黑体"/>
         <w:b/>
         <w:bCs/>
       </w:rPr>
     </w:tblStylePr>
     <w:tblStylePr w:type="lastRow">
       <w:rPr>
+        <w:rFonts w:eastAsia="黑体"/>
         <w:b/>
         <w:bCs/>
       </w:rPr>
@@ -9548,12 +9972,14 @@
     </w:tblStylePr>
     <w:tblStylePr w:type="firstCol">
       <w:rPr>
+        <w:rFonts w:eastAsia="黑体"/>
         <w:b/>
         <w:bCs/>
       </w:rPr>
     </w:tblStylePr>
     <w:tblStylePr w:type="lastCol">
       <w:rPr>
+        <w:rFonts w:eastAsia="黑体"/>
         <w:b/>
         <w:bCs/>
       </w:rPr>
@@ -9603,12 +10029,14 @@
     </w:tcPr>
     <w:tblStylePr w:type="firstRow">
       <w:rPr>
+        <w:rFonts w:eastAsia="黑体"/>
         <w:b/>
         <w:bCs/>
       </w:rPr>
     </w:tblStylePr>
     <w:tblStylePr w:type="lastRow">
       <w:rPr>
+        <w:rFonts w:eastAsia="黑体"/>
         <w:b/>
         <w:bCs/>
       </w:rPr>
@@ -9621,12 +10049,14 @@
     </w:tblStylePr>
     <w:tblStylePr w:type="firstCol">
       <w:rPr>
+        <w:rFonts w:eastAsia="黑体"/>
         <w:b/>
         <w:bCs/>
       </w:rPr>
     </w:tblStylePr>
     <w:tblStylePr w:type="lastCol">
       <w:rPr>
+        <w:rFonts w:eastAsia="黑体"/>
         <w:b/>
         <w:bCs/>
       </w:rPr>
@@ -9676,12 +10106,14 @@
     </w:tcPr>
     <w:tblStylePr w:type="firstRow">
       <w:rPr>
+        <w:rFonts w:eastAsia="黑体"/>
         <w:b/>
         <w:bCs/>
       </w:rPr>
     </w:tblStylePr>
     <w:tblStylePr w:type="lastRow">
       <w:rPr>
+        <w:rFonts w:eastAsia="黑体"/>
         <w:b/>
         <w:bCs/>
       </w:rPr>
@@ -9694,12 +10126,14 @@
     </w:tblStylePr>
     <w:tblStylePr w:type="firstCol">
       <w:rPr>
+        <w:rFonts w:eastAsia="黑体"/>
         <w:b/>
         <w:bCs/>
       </w:rPr>
     </w:tblStylePr>
     <w:tblStylePr w:type="lastCol">
       <w:rPr>
+        <w:rFonts w:eastAsia="黑体"/>
         <w:b/>
         <w:bCs/>
       </w:rPr>
@@ -9749,12 +10183,14 @@
     </w:tcPr>
     <w:tblStylePr w:type="firstRow">
       <w:rPr>
+        <w:rFonts w:eastAsia="黑体"/>
         <w:b/>
         <w:bCs/>
       </w:rPr>
     </w:tblStylePr>
     <w:tblStylePr w:type="lastRow">
       <w:rPr>
+        <w:rFonts w:eastAsia="黑体"/>
         <w:b/>
         <w:bCs/>
       </w:rPr>
@@ -9767,12 +10203,14 @@
     </w:tblStylePr>
     <w:tblStylePr w:type="firstCol">
       <w:rPr>
+        <w:rFonts w:eastAsia="黑体"/>
         <w:b/>
         <w:bCs/>
       </w:rPr>
     </w:tblStylePr>
     <w:tblStylePr w:type="lastCol">
       <w:rPr>
+        <w:rFonts w:eastAsia="黑体"/>
         <w:b/>
         <w:bCs/>
       </w:rPr>
@@ -9822,12 +10260,14 @@
     </w:tcPr>
     <w:tblStylePr w:type="firstRow">
       <w:rPr>
+        <w:rFonts w:eastAsia="黑体"/>
         <w:b/>
         <w:bCs/>
       </w:rPr>
     </w:tblStylePr>
     <w:tblStylePr w:type="lastRow">
       <w:rPr>
+        <w:rFonts w:eastAsia="黑体"/>
         <w:b/>
         <w:bCs/>
       </w:rPr>
@@ -9840,12 +10280,14 @@
     </w:tblStylePr>
     <w:tblStylePr w:type="firstCol">
       <w:rPr>
+        <w:rFonts w:eastAsia="黑体"/>
         <w:b/>
         <w:bCs/>
       </w:rPr>
     </w:tblStylePr>
     <w:tblStylePr w:type="lastCol">
       <w:rPr>
+        <w:rFonts w:eastAsia="黑体"/>
         <w:b/>
         <w:bCs/>
       </w:rPr>
@@ -9895,12 +10337,14 @@
     </w:tcPr>
     <w:tblStylePr w:type="firstRow">
       <w:rPr>
+        <w:rFonts w:eastAsia="黑体"/>
         <w:b/>
         <w:bCs/>
       </w:rPr>
     </w:tblStylePr>
     <w:tblStylePr w:type="lastRow">
       <w:rPr>
+        <w:rFonts w:eastAsia="黑体"/>
         <w:b/>
         <w:bCs/>
       </w:rPr>
@@ -9913,12 +10357,14 @@
     </w:tblStylePr>
     <w:tblStylePr w:type="firstCol">
       <w:rPr>
+        <w:rFonts w:eastAsia="黑体"/>
         <w:b/>
         <w:bCs/>
       </w:rPr>
     </w:tblStylePr>
     <w:tblStylePr w:type="lastCol">
       <w:rPr>
+        <w:rFonts w:eastAsia="黑体"/>
         <w:b/>
         <w:bCs/>
       </w:rPr>
@@ -9968,12 +10414,14 @@
     </w:tcPr>
     <w:tblStylePr w:type="firstRow">
       <w:rPr>
+        <w:rFonts w:eastAsia="黑体"/>
         <w:b/>
         <w:bCs/>
       </w:rPr>
     </w:tblStylePr>
     <w:tblStylePr w:type="lastRow">
       <w:rPr>
+        <w:rFonts w:eastAsia="黑体"/>
         <w:b/>
         <w:bCs/>
       </w:rPr>
@@ -9986,12 +10434,14 @@
     </w:tblStylePr>
     <w:tblStylePr w:type="firstCol">
       <w:rPr>
+        <w:rFonts w:eastAsia="黑体"/>
         <w:b/>
         <w:bCs/>
       </w:rPr>
     </w:tblStylePr>
     <w:tblStylePr w:type="lastCol">
       <w:rPr>
+        <w:rFonts w:eastAsia="黑体"/>
         <w:b/>
         <w:bCs/>
       </w:rPr>
@@ -10018,7 +10468,7 @@
       <w:spacing w:after="0" w:line="240" w:lineRule="auto"/>
     </w:pPr>
     <w:rPr>
-      <w:rFonts w:asciiTheme="majorHAnsi" w:cstheme="majorBidi" w:eastAsiaTheme="majorEastAsia" w:hAnsiTheme="majorHAnsi"/>
+      <w:rFonts w:asciiTheme="majorHAnsi" w:cstheme="majorBidi" w:hAnsiTheme="majorHAnsi" w:eastAsia="黑体"/>
       <w:color w:themeColor="text1" w:val="000000"/>
     </w:rPr>
     <w:tblPr>
@@ -10045,6 +10495,7 @@
     </w:tcPr>
     <w:tblStylePr w:type="firstRow">
       <w:rPr>
+        <w:rFonts w:eastAsia="黑体"/>
         <w:b/>
         <w:bCs/>
         <w:color w:themeColor="text1" w:val="000000"/>
@@ -10056,6 +10507,7 @@
     </w:tblStylePr>
     <w:tblStylePr w:type="lastRow">
       <w:rPr>
+        <w:rFonts w:eastAsia="黑体"/>
         <w:b/>
         <w:bCs/>
         <w:color w:themeColor="text1" w:val="000000"/>
@@ -10075,6 +10527,7 @@
     </w:tblStylePr>
     <w:tblStylePr w:type="firstCol">
       <w:rPr>
+        <w:rFonts w:eastAsia="黑体"/>
         <w:b/>
         <w:bCs/>
         <w:color w:themeColor="text1" w:val="000000"/>
@@ -10094,6 +10547,7 @@
     </w:tblStylePr>
     <w:tblStylePr w:type="lastCol">
       <w:rPr>
+        <w:rFonts w:eastAsia="黑体"/>
         <w:b w:val="0"/>
         <w:bCs w:val="0"/>
         <w:color w:themeColor="text1" w:val="000000"/>
@@ -10143,7 +10597,7 @@
       <w:spacing w:after="0" w:line="240" w:lineRule="auto"/>
     </w:pPr>
     <w:rPr>
-      <w:rFonts w:asciiTheme="majorHAnsi" w:cstheme="majorBidi" w:eastAsiaTheme="majorEastAsia" w:hAnsiTheme="majorHAnsi"/>
+      <w:rFonts w:asciiTheme="majorHAnsi" w:cstheme="majorBidi" w:hAnsiTheme="majorHAnsi" w:eastAsia="黑体"/>
       <w:color w:themeColor="text1" w:val="000000"/>
     </w:rPr>
     <w:tblPr>
@@ -10170,6 +10624,7 @@
     </w:tcPr>
     <w:tblStylePr w:type="firstRow">
       <w:rPr>
+        <w:rFonts w:eastAsia="黑体"/>
         <w:b/>
         <w:bCs/>
         <w:color w:themeColor="text1" w:val="000000"/>
@@ -10181,6 +10636,7 @@
     </w:tblStylePr>
     <w:tblStylePr w:type="lastRow">
       <w:rPr>
+        <w:rFonts w:eastAsia="黑体"/>
         <w:b/>
         <w:bCs/>
         <w:color w:themeColor="text1" w:val="000000"/>
@@ -10200,6 +10656,7 @@
     </w:tblStylePr>
     <w:tblStylePr w:type="firstCol">
       <w:rPr>
+        <w:rFonts w:eastAsia="黑体"/>
         <w:b/>
         <w:bCs/>
         <w:color w:themeColor="text1" w:val="000000"/>
@@ -10219,6 +10676,7 @@
     </w:tblStylePr>
     <w:tblStylePr w:type="lastCol">
       <w:rPr>
+        <w:rFonts w:eastAsia="黑体"/>
         <w:b w:val="0"/>
         <w:bCs w:val="0"/>
         <w:color w:themeColor="text1" w:val="000000"/>
@@ -10268,7 +10726,7 @@
       <w:spacing w:after="0" w:line="240" w:lineRule="auto"/>
     </w:pPr>
     <w:rPr>
-      <w:rFonts w:asciiTheme="majorHAnsi" w:cstheme="majorBidi" w:eastAsiaTheme="majorEastAsia" w:hAnsiTheme="majorHAnsi"/>
+      <w:rFonts w:asciiTheme="majorHAnsi" w:cstheme="majorBidi" w:hAnsiTheme="majorHAnsi" w:eastAsia="黑体"/>
       <w:color w:themeColor="text1" w:val="000000"/>
     </w:rPr>
     <w:tblPr>
@@ -10295,6 +10753,7 @@
     </w:tcPr>
     <w:tblStylePr w:type="firstRow">
       <w:rPr>
+        <w:rFonts w:eastAsia="黑体"/>
         <w:b/>
         <w:bCs/>
         <w:color w:themeColor="text1" w:val="000000"/>
@@ -10306,6 +10765,7 @@
     </w:tblStylePr>
     <w:tblStylePr w:type="lastRow">
       <w:rPr>
+        <w:rFonts w:eastAsia="黑体"/>
         <w:b/>
         <w:bCs/>
         <w:color w:themeColor="text1" w:val="000000"/>
@@ -10325,6 +10785,7 @@
     </w:tblStylePr>
     <w:tblStylePr w:type="firstCol">
       <w:rPr>
+        <w:rFonts w:eastAsia="黑体"/>
         <w:b/>
         <w:bCs/>
         <w:color w:themeColor="text1" w:val="000000"/>
@@ -10344,6 +10805,7 @@
     </w:tblStylePr>
     <w:tblStylePr w:type="lastCol">
       <w:rPr>
+        <w:rFonts w:eastAsia="黑体"/>
         <w:b w:val="0"/>
         <w:bCs w:val="0"/>
         <w:color w:themeColor="text1" w:val="000000"/>
@@ -10393,7 +10855,7 @@
       <w:spacing w:after="0" w:line="240" w:lineRule="auto"/>
     </w:pPr>
     <w:rPr>
-      <w:rFonts w:asciiTheme="majorHAnsi" w:cstheme="majorBidi" w:eastAsiaTheme="majorEastAsia" w:hAnsiTheme="majorHAnsi"/>
+      <w:rFonts w:asciiTheme="majorHAnsi" w:cstheme="majorBidi" w:hAnsiTheme="majorHAnsi" w:eastAsia="黑体"/>
       <w:color w:themeColor="text1" w:val="000000"/>
     </w:rPr>
     <w:tblPr>
@@ -10420,6 +10882,7 @@
     </w:tcPr>
     <w:tblStylePr w:type="firstRow">
       <w:rPr>
+        <w:rFonts w:eastAsia="黑体"/>
         <w:b/>
         <w:bCs/>
         <w:color w:themeColor="text1" w:val="000000"/>
@@ -10431,6 +10894,7 @@
     </w:tblStylePr>
     <w:tblStylePr w:type="lastRow">
       <w:rPr>
+        <w:rFonts w:eastAsia="黑体"/>
         <w:b/>
         <w:bCs/>
         <w:color w:themeColor="text1" w:val="000000"/>
@@ -10450,6 +10914,7 @@
     </w:tblStylePr>
     <w:tblStylePr w:type="firstCol">
       <w:rPr>
+        <w:rFonts w:eastAsia="黑体"/>
         <w:b/>
         <w:bCs/>
         <w:color w:themeColor="text1" w:val="000000"/>
@@ -10469,6 +10934,7 @@
     </w:tblStylePr>
     <w:tblStylePr w:type="lastCol">
       <w:rPr>
+        <w:rFonts w:eastAsia="黑体"/>
         <w:b w:val="0"/>
         <w:bCs w:val="0"/>
         <w:color w:themeColor="text1" w:val="000000"/>
@@ -10518,7 +10984,7 @@
       <w:spacing w:after="0" w:line="240" w:lineRule="auto"/>
     </w:pPr>
     <w:rPr>
-      <w:rFonts w:asciiTheme="majorHAnsi" w:cstheme="majorBidi" w:eastAsiaTheme="majorEastAsia" w:hAnsiTheme="majorHAnsi"/>
+      <w:rFonts w:asciiTheme="majorHAnsi" w:cstheme="majorBidi" w:hAnsiTheme="majorHAnsi" w:eastAsia="黑体"/>
       <w:color w:themeColor="text1" w:val="000000"/>
     </w:rPr>
     <w:tblPr>
@@ -10545,6 +11011,7 @@
     </w:tcPr>
     <w:tblStylePr w:type="firstRow">
       <w:rPr>
+        <w:rFonts w:eastAsia="黑体"/>
         <w:b/>
         <w:bCs/>
         <w:color w:themeColor="text1" w:val="000000"/>
@@ -10556,6 +11023,7 @@
     </w:tblStylePr>
     <w:tblStylePr w:type="lastRow">
       <w:rPr>
+        <w:rFonts w:eastAsia="黑体"/>
         <w:b/>
         <w:bCs/>
         <w:color w:themeColor="text1" w:val="000000"/>
@@ -10575,6 +11043,7 @@
     </w:tblStylePr>
     <w:tblStylePr w:type="firstCol">
       <w:rPr>
+        <w:rFonts w:eastAsia="黑体"/>
         <w:b/>
         <w:bCs/>
         <w:color w:themeColor="text1" w:val="000000"/>
@@ -10594,6 +11063,7 @@
     </w:tblStylePr>
     <w:tblStylePr w:type="lastCol">
       <w:rPr>
+        <w:rFonts w:eastAsia="黑体"/>
         <w:b w:val="0"/>
         <w:bCs w:val="0"/>
         <w:color w:themeColor="text1" w:val="000000"/>
@@ -10643,7 +11113,7 @@
       <w:spacing w:after="0" w:line="240" w:lineRule="auto"/>
     </w:pPr>
     <w:rPr>
-      <w:rFonts w:asciiTheme="majorHAnsi" w:cstheme="majorBidi" w:eastAsiaTheme="majorEastAsia" w:hAnsiTheme="majorHAnsi"/>
+      <w:rFonts w:asciiTheme="majorHAnsi" w:cstheme="majorBidi" w:hAnsiTheme="majorHAnsi" w:eastAsia="黑体"/>
       <w:color w:themeColor="text1" w:val="000000"/>
     </w:rPr>
     <w:tblPr>
@@ -10670,6 +11140,7 @@
     </w:tcPr>
     <w:tblStylePr w:type="firstRow">
       <w:rPr>
+        <w:rFonts w:eastAsia="黑体"/>
         <w:b/>
         <w:bCs/>
         <w:color w:themeColor="text1" w:val="000000"/>
@@ -10681,6 +11152,7 @@
     </w:tblStylePr>
     <w:tblStylePr w:type="lastRow">
       <w:rPr>
+        <w:rFonts w:eastAsia="黑体"/>
         <w:b/>
         <w:bCs/>
         <w:color w:themeColor="text1" w:val="000000"/>
@@ -10700,6 +11172,7 @@
     </w:tblStylePr>
     <w:tblStylePr w:type="firstCol">
       <w:rPr>
+        <w:rFonts w:eastAsia="黑体"/>
         <w:b/>
         <w:bCs/>
         <w:color w:themeColor="text1" w:val="000000"/>
@@ -10719,6 +11192,7 @@
     </w:tblStylePr>
     <w:tblStylePr w:type="lastCol">
       <w:rPr>
+        <w:rFonts w:eastAsia="黑体"/>
         <w:b w:val="0"/>
         <w:bCs w:val="0"/>
         <w:color w:themeColor="text1" w:val="000000"/>
@@ -10768,7 +11242,7 @@
       <w:spacing w:after="0" w:line="240" w:lineRule="auto"/>
     </w:pPr>
     <w:rPr>
-      <w:rFonts w:asciiTheme="majorHAnsi" w:cstheme="majorBidi" w:eastAsiaTheme="majorEastAsia" w:hAnsiTheme="majorHAnsi"/>
+      <w:rFonts w:asciiTheme="majorHAnsi" w:cstheme="majorBidi" w:hAnsiTheme="majorHAnsi" w:eastAsia="黑体"/>
       <w:color w:themeColor="text1" w:val="000000"/>
     </w:rPr>
     <w:tblPr>
@@ -10795,6 +11269,7 @@
     </w:tcPr>
     <w:tblStylePr w:type="firstRow">
       <w:rPr>
+        <w:rFonts w:eastAsia="黑体"/>
         <w:b/>
         <w:bCs/>
         <w:color w:themeColor="text1" w:val="000000"/>
@@ -10806,6 +11281,7 @@
     </w:tblStylePr>
     <w:tblStylePr w:type="lastRow">
       <w:rPr>
+        <w:rFonts w:eastAsia="黑体"/>
         <w:b/>
         <w:bCs/>
         <w:color w:themeColor="text1" w:val="000000"/>
@@ -10825,6 +11301,7 @@
     </w:tblStylePr>
     <w:tblStylePr w:type="firstCol">
       <w:rPr>
+        <w:rFonts w:eastAsia="黑体"/>
         <w:b/>
         <w:bCs/>
         <w:color w:themeColor="text1" w:val="000000"/>
@@ -10844,6 +11321,7 @@
     </w:tblStylePr>
     <w:tblStylePr w:type="lastCol">
       <w:rPr>
+        <w:rFonts w:eastAsia="黑体"/>
         <w:b w:val="0"/>
         <w:bCs w:val="0"/>
         <w:color w:themeColor="text1" w:val="000000"/>
@@ -10916,6 +11394,7 @@
     </w:tcPr>
     <w:tblStylePr w:type="firstRow">
       <w:rPr>
+        <w:rFonts w:eastAsia="黑体"/>
         <w:b/>
         <w:bCs/>
         <w:i w:val="0"/>
@@ -10937,6 +11416,7 @@
     </w:tblStylePr>
     <w:tblStylePr w:type="lastRow">
       <w:rPr>
+        <w:rFonts w:eastAsia="黑体"/>
         <w:b/>
         <w:bCs/>
         <w:i w:val="0"/>
@@ -10958,6 +11438,7 @@
     </w:tblStylePr>
     <w:tblStylePr w:type="firstCol">
       <w:rPr>
+        <w:rFonts w:eastAsia="黑体"/>
         <w:b/>
         <w:bCs/>
         <w:i w:val="0"/>
@@ -10977,6 +11458,7 @@
     </w:tblStylePr>
     <w:tblStylePr w:type="lastCol">
       <w:rPr>
+        <w:rFonts w:eastAsia="黑体"/>
         <w:b/>
         <w:bCs/>
         <w:i w:val="0"/>
@@ -11057,6 +11539,7 @@
     </w:tcPr>
     <w:tblStylePr w:type="firstRow">
       <w:rPr>
+        <w:rFonts w:eastAsia="黑体"/>
         <w:b/>
         <w:bCs/>
         <w:i w:val="0"/>
@@ -11078,6 +11561,7 @@
     </w:tblStylePr>
     <w:tblStylePr w:type="lastRow">
       <w:rPr>
+        <w:rFonts w:eastAsia="黑体"/>
         <w:b/>
         <w:bCs/>
         <w:i w:val="0"/>
@@ -11099,6 +11583,7 @@
     </w:tblStylePr>
     <w:tblStylePr w:type="firstCol">
       <w:rPr>
+        <w:rFonts w:eastAsia="黑体"/>
         <w:b/>
         <w:bCs/>
         <w:i w:val="0"/>
@@ -11118,6 +11603,7 @@
     </w:tblStylePr>
     <w:tblStylePr w:type="lastCol">
       <w:rPr>
+        <w:rFonts w:eastAsia="黑体"/>
         <w:b/>
         <w:bCs/>
         <w:i w:val="0"/>
@@ -11198,6 +11684,7 @@
     </w:tcPr>
     <w:tblStylePr w:type="firstRow">
       <w:rPr>
+        <w:rFonts w:eastAsia="黑体"/>
         <w:b/>
         <w:bCs/>
         <w:i w:val="0"/>
@@ -11219,6 +11706,7 @@
     </w:tblStylePr>
     <w:tblStylePr w:type="lastRow">
       <w:rPr>
+        <w:rFonts w:eastAsia="黑体"/>
         <w:b/>
         <w:bCs/>
         <w:i w:val="0"/>
@@ -11240,6 +11728,7 @@
     </w:tblStylePr>
     <w:tblStylePr w:type="firstCol">
       <w:rPr>
+        <w:rFonts w:eastAsia="黑体"/>
         <w:b/>
         <w:bCs/>
         <w:i w:val="0"/>
@@ -11259,6 +11748,7 @@
     </w:tblStylePr>
     <w:tblStylePr w:type="lastCol">
       <w:rPr>
+        <w:rFonts w:eastAsia="黑体"/>
         <w:b/>
         <w:bCs/>
         <w:i w:val="0"/>
@@ -11339,6 +11829,7 @@
     </w:tcPr>
     <w:tblStylePr w:type="firstRow">
       <w:rPr>
+        <w:rFonts w:eastAsia="黑体"/>
         <w:b/>
         <w:bCs/>
         <w:i w:val="0"/>
@@ -11360,6 +11851,7 @@
     </w:tblStylePr>
     <w:tblStylePr w:type="lastRow">
       <w:rPr>
+        <w:rFonts w:eastAsia="黑体"/>
         <w:b/>
         <w:bCs/>
         <w:i w:val="0"/>
@@ -11381,6 +11873,7 @@
     </w:tblStylePr>
     <w:tblStylePr w:type="firstCol">
       <w:rPr>
+        <w:rFonts w:eastAsia="黑体"/>
         <w:b/>
         <w:bCs/>
         <w:i w:val="0"/>
@@ -11400,6 +11893,7 @@
     </w:tblStylePr>
     <w:tblStylePr w:type="lastCol">
       <w:rPr>
+        <w:rFonts w:eastAsia="黑体"/>
         <w:b/>
         <w:bCs/>
         <w:i w:val="0"/>
@@ -11480,6 +11974,7 @@
     </w:tcPr>
     <w:tblStylePr w:type="firstRow">
       <w:rPr>
+        <w:rFonts w:eastAsia="黑体"/>
         <w:b/>
         <w:bCs/>
         <w:i w:val="0"/>
@@ -11501,6 +11996,7 @@
     </w:tblStylePr>
     <w:tblStylePr w:type="lastRow">
       <w:rPr>
+        <w:rFonts w:eastAsia="黑体"/>
         <w:b/>
         <w:bCs/>
         <w:i w:val="0"/>
@@ -11522,6 +12018,7 @@
     </w:tblStylePr>
     <w:tblStylePr w:type="firstCol">
       <w:rPr>
+        <w:rFonts w:eastAsia="黑体"/>
         <w:b/>
         <w:bCs/>
         <w:i w:val="0"/>
@@ -11541,6 +12038,7 @@
     </w:tblStylePr>
     <w:tblStylePr w:type="lastCol">
       <w:rPr>
+        <w:rFonts w:eastAsia="黑体"/>
         <w:b/>
         <w:bCs/>
         <w:i w:val="0"/>
@@ -11621,6 +12119,7 @@
     </w:tcPr>
     <w:tblStylePr w:type="firstRow">
       <w:rPr>
+        <w:rFonts w:eastAsia="黑体"/>
         <w:b/>
         <w:bCs/>
         <w:i w:val="0"/>
@@ -11642,6 +12141,7 @@
     </w:tblStylePr>
     <w:tblStylePr w:type="lastRow">
       <w:rPr>
+        <w:rFonts w:eastAsia="黑体"/>
         <w:b/>
         <w:bCs/>
         <w:i w:val="0"/>
@@ -11663,6 +12163,7 @@
     </w:tblStylePr>
     <w:tblStylePr w:type="firstCol">
       <w:rPr>
+        <w:rFonts w:eastAsia="黑体"/>
         <w:b/>
         <w:bCs/>
         <w:i w:val="0"/>
@@ -11682,6 +12183,7 @@
     </w:tblStylePr>
     <w:tblStylePr w:type="lastCol">
       <w:rPr>
+        <w:rFonts w:eastAsia="黑体"/>
         <w:b/>
         <w:bCs/>
         <w:i w:val="0"/>
@@ -11762,6 +12264,7 @@
     </w:tcPr>
     <w:tblStylePr w:type="firstRow">
       <w:rPr>
+        <w:rFonts w:eastAsia="黑体"/>
         <w:b/>
         <w:bCs/>
         <w:i w:val="0"/>
@@ -11783,6 +12286,7 @@
     </w:tblStylePr>
     <w:tblStylePr w:type="lastRow">
       <w:rPr>
+        <w:rFonts w:eastAsia="黑体"/>
         <w:b/>
         <w:bCs/>
         <w:i w:val="0"/>
@@ -11804,6 +12308,7 @@
     </w:tblStylePr>
     <w:tblStylePr w:type="firstCol">
       <w:rPr>
+        <w:rFonts w:eastAsia="黑体"/>
         <w:b/>
         <w:bCs/>
         <w:i w:val="0"/>
@@ -11823,6 +12328,7 @@
     </w:tblStylePr>
     <w:tblStylePr w:type="lastCol">
       <w:rPr>
+        <w:rFonts w:eastAsia="黑体"/>
         <w:b/>
         <w:bCs/>
         <w:i w:val="0"/>
@@ -11880,6 +12386,7 @@
       <w:spacing w:after="0" w:line="240" w:lineRule="auto"/>
     </w:pPr>
     <w:rPr>
+      <w:rFonts w:eastAsia="黑体"/>
       <w:color w:themeColor="background1" w:val="FFFFFF"/>
     </w:rPr>
     <w:tblPr>
@@ -11898,6 +12405,7 @@
     </w:tcPr>
     <w:tblStylePr w:type="firstRow">
       <w:rPr>
+        <w:rFonts w:eastAsia="黑体"/>
         <w:b/>
         <w:bCs/>
       </w:rPr>
@@ -11994,6 +12502,7 @@
       <w:spacing w:after="0" w:line="240" w:lineRule="auto"/>
     </w:pPr>
     <w:rPr>
+      <w:rFonts w:eastAsia="黑体"/>
       <w:color w:themeColor="background1" w:val="FFFFFF"/>
     </w:rPr>
     <w:tblPr>
@@ -12012,6 +12521,7 @@
     </w:tcPr>
     <w:tblStylePr w:type="firstRow">
       <w:rPr>
+        <w:rFonts w:eastAsia="黑体"/>
         <w:b/>
         <w:bCs/>
       </w:rPr>
@@ -12108,6 +12618,7 @@
       <w:spacing w:after="0" w:line="240" w:lineRule="auto"/>
     </w:pPr>
     <w:rPr>
+      <w:rFonts w:eastAsia="黑体"/>
       <w:color w:themeColor="background1" w:val="FFFFFF"/>
     </w:rPr>
     <w:tblPr>
@@ -12126,6 +12637,7 @@
     </w:tcPr>
     <w:tblStylePr w:type="firstRow">
       <w:rPr>
+        <w:rFonts w:eastAsia="黑体"/>
         <w:b/>
         <w:bCs/>
       </w:rPr>
@@ -12222,6 +12734,7 @@
       <w:spacing w:after="0" w:line="240" w:lineRule="auto"/>
     </w:pPr>
     <w:rPr>
+      <w:rFonts w:eastAsia="黑体"/>
       <w:color w:themeColor="background1" w:val="FFFFFF"/>
     </w:rPr>
     <w:tblPr>
@@ -12240,6 +12753,7 @@
     </w:tcPr>
     <w:tblStylePr w:type="firstRow">
       <w:rPr>
+        <w:rFonts w:eastAsia="黑体"/>
         <w:b/>
         <w:bCs/>
       </w:rPr>
@@ -12336,6 +12850,7 @@
       <w:spacing w:after="0" w:line="240" w:lineRule="auto"/>
     </w:pPr>
     <w:rPr>
+      <w:rFonts w:eastAsia="黑体"/>
       <w:color w:themeColor="background1" w:val="FFFFFF"/>
     </w:rPr>
     <w:tblPr>
@@ -12354,6 +12869,7 @@
     </w:tcPr>
     <w:tblStylePr w:type="firstRow">
       <w:rPr>
+        <w:rFonts w:eastAsia="黑体"/>
         <w:b/>
         <w:bCs/>
       </w:rPr>
@@ -12450,6 +12966,7 @@
       <w:spacing w:after="0" w:line="240" w:lineRule="auto"/>
     </w:pPr>
     <w:rPr>
+      <w:rFonts w:eastAsia="黑体"/>
       <w:color w:themeColor="background1" w:val="FFFFFF"/>
     </w:rPr>
     <w:tblPr>
@@ -12468,6 +12985,7 @@
     </w:tcPr>
     <w:tblStylePr w:type="firstRow">
       <w:rPr>
+        <w:rFonts w:eastAsia="黑体"/>
         <w:b/>
         <w:bCs/>
       </w:rPr>
@@ -12564,6 +13082,7 @@
       <w:spacing w:after="0" w:line="240" w:lineRule="auto"/>
     </w:pPr>
     <w:rPr>
+      <w:rFonts w:eastAsia="黑体"/>
       <w:color w:themeColor="background1" w:val="FFFFFF"/>
     </w:rPr>
     <w:tblPr>
@@ -12582,6 +13101,7 @@
     </w:tcPr>
     <w:tblStylePr w:type="firstRow">
       <w:rPr>
+        <w:rFonts w:eastAsia="黑体"/>
         <w:b/>
         <w:bCs/>
       </w:rPr>
@@ -12678,6 +13198,7 @@
       <w:spacing w:after="0" w:line="240" w:lineRule="auto"/>
     </w:pPr>
     <w:rPr>
+      <w:rFonts w:eastAsia="黑体"/>
       <w:color w:themeColor="text1" w:val="000000"/>
     </w:rPr>
     <w:tblPr>
@@ -12704,6 +13225,7 @@
     </w:tcPr>
     <w:tblStylePr w:type="firstRow">
       <w:rPr>
+        <w:rFonts w:eastAsia="黑体"/>
         <w:b/>
         <w:bCs/>
       </w:rPr>
@@ -12722,6 +13244,7 @@
     </w:tblStylePr>
     <w:tblStylePr w:type="lastRow">
       <w:rPr>
+        <w:rFonts w:eastAsia="黑体"/>
         <w:b/>
         <w:bCs/>
         <w:color w:themeColor="background1" w:val="FFFFFF"/>
@@ -12736,6 +13259,7 @@
     </w:tblStylePr>
     <w:tblStylePr w:type="firstCol">
       <w:rPr>
+        <w:rFonts w:eastAsia="黑体"/>
         <w:color w:themeColor="background1" w:val="FFFFFF"/>
       </w:rPr>
       <w:tblPr/>
@@ -12753,6 +13277,7 @@
     </w:tblStylePr>
     <w:tblStylePr w:type="lastCol">
       <w:rPr>
+        <w:rFonts w:eastAsia="黑体"/>
         <w:color w:themeColor="background1" w:val="FFFFFF"/>
       </w:rPr>
       <w:tblPr/>
@@ -12782,11 +13307,13 @@
     </w:tblStylePr>
     <w:tblStylePr w:type="neCell">
       <w:rPr>
+        <w:rFonts w:eastAsia="黑体"/>
         <w:color w:themeColor="text1" w:val="000000"/>
       </w:rPr>
     </w:tblStylePr>
     <w:tblStylePr w:type="nwCell">
       <w:rPr>
+        <w:rFonts w:eastAsia="黑体"/>
         <w:color w:themeColor="text1" w:val="000000"/>
       </w:rPr>
     </w:tblStylePr>
@@ -12800,6 +13327,7 @@
       <w:spacing w:after="0" w:line="240" w:lineRule="auto"/>
     </w:pPr>
     <w:rPr>
+      <w:rFonts w:eastAsia="黑体"/>
       <w:color w:themeColor="text1" w:val="000000"/>
     </w:rPr>
     <w:tblPr>
@@ -12826,6 +13354,7 @@
     </w:tcPr>
     <w:tblStylePr w:type="firstRow">
       <w:rPr>
+        <w:rFonts w:eastAsia="黑体"/>
         <w:b/>
         <w:bCs/>
       </w:rPr>
@@ -12844,6 +13373,7 @@
     </w:tblStylePr>
     <w:tblStylePr w:type="lastRow">
       <w:rPr>
+        <w:rFonts w:eastAsia="黑体"/>
         <w:b/>
         <w:bCs/>
         <w:color w:themeColor="background1" w:val="FFFFFF"/>
@@ -12858,6 +13388,7 @@
     </w:tblStylePr>
     <w:tblStylePr w:type="firstCol">
       <w:rPr>
+        <w:rFonts w:eastAsia="黑体"/>
         <w:color w:themeColor="background1" w:val="FFFFFF"/>
       </w:rPr>
       <w:tblPr/>
@@ -12875,6 +13406,7 @@
     </w:tblStylePr>
     <w:tblStylePr w:type="lastCol">
       <w:rPr>
+        <w:rFonts w:eastAsia="黑体"/>
         <w:color w:themeColor="background1" w:val="FFFFFF"/>
       </w:rPr>
       <w:tblPr/>
@@ -12904,11 +13436,13 @@
     </w:tblStylePr>
     <w:tblStylePr w:type="neCell">
       <w:rPr>
+        <w:rFonts w:eastAsia="黑体"/>
         <w:color w:themeColor="text1" w:val="000000"/>
       </w:rPr>
     </w:tblStylePr>
     <w:tblStylePr w:type="nwCell">
       <w:rPr>
+        <w:rFonts w:eastAsia="黑体"/>
         <w:color w:themeColor="text1" w:val="000000"/>
       </w:rPr>
     </w:tblStylePr>
@@ -12922,6 +13456,7 @@
       <w:spacing w:after="0" w:line="240" w:lineRule="auto"/>
     </w:pPr>
     <w:rPr>
+      <w:rFonts w:eastAsia="黑体"/>
       <w:color w:themeColor="text1" w:val="000000"/>
     </w:rPr>
     <w:tblPr>
@@ -12948,6 +13483,7 @@
     </w:tcPr>
     <w:tblStylePr w:type="firstRow">
       <w:rPr>
+        <w:rFonts w:eastAsia="黑体"/>
         <w:b/>
         <w:bCs/>
       </w:rPr>
@@ -12966,6 +13502,7 @@
     </w:tblStylePr>
     <w:tblStylePr w:type="lastRow">
       <w:rPr>
+        <w:rFonts w:eastAsia="黑体"/>
         <w:b/>
         <w:bCs/>
         <w:color w:themeColor="background1" w:val="FFFFFF"/>
@@ -12980,6 +13517,7 @@
     </w:tblStylePr>
     <w:tblStylePr w:type="firstCol">
       <w:rPr>
+        <w:rFonts w:eastAsia="黑体"/>
         <w:color w:themeColor="background1" w:val="FFFFFF"/>
       </w:rPr>
       <w:tblPr/>
@@ -12997,6 +13535,7 @@
     </w:tblStylePr>
     <w:tblStylePr w:type="lastCol">
       <w:rPr>
+        <w:rFonts w:eastAsia="黑体"/>
         <w:color w:themeColor="background1" w:val="FFFFFF"/>
       </w:rPr>
       <w:tblPr/>
@@ -13026,11 +13565,13 @@
     </w:tblStylePr>
     <w:tblStylePr w:type="neCell">
       <w:rPr>
+        <w:rFonts w:eastAsia="黑体"/>
         <w:color w:themeColor="text1" w:val="000000"/>
       </w:rPr>
     </w:tblStylePr>
     <w:tblStylePr w:type="nwCell">
       <w:rPr>
+        <w:rFonts w:eastAsia="黑体"/>
         <w:color w:themeColor="text1" w:val="000000"/>
       </w:rPr>
     </w:tblStylePr>
@@ -13044,6 +13585,7 @@
       <w:spacing w:after="0" w:line="240" w:lineRule="auto"/>
     </w:pPr>
     <w:rPr>
+      <w:rFonts w:eastAsia="黑体"/>
       <w:color w:themeColor="text1" w:val="000000"/>
     </w:rPr>
     <w:tblPr>
@@ -13070,6 +13612,7 @@
     </w:tcPr>
     <w:tblStylePr w:type="firstRow">
       <w:rPr>
+        <w:rFonts w:eastAsia="黑体"/>
         <w:b/>
         <w:bCs/>
       </w:rPr>
@@ -13088,6 +13631,7 @@
     </w:tblStylePr>
     <w:tblStylePr w:type="lastRow">
       <w:rPr>
+        <w:rFonts w:eastAsia="黑体"/>
         <w:b/>
         <w:bCs/>
         <w:color w:themeColor="background1" w:val="FFFFFF"/>
@@ -13102,6 +13646,7 @@
     </w:tblStylePr>
     <w:tblStylePr w:type="firstCol">
       <w:rPr>
+        <w:rFonts w:eastAsia="黑体"/>
         <w:color w:themeColor="background1" w:val="FFFFFF"/>
       </w:rPr>
       <w:tblPr/>
@@ -13119,6 +13664,7 @@
     </w:tblStylePr>
     <w:tblStylePr w:type="lastCol">
       <w:rPr>
+        <w:rFonts w:eastAsia="黑体"/>
         <w:color w:themeColor="background1" w:val="FFFFFF"/>
       </w:rPr>
       <w:tblPr/>
@@ -13156,6 +13702,7 @@
       <w:spacing w:after="0" w:line="240" w:lineRule="auto"/>
     </w:pPr>
     <w:rPr>
+      <w:rFonts w:eastAsia="黑体"/>
       <w:color w:themeColor="text1" w:val="000000"/>
     </w:rPr>
     <w:tblPr>
@@ -13182,6 +13729,7 @@
     </w:tcPr>
     <w:tblStylePr w:type="firstRow">
       <w:rPr>
+        <w:rFonts w:eastAsia="黑体"/>
         <w:b/>
         <w:bCs/>
       </w:rPr>
@@ -13200,6 +13748,7 @@
     </w:tblStylePr>
     <w:tblStylePr w:type="lastRow">
       <w:rPr>
+        <w:rFonts w:eastAsia="黑体"/>
         <w:b/>
         <w:bCs/>
         <w:color w:themeColor="background1" w:val="FFFFFF"/>
@@ -13214,6 +13763,7 @@
     </w:tblStylePr>
     <w:tblStylePr w:type="firstCol">
       <w:rPr>
+        <w:rFonts w:eastAsia="黑体"/>
         <w:color w:themeColor="background1" w:val="FFFFFF"/>
       </w:rPr>
       <w:tblPr/>
@@ -13231,6 +13781,7 @@
     </w:tblStylePr>
     <w:tblStylePr w:type="lastCol">
       <w:rPr>
+        <w:rFonts w:eastAsia="黑体"/>
         <w:color w:themeColor="background1" w:val="FFFFFF"/>
       </w:rPr>
       <w:tblPr/>
@@ -13260,11 +13811,13 @@
     </w:tblStylePr>
     <w:tblStylePr w:type="neCell">
       <w:rPr>
+        <w:rFonts w:eastAsia="黑体"/>
         <w:color w:themeColor="text1" w:val="000000"/>
       </w:rPr>
     </w:tblStylePr>
     <w:tblStylePr w:type="nwCell">
       <w:rPr>
+        <w:rFonts w:eastAsia="黑体"/>
         <w:color w:themeColor="text1" w:val="000000"/>
       </w:rPr>
     </w:tblStylePr>
@@ -13278,6 +13831,7 @@
       <w:spacing w:after="0" w:line="240" w:lineRule="auto"/>
     </w:pPr>
     <w:rPr>
+      <w:rFonts w:eastAsia="黑体"/>
       <w:color w:themeColor="text1" w:val="000000"/>
     </w:rPr>
     <w:tblPr>
@@ -13304,6 +13858,7 @@
     </w:tcPr>
     <w:tblStylePr w:type="firstRow">
       <w:rPr>
+        <w:rFonts w:eastAsia="黑体"/>
         <w:b/>
         <w:bCs/>
       </w:rPr>
@@ -13322,6 +13877,7 @@
     </w:tblStylePr>
     <w:tblStylePr w:type="lastRow">
       <w:rPr>
+        <w:rFonts w:eastAsia="黑体"/>
         <w:b/>
         <w:bCs/>
         <w:color w:themeColor="background1" w:val="FFFFFF"/>
@@ -13336,6 +13892,7 @@
     </w:tblStylePr>
     <w:tblStylePr w:type="firstCol">
       <w:rPr>
+        <w:rFonts w:eastAsia="黑体"/>
         <w:color w:themeColor="background1" w:val="FFFFFF"/>
       </w:rPr>
       <w:tblPr/>
@@ -13353,6 +13910,7 @@
     </w:tblStylePr>
     <w:tblStylePr w:type="lastCol">
       <w:rPr>
+        <w:rFonts w:eastAsia="黑体"/>
         <w:color w:themeColor="background1" w:val="FFFFFF"/>
       </w:rPr>
       <w:tblPr/>
@@ -13382,11 +13940,13 @@
     </w:tblStylePr>
     <w:tblStylePr w:type="neCell">
       <w:rPr>
+        <w:rFonts w:eastAsia="黑体"/>
         <w:color w:themeColor="text1" w:val="000000"/>
       </w:rPr>
     </w:tblStylePr>
     <w:tblStylePr w:type="nwCell">
       <w:rPr>
+        <w:rFonts w:eastAsia="黑体"/>
         <w:color w:themeColor="text1" w:val="000000"/>
       </w:rPr>
     </w:tblStylePr>
@@ -13400,6 +13960,7 @@
       <w:spacing w:after="0" w:line="240" w:lineRule="auto"/>
     </w:pPr>
     <w:rPr>
+      <w:rFonts w:eastAsia="黑体"/>
       <w:color w:themeColor="text1" w:val="000000"/>
     </w:rPr>
     <w:tblPr>
@@ -13426,6 +13987,7 @@
     </w:tcPr>
     <w:tblStylePr w:type="firstRow">
       <w:rPr>
+        <w:rFonts w:eastAsia="黑体"/>
         <w:b/>
         <w:bCs/>
       </w:rPr>
@@ -13444,6 +14006,7 @@
     </w:tblStylePr>
     <w:tblStylePr w:type="lastRow">
       <w:rPr>
+        <w:rFonts w:eastAsia="黑体"/>
         <w:b/>
         <w:bCs/>
         <w:color w:themeColor="background1" w:val="FFFFFF"/>
@@ -13458,6 +14021,7 @@
     </w:tblStylePr>
     <w:tblStylePr w:type="firstCol">
       <w:rPr>
+        <w:rFonts w:eastAsia="黑体"/>
         <w:color w:themeColor="background1" w:val="FFFFFF"/>
       </w:rPr>
       <w:tblPr/>
@@ -13475,6 +14039,7 @@
     </w:tblStylePr>
     <w:tblStylePr w:type="lastCol">
       <w:rPr>
+        <w:rFonts w:eastAsia="黑体"/>
         <w:color w:themeColor="background1" w:val="FFFFFF"/>
       </w:rPr>
       <w:tblPr/>
@@ -13504,11 +14069,13 @@
     </w:tblStylePr>
     <w:tblStylePr w:type="neCell">
       <w:rPr>
+        <w:rFonts w:eastAsia="黑体"/>
         <w:color w:themeColor="text1" w:val="000000"/>
       </w:rPr>
     </w:tblStylePr>
     <w:tblStylePr w:type="nwCell">
       <w:rPr>
+        <w:rFonts w:eastAsia="黑体"/>
         <w:color w:themeColor="text1" w:val="000000"/>
       </w:rPr>
     </w:tblStylePr>
@@ -13522,6 +14089,7 @@
       <w:spacing w:after="0" w:line="240" w:lineRule="auto"/>
     </w:pPr>
     <w:rPr>
+      <w:rFonts w:eastAsia="黑体"/>
       <w:color w:themeColor="text1" w:val="000000"/>
     </w:rPr>
     <w:tblPr>
@@ -13540,6 +14108,7 @@
     </w:tcPr>
     <w:tblStylePr w:type="firstRow">
       <w:rPr>
+        <w:rFonts w:eastAsia="黑体"/>
         <w:b/>
         <w:bCs/>
         <w:color w:themeColor="background1" w:val="FFFFFF"/>
@@ -13554,6 +14123,7 @@
     </w:tblStylePr>
     <w:tblStylePr w:type="lastRow">
       <w:rPr>
+        <w:rFonts w:eastAsia="黑体"/>
         <w:b/>
         <w:bCs/>
         <w:color w:themeColor="accent2" w:themeShade="CC" w:val="9E3A38"/>
@@ -13568,12 +14138,14 @@
     </w:tblStylePr>
     <w:tblStylePr w:type="firstCol">
       <w:rPr>
+        <w:rFonts w:eastAsia="黑体"/>
         <w:b/>
         <w:bCs/>
       </w:rPr>
     </w:tblStylePr>
     <w:tblStylePr w:type="lastCol">
       <w:rPr>
+        <w:rFonts w:eastAsia="黑体"/>
         <w:b/>
         <w:bCs/>
       </w:rPr>
@@ -13608,6 +14180,7 @@
       <w:spacing w:after="0" w:line="240" w:lineRule="auto"/>
     </w:pPr>
     <w:rPr>
+      <w:rFonts w:eastAsia="黑体"/>
       <w:color w:themeColor="text1" w:val="000000"/>
     </w:rPr>
     <w:tblPr>
@@ -13626,6 +14199,7 @@
     </w:tcPr>
     <w:tblStylePr w:type="firstRow">
       <w:rPr>
+        <w:rFonts w:eastAsia="黑体"/>
         <w:b/>
         <w:bCs/>
         <w:color w:themeColor="background1" w:val="FFFFFF"/>
@@ -13640,6 +14214,7 @@
     </w:tblStylePr>
     <w:tblStylePr w:type="lastRow">
       <w:rPr>
+        <w:rFonts w:eastAsia="黑体"/>
         <w:b/>
         <w:bCs/>
         <w:color w:themeColor="accent2" w:themeShade="CC" w:val="9E3A38"/>
@@ -13654,12 +14229,14 @@
     </w:tblStylePr>
     <w:tblStylePr w:type="firstCol">
       <w:rPr>
+        <w:rFonts w:eastAsia="黑体"/>
         <w:b/>
         <w:bCs/>
       </w:rPr>
     </w:tblStylePr>
     <w:tblStylePr w:type="lastCol">
       <w:rPr>
+        <w:rFonts w:eastAsia="黑体"/>
         <w:b/>
         <w:bCs/>
       </w:rPr>
@@ -13694,6 +14271,7 @@
       <w:spacing w:after="0" w:line="240" w:lineRule="auto"/>
     </w:pPr>
     <w:rPr>
+      <w:rFonts w:eastAsia="黑体"/>
       <w:color w:themeColor="text1" w:val="000000"/>
     </w:rPr>
     <w:tblPr>
@@ -13712,6 +14290,7 @@
     </w:tcPr>
     <w:tblStylePr w:type="firstRow">
       <w:rPr>
+        <w:rFonts w:eastAsia="黑体"/>
         <w:b/>
         <w:bCs/>
         <w:color w:themeColor="background1" w:val="FFFFFF"/>
@@ -13726,6 +14305,7 @@
     </w:tblStylePr>
     <w:tblStylePr w:type="lastRow">
       <w:rPr>
+        <w:rFonts w:eastAsia="黑体"/>
         <w:b/>
         <w:bCs/>
         <w:color w:themeColor="accent2" w:themeShade="CC" w:val="9E3A38"/>
@@ -13740,12 +14320,14 @@
     </w:tblStylePr>
     <w:tblStylePr w:type="firstCol">
       <w:rPr>
+        <w:rFonts w:eastAsia="黑体"/>
         <w:b/>
         <w:bCs/>
       </w:rPr>
     </w:tblStylePr>
     <w:tblStylePr w:type="lastCol">
       <w:rPr>
+        <w:rFonts w:eastAsia="黑体"/>
         <w:b/>
         <w:bCs/>
       </w:rPr>
@@ -13780,6 +14362,7 @@
       <w:spacing w:after="0" w:line="240" w:lineRule="auto"/>
     </w:pPr>
     <w:rPr>
+      <w:rFonts w:eastAsia="黑体"/>
       <w:color w:themeColor="text1" w:val="000000"/>
     </w:rPr>
     <w:tblPr>
@@ -13798,6 +14381,7 @@
     </w:tcPr>
     <w:tblStylePr w:type="firstRow">
       <w:rPr>
+        <w:rFonts w:eastAsia="黑体"/>
         <w:b/>
         <w:bCs/>
         <w:color w:themeColor="background1" w:val="FFFFFF"/>
@@ -13812,6 +14396,7 @@
     </w:tblStylePr>
     <w:tblStylePr w:type="lastRow">
       <w:rPr>
+        <w:rFonts w:eastAsia="黑体"/>
         <w:b/>
         <w:bCs/>
         <w:color w:themeColor="accent4" w:themeShade="CC" w:val="664E82"/>
@@ -13826,12 +14411,14 @@
     </w:tblStylePr>
     <w:tblStylePr w:type="firstCol">
       <w:rPr>
+        <w:rFonts w:eastAsia="黑体"/>
         <w:b/>
         <w:bCs/>
       </w:rPr>
     </w:tblStylePr>
     <w:tblStylePr w:type="lastCol">
       <w:rPr>
+        <w:rFonts w:eastAsia="黑体"/>
         <w:b/>
         <w:bCs/>
       </w:rPr>
@@ -13866,6 +14453,7 @@
       <w:spacing w:after="0" w:line="240" w:lineRule="auto"/>
     </w:pPr>
     <w:rPr>
+      <w:rFonts w:eastAsia="黑体"/>
       <w:color w:themeColor="text1" w:val="000000"/>
     </w:rPr>
     <w:tblPr>
@@ -13884,6 +14472,7 @@
     </w:tcPr>
     <w:tblStylePr w:type="firstRow">
       <w:rPr>
+        <w:rFonts w:eastAsia="黑体"/>
         <w:b/>
         <w:bCs/>
         <w:color w:themeColor="background1" w:val="FFFFFF"/>
@@ -13898,6 +14487,7 @@
     </w:tblStylePr>
     <w:tblStylePr w:type="lastRow">
       <w:rPr>
+        <w:rFonts w:eastAsia="黑体"/>
         <w:b/>
         <w:bCs/>
         <w:color w:themeColor="accent3" w:themeShade="CC" w:val="7E9C40"/>
@@ -13912,12 +14502,14 @@
     </w:tblStylePr>
     <w:tblStylePr w:type="firstCol">
       <w:rPr>
+        <w:rFonts w:eastAsia="黑体"/>
         <w:b/>
         <w:bCs/>
       </w:rPr>
     </w:tblStylePr>
     <w:tblStylePr w:type="lastCol">
       <w:rPr>
+        <w:rFonts w:eastAsia="黑体"/>
         <w:b/>
         <w:bCs/>
       </w:rPr>
@@ -13952,6 +14544,7 @@
       <w:spacing w:after="0" w:line="240" w:lineRule="auto"/>
     </w:pPr>
     <w:rPr>
+      <w:rFonts w:eastAsia="黑体"/>
       <w:color w:themeColor="text1" w:val="000000"/>
     </w:rPr>
     <w:tblPr>
@@ -13970,6 +14563,7 @@
     </w:tcPr>
     <w:tblStylePr w:type="firstRow">
       <w:rPr>
+        <w:rFonts w:eastAsia="黑体"/>
         <w:b/>
         <w:bCs/>
         <w:color w:themeColor="background1" w:val="FFFFFF"/>
@@ -13984,6 +14578,7 @@
     </w:tblStylePr>
     <w:tblStylePr w:type="lastRow">
       <w:rPr>
+        <w:rFonts w:eastAsia="黑体"/>
         <w:b/>
         <w:bCs/>
         <w:color w:themeColor="accent6" w:themeShade="CC" w:val="F2730A"/>
@@ -13998,12 +14593,14 @@
     </w:tblStylePr>
     <w:tblStylePr w:type="firstCol">
       <w:rPr>
+        <w:rFonts w:eastAsia="黑体"/>
         <w:b/>
         <w:bCs/>
       </w:rPr>
     </w:tblStylePr>
     <w:tblStylePr w:type="lastCol">
       <w:rPr>
+        <w:rFonts w:eastAsia="黑体"/>
         <w:b/>
         <w:bCs/>
       </w:rPr>
@@ -14038,6 +14635,7 @@
       <w:spacing w:after="0" w:line="240" w:lineRule="auto"/>
     </w:pPr>
     <w:rPr>
+      <w:rFonts w:eastAsia="黑体"/>
       <w:color w:themeColor="text1" w:val="000000"/>
     </w:rPr>
     <w:tblPr>
@@ -14056,6 +14654,7 @@
     </w:tcPr>
     <w:tblStylePr w:type="firstRow">
       <w:rPr>
+        <w:rFonts w:eastAsia="黑体"/>
         <w:b/>
         <w:bCs/>
         <w:color w:themeColor="background1" w:val="FFFFFF"/>
@@ -14070,6 +14669,7 @@
     </w:tblStylePr>
     <w:tblStylePr w:type="lastRow">
       <w:rPr>
+        <w:rFonts w:eastAsia="黑体"/>
         <w:b/>
         <w:bCs/>
         <w:color w:themeColor="accent5" w:themeShade="CC" w:val="348DA5"/>
@@ -14084,12 +14684,14 @@
     </w:tblStylePr>
     <w:tblStylePr w:type="firstCol">
       <w:rPr>
+        <w:rFonts w:eastAsia="黑体"/>
         <w:b/>
         <w:bCs/>
       </w:rPr>
     </w:tblStylePr>
     <w:tblStylePr w:type="lastCol">
       <w:rPr>
+        <w:rFonts w:eastAsia="黑体"/>
         <w:b/>
         <w:bCs/>
       </w:rPr>
@@ -14124,6 +14726,7 @@
       <w:spacing w:after="0" w:line="240" w:lineRule="auto"/>
     </w:pPr>
     <w:rPr>
+      <w:rFonts w:eastAsia="黑体"/>
       <w:color w:themeColor="text1" w:val="000000"/>
     </w:rPr>
     <w:tblPr>
@@ -14145,6 +14748,7 @@
     </w:tcPr>
     <w:tblStylePr w:type="firstRow">
       <w:rPr>
+        <w:rFonts w:eastAsia="黑体"/>
         <w:b/>
         <w:bCs/>
       </w:rPr>
@@ -14155,6 +14759,7 @@
     </w:tblStylePr>
     <w:tblStylePr w:type="lastRow">
       <w:rPr>
+        <w:rFonts w:eastAsia="黑体"/>
         <w:b/>
         <w:bCs/>
         <w:color w:themeColor="text1" w:val="000000"/>
@@ -14166,6 +14771,7 @@
     </w:tblStylePr>
     <w:tblStylePr w:type="firstCol">
       <w:rPr>
+        <w:rFonts w:eastAsia="黑体"/>
         <w:color w:themeColor="background1" w:val="FFFFFF"/>
       </w:rPr>
       <w:tblPr/>
@@ -14175,6 +14781,7 @@
     </w:tblStylePr>
     <w:tblStylePr w:type="lastCol">
       <w:rPr>
+        <w:rFonts w:eastAsia="黑体"/>
         <w:color w:themeColor="background1" w:val="FFFFFF"/>
       </w:rPr>
       <w:tblPr/>
@@ -14204,6 +14811,7 @@
       <w:spacing w:after="0" w:line="240" w:lineRule="auto"/>
     </w:pPr>
     <w:rPr>
+      <w:rFonts w:eastAsia="黑体"/>
       <w:color w:themeColor="text1" w:val="000000"/>
     </w:rPr>
     <w:tblPr>
@@ -14225,6 +14833,7 @@
     </w:tcPr>
     <w:tblStylePr w:type="firstRow">
       <w:rPr>
+        <w:rFonts w:eastAsia="黑体"/>
         <w:b/>
         <w:bCs/>
       </w:rPr>
@@ -14235,6 +14844,7 @@
     </w:tblStylePr>
     <w:tblStylePr w:type="lastRow">
       <w:rPr>
+        <w:rFonts w:eastAsia="黑体"/>
         <w:b/>
         <w:bCs/>
         <w:color w:themeColor="text1" w:val="000000"/>
@@ -14246,6 +14856,7 @@
     </w:tblStylePr>
     <w:tblStylePr w:type="firstCol">
       <w:rPr>
+        <w:rFonts w:eastAsia="黑体"/>
         <w:color w:themeColor="background1" w:val="FFFFFF"/>
       </w:rPr>
       <w:tblPr/>
@@ -14255,6 +14866,7 @@
     </w:tblStylePr>
     <w:tblStylePr w:type="lastCol">
       <w:rPr>
+        <w:rFonts w:eastAsia="黑体"/>
         <w:color w:themeColor="background1" w:val="FFFFFF"/>
       </w:rPr>
       <w:tblPr/>
@@ -14284,6 +14896,7 @@
       <w:spacing w:after="0" w:line="240" w:lineRule="auto"/>
     </w:pPr>
     <w:rPr>
+      <w:rFonts w:eastAsia="黑体"/>
       <w:color w:themeColor="text1" w:val="000000"/>
     </w:rPr>
     <w:tblPr>
@@ -14305,6 +14918,7 @@
     </w:tcPr>
     <w:tblStylePr w:type="firstRow">
       <w:rPr>
+        <w:rFonts w:eastAsia="黑体"/>
         <w:b/>
         <w:bCs/>
       </w:rPr>
@@ -14315,6 +14929,7 @@
     </w:tblStylePr>
     <w:tblStylePr w:type="lastRow">
       <w:rPr>
+        <w:rFonts w:eastAsia="黑体"/>
         <w:b/>
         <w:bCs/>
         <w:color w:themeColor="text1" w:val="000000"/>
@@ -14326,6 +14941,7 @@
     </w:tblStylePr>
     <w:tblStylePr w:type="firstCol">
       <w:rPr>
+        <w:rFonts w:eastAsia="黑体"/>
         <w:color w:themeColor="background1" w:val="FFFFFF"/>
       </w:rPr>
       <w:tblPr/>
@@ -14335,6 +14951,7 @@
     </w:tblStylePr>
     <w:tblStylePr w:type="lastCol">
       <w:rPr>
+        <w:rFonts w:eastAsia="黑体"/>
         <w:color w:themeColor="background1" w:val="FFFFFF"/>
       </w:rPr>
       <w:tblPr/>
@@ -14364,6 +14981,7 @@
       <w:spacing w:after="0" w:line="240" w:lineRule="auto"/>
     </w:pPr>
     <w:rPr>
+      <w:rFonts w:eastAsia="黑体"/>
       <w:color w:themeColor="text1" w:val="000000"/>
     </w:rPr>
     <w:tblPr>
@@ -14385,6 +15003,7 @@
     </w:tcPr>
     <w:tblStylePr w:type="firstRow">
       <w:rPr>
+        <w:rFonts w:eastAsia="黑体"/>
         <w:b/>
         <w:bCs/>
       </w:rPr>
@@ -14395,6 +15014,7 @@
     </w:tblStylePr>
     <w:tblStylePr w:type="lastRow">
       <w:rPr>
+        <w:rFonts w:eastAsia="黑体"/>
         <w:b/>
         <w:bCs/>
         <w:color w:themeColor="text1" w:val="000000"/>
@@ -14406,6 +15026,7 @@
     </w:tblStylePr>
     <w:tblStylePr w:type="firstCol">
       <w:rPr>
+        <w:rFonts w:eastAsia="黑体"/>
         <w:color w:themeColor="background1" w:val="FFFFFF"/>
       </w:rPr>
       <w:tblPr/>
@@ -14415,6 +15036,7 @@
     </w:tblStylePr>
     <w:tblStylePr w:type="lastCol">
       <w:rPr>
+        <w:rFonts w:eastAsia="黑体"/>
         <w:color w:themeColor="background1" w:val="FFFFFF"/>
       </w:rPr>
       <w:tblPr/>
@@ -14444,6 +15066,7 @@
       <w:spacing w:after="0" w:line="240" w:lineRule="auto"/>
     </w:pPr>
     <w:rPr>
+      <w:rFonts w:eastAsia="黑体"/>
       <w:color w:themeColor="text1" w:val="000000"/>
     </w:rPr>
     <w:tblPr>
@@ -14465,6 +15088,7 @@
     </w:tcPr>
     <w:tblStylePr w:type="firstRow">
       <w:rPr>
+        <w:rFonts w:eastAsia="黑体"/>
         <w:b/>
         <w:bCs/>
       </w:rPr>
@@ -14475,6 +15099,7 @@
     </w:tblStylePr>
     <w:tblStylePr w:type="lastRow">
       <w:rPr>
+        <w:rFonts w:eastAsia="黑体"/>
         <w:b/>
         <w:bCs/>
         <w:color w:themeColor="text1" w:val="000000"/>
@@ -14486,6 +15111,7 @@
     </w:tblStylePr>
     <w:tblStylePr w:type="firstCol">
       <w:rPr>
+        <w:rFonts w:eastAsia="黑体"/>
         <w:color w:themeColor="background1" w:val="FFFFFF"/>
       </w:rPr>
       <w:tblPr/>
@@ -14495,6 +15121,7 @@
     </w:tblStylePr>
     <w:tblStylePr w:type="lastCol">
       <w:rPr>
+        <w:rFonts w:eastAsia="黑体"/>
         <w:color w:themeColor="background1" w:val="FFFFFF"/>
       </w:rPr>
       <w:tblPr/>
@@ -14524,6 +15151,7 @@
       <w:spacing w:after="0" w:line="240" w:lineRule="auto"/>
     </w:pPr>
     <w:rPr>
+      <w:rFonts w:eastAsia="黑体"/>
       <w:color w:themeColor="text1" w:val="000000"/>
     </w:rPr>
     <w:tblPr>
@@ -14545,6 +15173,7 @@
     </w:tcPr>
     <w:tblStylePr w:type="firstRow">
       <w:rPr>
+        <w:rFonts w:eastAsia="黑体"/>
         <w:b/>
         <w:bCs/>
       </w:rPr>
@@ -14555,6 +15184,7 @@
     </w:tblStylePr>
     <w:tblStylePr w:type="lastRow">
       <w:rPr>
+        <w:rFonts w:eastAsia="黑体"/>
         <w:b/>
         <w:bCs/>
         <w:color w:themeColor="text1" w:val="000000"/>
@@ -14566,6 +15196,7 @@
     </w:tblStylePr>
     <w:tblStylePr w:type="firstCol">
       <w:rPr>
+        <w:rFonts w:eastAsia="黑体"/>
         <w:color w:themeColor="background1" w:val="FFFFFF"/>
       </w:rPr>
       <w:tblPr/>
@@ -14575,6 +15206,7 @@
     </w:tblStylePr>
     <w:tblStylePr w:type="lastCol">
       <w:rPr>
+        <w:rFonts w:eastAsia="黑体"/>
         <w:color w:themeColor="background1" w:val="FFFFFF"/>
       </w:rPr>
       <w:tblPr/>
@@ -14604,6 +15236,7 @@
       <w:spacing w:after="0" w:line="240" w:lineRule="auto"/>
     </w:pPr>
     <w:rPr>
+      <w:rFonts w:eastAsia="黑体"/>
       <w:color w:themeColor="text1" w:val="000000"/>
     </w:rPr>
     <w:tblPr>
@@ -14625,6 +15258,7 @@
     </w:tcPr>
     <w:tblStylePr w:type="firstRow">
       <w:rPr>
+        <w:rFonts w:eastAsia="黑体"/>
         <w:b/>
         <w:bCs/>
       </w:rPr>
@@ -14635,6 +15269,7 @@
     </w:tblStylePr>
     <w:tblStylePr w:type="lastRow">
       <w:rPr>
+        <w:rFonts w:eastAsia="黑体"/>
         <w:b/>
         <w:bCs/>
         <w:color w:themeColor="text1" w:val="000000"/>
@@ -14646,6 +15281,7 @@
     </w:tblStylePr>
     <w:tblStylePr w:type="firstCol">
       <w:rPr>
+        <w:rFonts w:eastAsia="黑体"/>
         <w:color w:themeColor="background1" w:val="FFFFFF"/>
       </w:rPr>
       <w:tblPr/>
@@ -14655,6 +15291,7 @@
     </w:tblStylePr>
     <w:tblStylePr w:type="lastCol">
       <w:rPr>
+        <w:rFonts w:eastAsia="黑体"/>
         <w:color w:themeColor="background1" w:val="FFFFFF"/>
       </w:rPr>
       <w:tblPr/>
@@ -14687,6 +15324,7 @@
     <w:name w:val="KeywordTok"/>
     <w:basedOn w:val="VerbatimChar"/>
     <w:rPr>
+      <w:rFonts w:eastAsia="黑体"/>
       <w:b/>
       <w:color w:val="007020"/>
     </w:rPr>
@@ -14695,6 +15333,7 @@
     <w:name w:val="DataTypeTok"/>
     <w:basedOn w:val="VerbatimChar"/>
     <w:rPr>
+      <w:rFonts w:eastAsia="黑体"/>
       <w:color w:val="902000"/>
     </w:rPr>
   </w:style>
@@ -14702,6 +15341,7 @@
     <w:name w:val="DecValTok"/>
     <w:basedOn w:val="VerbatimChar"/>
     <w:rPr>
+      <w:rFonts w:eastAsia="黑体"/>
       <w:color w:val="40a070"/>
     </w:rPr>
   </w:style>
@@ -14709,6 +15349,7 @@
     <w:name w:val="BaseNTok"/>
     <w:basedOn w:val="VerbatimChar"/>
     <w:rPr>
+      <w:rFonts w:eastAsia="黑体"/>
       <w:color w:val="40a070"/>
     </w:rPr>
   </w:style>
@@ -14716,6 +15357,7 @@
     <w:name w:val="FloatTok"/>
     <w:basedOn w:val="VerbatimChar"/>
     <w:rPr>
+      <w:rFonts w:eastAsia="黑体"/>
       <w:color w:val="40a070"/>
     </w:rPr>
   </w:style>
@@ -14723,6 +15365,7 @@
     <w:name w:val="ConstantTok"/>
     <w:basedOn w:val="VerbatimChar"/>
     <w:rPr>
+      <w:rFonts w:eastAsia="黑体"/>
       <w:color w:val="880000"/>
     </w:rPr>
   </w:style>
@@ -14730,6 +15373,7 @@
     <w:name w:val="CharTok"/>
     <w:basedOn w:val="VerbatimChar"/>
     <w:rPr>
+      <w:rFonts w:eastAsia="黑体"/>
       <w:color w:val="4070a0"/>
     </w:rPr>
   </w:style>
@@ -14737,6 +15381,7 @@
     <w:name w:val="SpecialCharTok"/>
     <w:basedOn w:val="VerbatimChar"/>
     <w:rPr>
+      <w:rFonts w:eastAsia="黑体"/>
       <w:color w:val="4070a0"/>
     </w:rPr>
   </w:style>
@@ -14744,6 +15389,7 @@
     <w:name w:val="StringTok"/>
     <w:basedOn w:val="VerbatimChar"/>
     <w:rPr>
+      <w:rFonts w:eastAsia="黑体"/>
       <w:color w:val="4070a0"/>
     </w:rPr>
   </w:style>
@@ -14751,6 +15397,7 @@
     <w:name w:val="VerbatimStringTok"/>
     <w:basedOn w:val="VerbatimChar"/>
     <w:rPr>
+      <w:rFonts w:eastAsia="黑体"/>
       <w:color w:val="4070a0"/>
     </w:rPr>
   </w:style>
@@ -14758,6 +15405,7 @@
     <w:name w:val="SpecialStringTok"/>
     <w:basedOn w:val="VerbatimChar"/>
     <w:rPr>
+      <w:rFonts w:eastAsia="黑体"/>
       <w:color w:val="bb6688"/>
     </w:rPr>
   </w:style>
@@ -14765,6 +15413,7 @@
     <w:name w:val="ImportTok"/>
     <w:basedOn w:val="VerbatimChar"/>
     <w:rPr>
+      <w:rFonts w:eastAsia="黑体"/>
       <w:b/>
       <w:color w:val="008000"/>
     </w:rPr>
@@ -14773,6 +15422,7 @@
     <w:name w:val="CommentTok"/>
     <w:basedOn w:val="VerbatimChar"/>
     <w:rPr>
+      <w:rFonts w:eastAsia="黑体"/>
       <w:i/>
       <w:color w:val="60a0b0"/>
     </w:rPr>
@@ -14781,6 +15431,7 @@
     <w:name w:val="DocumentationTok"/>
     <w:basedOn w:val="VerbatimChar"/>
     <w:rPr>
+      <w:rFonts w:eastAsia="黑体"/>
       <w:i/>
       <w:color w:val="ba2121"/>
     </w:rPr>
@@ -14789,6 +15440,7 @@
     <w:name w:val="AnnotationTok"/>
     <w:basedOn w:val="VerbatimChar"/>
     <w:rPr>
+      <w:rFonts w:eastAsia="黑体"/>
       <w:b/>
       <w:i/>
       <w:color w:val="60a0b0"/>
@@ -14798,6 +15450,7 @@
     <w:name w:val="CommentVarTok"/>
     <w:basedOn w:val="VerbatimChar"/>
     <w:rPr>
+      <w:rFonts w:eastAsia="黑体"/>
       <w:b/>
       <w:i/>
       <w:color w:val="60a0b0"/>
@@ -14807,6 +15460,7 @@
     <w:name w:val="OtherTok"/>
     <w:basedOn w:val="VerbatimChar"/>
     <w:rPr>
+      <w:rFonts w:eastAsia="黑体"/>
       <w:color w:val="007020"/>
     </w:rPr>
   </w:style>
@@ -14814,6 +15468,7 @@
     <w:name w:val="FunctionTok"/>
     <w:basedOn w:val="VerbatimChar"/>
     <w:rPr>
+      <w:rFonts w:eastAsia="黑体"/>
       <w:color w:val="06287e"/>
     </w:rPr>
   </w:style>
@@ -14821,6 +15476,7 @@
     <w:name w:val="VariableTok"/>
     <w:basedOn w:val="VerbatimChar"/>
     <w:rPr>
+      <w:rFonts w:eastAsia="黑体"/>
       <w:color w:val="19177c"/>
     </w:rPr>
   </w:style>
@@ -14828,6 +15484,7 @@
     <w:name w:val="ControlFlowTok"/>
     <w:basedOn w:val="VerbatimChar"/>
     <w:rPr>
+      <w:rFonts w:eastAsia="黑体"/>
       <w:b/>
       <w:color w:val="007020"/>
     </w:rPr>
@@ -14836,6 +15493,7 @@
     <w:name w:val="OperatorTok"/>
     <w:basedOn w:val="VerbatimChar"/>
     <w:rPr>
+      <w:rFonts w:eastAsia="黑体"/>
       <w:color w:val="666666"/>
     </w:rPr>
   </w:style>
@@ -14843,18 +15501,22 @@
     <w:name w:val="BuiltInTok"/>
     <w:basedOn w:val="VerbatimChar"/>
     <w:rPr>
+      <w:rFonts w:eastAsia="黑体"/>
       <w:color w:val="008000"/>
     </w:rPr>
   </w:style>
   <w:style w:type="character" w:customStyle="1" w:styleId="ExtensionTok">
     <w:name w:val="ExtensionTok"/>
     <w:basedOn w:val="VerbatimChar"/>
-    <w:rPr/>
+    <w:rPr>
+      <w:rFonts w:eastAsia="黑体"/>
+    </w:rPr>
   </w:style>
   <w:style w:type="character" w:customStyle="1" w:styleId="PreprocessorTok">
     <w:name w:val="PreprocessorTok"/>
     <w:basedOn w:val="VerbatimChar"/>
     <w:rPr>
+      <w:rFonts w:eastAsia="黑体"/>
       <w:color w:val="bc7a00"/>
     </w:rPr>
   </w:style>
@@ -14862,18 +15524,22 @@
     <w:name w:val="AttributeTok"/>
     <w:basedOn w:val="VerbatimChar"/>
     <w:rPr>
+      <w:rFonts w:eastAsia="黑体"/>
       <w:color w:val="7d9029"/>
     </w:rPr>
   </w:style>
   <w:style w:type="character" w:customStyle="1" w:styleId="RegionMarkerTok">
     <w:name w:val="RegionMarkerTok"/>
     <w:basedOn w:val="VerbatimChar"/>
-    <w:rPr/>
+    <w:rPr>
+      <w:rFonts w:eastAsia="黑体"/>
+    </w:rPr>
   </w:style>
   <w:style w:type="character" w:customStyle="1" w:styleId="InformationTok">
     <w:name w:val="InformationTok"/>
     <w:basedOn w:val="VerbatimChar"/>
     <w:rPr>
+      <w:rFonts w:eastAsia="黑体"/>
       <w:b/>
       <w:i/>
       <w:color w:val="60a0b0"/>
@@ -14883,6 +15549,7 @@
     <w:name w:val="WarningTok"/>
     <w:basedOn w:val="VerbatimChar"/>
     <w:rPr>
+      <w:rFonts w:eastAsia="黑体"/>
       <w:b/>
       <w:i/>
       <w:color w:val="60a0b0"/>
@@ -14892,6 +15559,7 @@
     <w:name w:val="AlertTok"/>
     <w:basedOn w:val="VerbatimChar"/>
     <w:rPr>
+      <w:rFonts w:eastAsia="黑体"/>
       <w:b/>
       <w:color w:val="ff0000"/>
     </w:rPr>
@@ -14900,6 +15568,7 @@
     <w:name w:val="ErrorTok"/>
     <w:basedOn w:val="VerbatimChar"/>
     <w:rPr>
+      <w:rFonts w:eastAsia="黑体"/>
       <w:b/>
       <w:color w:val="ff0000"/>
     </w:rPr>
@@ -14907,7 +15576,9 @@
   <w:style w:type="character" w:customStyle="1" w:styleId="NormalTok">
     <w:name w:val="NormalTok"/>
     <w:basedOn w:val="VerbatimChar"/>
-    <w:rPr/>
+    <w:rPr>
+      <w:rFonts w:eastAsia="黑体"/>
+    </w:rPr>
   </w:style>
 </w:styles>
 </file>
@@ -14956,12 +15627,12 @@
     <a:fontScheme name="Office">
       <a:majorFont>
         <a:latin typeface="Calibri"/>
-        <a:ea typeface=""/>
+        <a:ea typeface="黑体"/>
         <a:cs typeface=""/>
         <a:font script="Jpan" typeface="ＭＳ ゴシック"/>
         <a:font script="Hang" typeface="맑은 고딕"/>
-        <a:font script="Hans" typeface="宋体"/>
-        <a:font script="Hant" typeface="新細明體"/>
+        <a:font script="Hans" typeface="黑体"/>
+        <a:font script="Hant" typeface="黑体"/>
         <a:font script="Arab" typeface="Times New Roman"/>
         <a:font script="Hebr" typeface="Times New Roman"/>
         <a:font script="Thai" typeface="Angsana New"/>
@@ -14991,12 +15662,12 @@
       </a:majorFont>
       <a:minorFont>
         <a:latin typeface="Cambria"/>
-        <a:ea typeface=""/>
+        <a:ea typeface="黑体"/>
         <a:cs typeface=""/>
         <a:font script="Jpan" typeface="ＭＳ 明朝"/>
         <a:font script="Hang" typeface="맑은 고딕"/>
-        <a:font script="Hans" typeface="宋体"/>
-        <a:font script="Hant" typeface="新細明體"/>
+        <a:font script="Hans" typeface="黑体"/>
+        <a:font script="Hant" typeface="黑体"/>
         <a:font script="Arab" typeface="Arial"/>
         <a:font script="Hebr" typeface="Arial"/>
         <a:font script="Thai" typeface="Cordia New"/>

--- a/08-传感器电路/09-距离与位置传感器电路/激光测距电路/激光测距电路.docx
+++ b/08-传感器电路/09-距离与位置传感器电路/激光测距电路/激光测距电路.docx
@@ -2556,7 +2556,7 @@
           <w:color w:val="555555"/>
           <w:sz w:val="21"/>
         </w:rPr>
-        <w:t>材料收集者：杜文杰，WX手机：19519196569，QQ:3478827729</w:t>
+        <w:t>材料收集者：杜文杰，微信/手机：19519196569，QQ:3478827729</w:t>
       </w:r>
     </w:p>
     <w:sectPr>
